--- a/dq_checks/0_Data_Profiling_Report.docx
+++ b/dq_checks/0_Data_Profiling_Report.docx
@@ -23275,11 +23275,9 @@
                 <w:rFonts w:eastAsia="Trebuchet MS"/>
               </w:rPr>
             </w:pPr>
-            <w:proofErr w:type="spellStart"/>
             <w:r>
               <w:t>customer_id</w:t>
             </w:r>
-            <w:proofErr w:type="spellEnd"/>
           </w:p>
         </w:tc>
         <w:tc>
@@ -23392,11 +23390,9 @@
                 <w:rFonts w:eastAsia="Trebuchet MS"/>
               </w:rPr>
             </w:pPr>
-            <w:proofErr w:type="spellStart"/>
             <w:r>
               <w:t>bill_id</w:t>
             </w:r>
-            <w:proofErr w:type="spellEnd"/>
           </w:p>
         </w:tc>
         <w:tc>
@@ -23509,11 +23505,9 @@
                 <w:rFonts w:eastAsia="Trebuchet MS"/>
               </w:rPr>
             </w:pPr>
-            <w:proofErr w:type="spellStart"/>
             <w:r>
               <w:t>product_code</w:t>
             </w:r>
-            <w:proofErr w:type="spellEnd"/>
           </w:p>
         </w:tc>
         <w:tc>
@@ -23626,11 +23620,9 @@
                 <w:rFonts w:eastAsia="Trebuchet MS"/>
               </w:rPr>
             </w:pPr>
-            <w:proofErr w:type="spellStart"/>
             <w:r>
               <w:t>store_code</w:t>
             </w:r>
-            <w:proofErr w:type="spellEnd"/>
           </w:p>
         </w:tc>
         <w:tc>
@@ -23657,7 +23649,7 @@
               </w:rPr>
             </w:pPr>
             <w:r>
-              <w:t>TBD</w:t>
+              <w:t>1000</w:t>
             </w:r>
           </w:p>
         </w:tc>
@@ -23685,7 +23677,7 @@
               </w:rPr>
             </w:pPr>
             <w:r>
-              <w:t>TBD</w:t>
+              <w:t>0</w:t>
             </w:r>
           </w:p>
         </w:tc>
@@ -23713,7 +23705,7 @@
               </w:rPr>
             </w:pPr>
             <w:r>
-              <w:t>TBD</w:t>
+              <w:t>100%</w:t>
             </w:r>
           </w:p>
         </w:tc>
@@ -23743,11 +23735,9 @@
                 <w:rFonts w:eastAsia="Trebuchet MS"/>
               </w:rPr>
             </w:pPr>
-            <w:proofErr w:type="spellStart"/>
             <w:r>
               <w:t>employee_id</w:t>
             </w:r>
-            <w:proofErr w:type="spellEnd"/>
           </w:p>
         </w:tc>
         <w:tc>
@@ -23975,11 +23965,9 @@
                 <w:rFonts w:eastAsia="Trebuchet MS"/>
               </w:rPr>
             </w:pPr>
-            <w:proofErr w:type="spellStart"/>
             <w:r>
               <w:t>colour</w:t>
             </w:r>
-            <w:proofErr w:type="spellEnd"/>
           </w:p>
         </w:tc>
         <w:tc>
@@ -24211,12 +24199,12 @@
         <w:tblLook w:val="04A0" w:firstRow="1" w:lastRow="0" w:firstColumn="1" w:lastColumn="0" w:noHBand="0" w:noVBand="1"/>
       </w:tblPr>
       <w:tblGrid>
-        <w:gridCol w:w="2049"/>
-        <w:gridCol w:w="891"/>
-        <w:gridCol w:w="891"/>
-        <w:gridCol w:w="891"/>
-        <w:gridCol w:w="914"/>
-        <w:gridCol w:w="3705"/>
+        <w:gridCol w:w="1729"/>
+        <w:gridCol w:w="1005"/>
+        <w:gridCol w:w="1097"/>
+        <w:gridCol w:w="1097"/>
+        <w:gridCol w:w="1323"/>
+        <w:gridCol w:w="3090"/>
       </w:tblGrid>
       <w:tr>
         <w:trPr>
@@ -24449,36 +24437,18 @@
               <w:bottom w:w="240" w:type="dxa"/>
               <w:right w:w="240" w:type="dxa"/>
             </w:tcMar>
-            <w:vAlign w:val="center"/>
-            <w:hideMark/>
-          </w:tcPr>
-          <w:p>
-            <w:pPr>
-              <w:pStyle w:val="BodyText"/>
-              <w:spacing w:after="0" w:line="240" w:lineRule="auto"/>
-              <w:rPr>
-                <w:rFonts w:eastAsia="Trebuchet MS"/>
-              </w:rPr>
-            </w:pPr>
-            <w:r>
-              <w:rPr>
-                <w:rFonts w:eastAsia="Trebuchet MS"/>
-              </w:rPr>
-              <w:t>line</w:t>
-            </w:r>
-            <w:r>
-              <w:rPr>
-                <w:rFonts w:eastAsia="Trebuchet MS"/>
-                <w:i/>
-                <w:iCs/>
-              </w:rPr>
-              <w:t>item</w:t>
-            </w:r>
-            <w:r>
-              <w:rPr>
-                <w:rFonts w:eastAsia="Trebuchet MS"/>
-              </w:rPr>
-              <w:t>amount</w:t>
+            <w:hideMark/>
+          </w:tcPr>
+          <w:p>
+            <w:pPr>
+              <w:pStyle w:val="BodyText"/>
+              <w:spacing w:after="0" w:line="240" w:lineRule="auto"/>
+              <w:rPr>
+                <w:rFonts w:eastAsia="Trebuchet MS"/>
+              </w:rPr>
+            </w:pPr>
+            <w:r>
+              <w:t>lineitemamount</w:t>
             </w:r>
           </w:p>
         </w:tc>
@@ -24495,22 +24465,18 @@
               <w:bottom w:w="240" w:type="dxa"/>
               <w:right w:w="240" w:type="dxa"/>
             </w:tcMar>
-            <w:vAlign w:val="center"/>
-            <w:hideMark/>
-          </w:tcPr>
-          <w:p>
-            <w:pPr>
-              <w:pStyle w:val="BodyText"/>
-              <w:spacing w:after="0" w:line="240" w:lineRule="auto"/>
-              <w:rPr>
-                <w:rFonts w:eastAsia="Trebuchet MS"/>
-              </w:rPr>
-            </w:pPr>
-            <w:r>
-              <w:rPr>
-                <w:rFonts w:eastAsia="Trebuchet MS"/>
-              </w:rPr>
-              <w:t>TBD</w:t>
+            <w:hideMark/>
+          </w:tcPr>
+          <w:p>
+            <w:pPr>
+              <w:pStyle w:val="BodyText"/>
+              <w:spacing w:after="0" w:line="240" w:lineRule="auto"/>
+              <w:rPr>
+                <w:rFonts w:eastAsia="Trebuchet MS"/>
+              </w:rPr>
+            </w:pPr>
+            <w:r>
+              <w:t>0</w:t>
             </w:r>
           </w:p>
         </w:tc>
@@ -24527,22 +24493,18 @@
               <w:bottom w:w="240" w:type="dxa"/>
               <w:right w:w="240" w:type="dxa"/>
             </w:tcMar>
-            <w:vAlign w:val="center"/>
-            <w:hideMark/>
-          </w:tcPr>
-          <w:p>
-            <w:pPr>
-              <w:pStyle w:val="BodyText"/>
-              <w:spacing w:after="0" w:line="240" w:lineRule="auto"/>
-              <w:rPr>
-                <w:rFonts w:eastAsia="Trebuchet MS"/>
-              </w:rPr>
-            </w:pPr>
-            <w:r>
-              <w:rPr>
-                <w:rFonts w:eastAsia="Trebuchet MS"/>
-              </w:rPr>
-              <w:t>TBD</w:t>
+            <w:hideMark/>
+          </w:tcPr>
+          <w:p>
+            <w:pPr>
+              <w:pStyle w:val="BodyText"/>
+              <w:spacing w:after="0" w:line="240" w:lineRule="auto"/>
+              <w:rPr>
+                <w:rFonts w:eastAsia="Trebuchet MS"/>
+              </w:rPr>
+            </w:pPr>
+            <w:r>
+              <w:t>5332.05</w:t>
             </w:r>
           </w:p>
         </w:tc>
@@ -24559,22 +24521,18 @@
               <w:bottom w:w="240" w:type="dxa"/>
               <w:right w:w="240" w:type="dxa"/>
             </w:tcMar>
-            <w:vAlign w:val="center"/>
-            <w:hideMark/>
-          </w:tcPr>
-          <w:p>
-            <w:pPr>
-              <w:pStyle w:val="BodyText"/>
-              <w:spacing w:after="0" w:line="240" w:lineRule="auto"/>
-              <w:rPr>
-                <w:rFonts w:eastAsia="Trebuchet MS"/>
-              </w:rPr>
-            </w:pPr>
-            <w:r>
-              <w:rPr>
-                <w:rFonts w:eastAsia="Trebuchet MS"/>
-              </w:rPr>
-              <w:t>TBD</w:t>
+            <w:hideMark/>
+          </w:tcPr>
+          <w:p>
+            <w:pPr>
+              <w:pStyle w:val="BodyText"/>
+              <w:spacing w:after="0" w:line="240" w:lineRule="auto"/>
+              <w:rPr>
+                <w:rFonts w:eastAsia="Trebuchet MS"/>
+              </w:rPr>
+            </w:pPr>
+            <w:r>
+              <w:t>1390.62</w:t>
             </w:r>
           </w:p>
         </w:tc>
@@ -24591,22 +24549,18 @@
               <w:bottom w:w="240" w:type="dxa"/>
               <w:right w:w="240" w:type="dxa"/>
             </w:tcMar>
-            <w:vAlign w:val="center"/>
-            <w:hideMark/>
-          </w:tcPr>
-          <w:p>
-            <w:pPr>
-              <w:pStyle w:val="BodyText"/>
-              <w:spacing w:after="0" w:line="240" w:lineRule="auto"/>
-              <w:rPr>
-                <w:rFonts w:eastAsia="Trebuchet MS"/>
-              </w:rPr>
-            </w:pPr>
-            <w:r>
-              <w:rPr>
-                <w:rFonts w:eastAsia="Trebuchet MS"/>
-              </w:rPr>
-              <w:t>TBD</w:t>
+            <w:hideMark/>
+          </w:tcPr>
+          <w:p>
+            <w:pPr>
+              <w:pStyle w:val="BodyText"/>
+              <w:spacing w:after="0" w:line="240" w:lineRule="auto"/>
+              <w:rPr>
+                <w:rFonts w:eastAsia="Trebuchet MS"/>
+              </w:rPr>
+            </w:pPr>
+            <w:r>
+              <w:t>1,390,620</w:t>
             </w:r>
           </w:p>
         </w:tc>
@@ -24623,22 +24577,18 @@
               <w:bottom w:w="240" w:type="dxa"/>
               <w:right w:w="240" w:type="dxa"/>
             </w:tcMar>
-            <w:vAlign w:val="center"/>
-            <w:hideMark/>
-          </w:tcPr>
-          <w:p>
-            <w:pPr>
-              <w:pStyle w:val="BodyText"/>
-              <w:spacing w:after="0" w:line="240" w:lineRule="auto"/>
-              <w:rPr>
-                <w:rFonts w:eastAsia="Trebuchet MS"/>
-              </w:rPr>
-            </w:pPr>
-            <w:r>
-              <w:rPr>
-                <w:rFonts w:eastAsia="Trebuchet MS"/>
-              </w:rPr>
-              <w:t>TBD</w:t>
+            <w:hideMark/>
+          </w:tcPr>
+          <w:p>
+            <w:pPr>
+              <w:pStyle w:val="BodyText"/>
+              <w:spacing w:after="0" w:line="240" w:lineRule="auto"/>
+              <w:rPr>
+                <w:rFonts w:eastAsia="Trebuchet MS"/>
+              </w:rPr>
+            </w:pPr>
+            <w:r>
+              <w:t>0</w:t>
             </w:r>
           </w:p>
         </w:tc>
@@ -24658,21 +24608,18 @@
               <w:bottom w:w="240" w:type="dxa"/>
               <w:right w:w="240" w:type="dxa"/>
             </w:tcMar>
-            <w:vAlign w:val="center"/>
-            <w:hideMark/>
-          </w:tcPr>
-          <w:p>
-            <w:pPr>
-              <w:pStyle w:val="BodyText"/>
-              <w:spacing w:after="0" w:line="240" w:lineRule="auto"/>
-              <w:rPr>
-                <w:rFonts w:eastAsia="Trebuchet MS"/>
-              </w:rPr>
-            </w:pPr>
-            <w:r>
-              <w:rPr>
-                <w:rFonts w:eastAsia="Trebuchet MS"/>
-              </w:rPr>
+            <w:hideMark/>
+          </w:tcPr>
+          <w:p>
+            <w:pPr>
+              <w:pStyle w:val="BodyText"/>
+              <w:spacing w:after="0" w:line="240" w:lineRule="auto"/>
+              <w:rPr>
+                <w:rFonts w:eastAsia="Trebuchet MS"/>
+              </w:rPr>
+            </w:pPr>
+            <w:r>
+              <w:lastRenderedPageBreak/>
               <w:t>bill_discount</w:t>
             </w:r>
           </w:p>
@@ -24690,22 +24637,18 @@
               <w:bottom w:w="240" w:type="dxa"/>
               <w:right w:w="240" w:type="dxa"/>
             </w:tcMar>
-            <w:vAlign w:val="center"/>
-            <w:hideMark/>
-          </w:tcPr>
-          <w:p>
-            <w:pPr>
-              <w:pStyle w:val="BodyText"/>
-              <w:spacing w:after="0" w:line="240" w:lineRule="auto"/>
-              <w:rPr>
-                <w:rFonts w:eastAsia="Trebuchet MS"/>
-              </w:rPr>
-            </w:pPr>
-            <w:r>
-              <w:rPr>
-                <w:rFonts w:eastAsia="Trebuchet MS"/>
-              </w:rPr>
-              <w:t>TBD</w:t>
+            <w:hideMark/>
+          </w:tcPr>
+          <w:p>
+            <w:pPr>
+              <w:pStyle w:val="BodyText"/>
+              <w:spacing w:after="0" w:line="240" w:lineRule="auto"/>
+              <w:rPr>
+                <w:rFonts w:eastAsia="Trebuchet MS"/>
+              </w:rPr>
+            </w:pPr>
+            <w:r>
+              <w:t>0</w:t>
             </w:r>
           </w:p>
         </w:tc>
@@ -24722,22 +24665,18 @@
               <w:bottom w:w="240" w:type="dxa"/>
               <w:right w:w="240" w:type="dxa"/>
             </w:tcMar>
-            <w:vAlign w:val="center"/>
-            <w:hideMark/>
-          </w:tcPr>
-          <w:p>
-            <w:pPr>
-              <w:pStyle w:val="BodyText"/>
-              <w:spacing w:after="0" w:line="240" w:lineRule="auto"/>
-              <w:rPr>
-                <w:rFonts w:eastAsia="Trebuchet MS"/>
-              </w:rPr>
-            </w:pPr>
-            <w:r>
-              <w:rPr>
-                <w:rFonts w:eastAsia="Trebuchet MS"/>
-              </w:rPr>
-              <w:t>TBD</w:t>
+            <w:hideMark/>
+          </w:tcPr>
+          <w:p>
+            <w:pPr>
+              <w:pStyle w:val="BodyText"/>
+              <w:spacing w:after="0" w:line="240" w:lineRule="auto"/>
+              <w:rPr>
+                <w:rFonts w:eastAsia="Trebuchet MS"/>
+              </w:rPr>
+            </w:pPr>
+            <w:r>
+              <w:t>11000</w:t>
             </w:r>
           </w:p>
         </w:tc>
@@ -24754,22 +24693,18 @@
               <w:bottom w:w="240" w:type="dxa"/>
               <w:right w:w="240" w:type="dxa"/>
             </w:tcMar>
-            <w:vAlign w:val="center"/>
-            <w:hideMark/>
-          </w:tcPr>
-          <w:p>
-            <w:pPr>
-              <w:pStyle w:val="BodyText"/>
-              <w:spacing w:after="0" w:line="240" w:lineRule="auto"/>
-              <w:rPr>
-                <w:rFonts w:eastAsia="Trebuchet MS"/>
-              </w:rPr>
-            </w:pPr>
-            <w:r>
-              <w:rPr>
-                <w:rFonts w:eastAsia="Trebuchet MS"/>
-              </w:rPr>
-              <w:t>TBD</w:t>
+            <w:hideMark/>
+          </w:tcPr>
+          <w:p>
+            <w:pPr>
+              <w:pStyle w:val="BodyText"/>
+              <w:spacing w:after="0" w:line="240" w:lineRule="auto"/>
+              <w:rPr>
+                <w:rFonts w:eastAsia="Trebuchet MS"/>
+              </w:rPr>
+            </w:pPr>
+            <w:r>
+              <w:t>99.7027</w:t>
             </w:r>
           </w:p>
         </w:tc>
@@ -24786,22 +24721,18 @@
               <w:bottom w:w="240" w:type="dxa"/>
               <w:right w:w="240" w:type="dxa"/>
             </w:tcMar>
-            <w:vAlign w:val="center"/>
-            <w:hideMark/>
-          </w:tcPr>
-          <w:p>
-            <w:pPr>
-              <w:pStyle w:val="BodyText"/>
-              <w:spacing w:after="0" w:line="240" w:lineRule="auto"/>
-              <w:rPr>
-                <w:rFonts w:eastAsia="Trebuchet MS"/>
-              </w:rPr>
-            </w:pPr>
-            <w:r>
-              <w:rPr>
-                <w:rFonts w:eastAsia="Trebuchet MS"/>
-              </w:rPr>
-              <w:t>TBD</w:t>
+            <w:hideMark/>
+          </w:tcPr>
+          <w:p>
+            <w:pPr>
+              <w:pStyle w:val="BodyText"/>
+              <w:spacing w:after="0" w:line="240" w:lineRule="auto"/>
+              <w:rPr>
+                <w:rFonts w:eastAsia="Trebuchet MS"/>
+              </w:rPr>
+            </w:pPr>
+            <w:r>
+              <w:t>Not computed at source layer (SA-layer aggregate: 99,702.7)</w:t>
             </w:r>
           </w:p>
         </w:tc>
@@ -24818,22 +24749,18 @@
               <w:bottom w:w="240" w:type="dxa"/>
               <w:right w:w="240" w:type="dxa"/>
             </w:tcMar>
-            <w:vAlign w:val="center"/>
-            <w:hideMark/>
-          </w:tcPr>
-          <w:p>
-            <w:pPr>
-              <w:pStyle w:val="BodyText"/>
-              <w:spacing w:after="0" w:line="240" w:lineRule="auto"/>
-              <w:rPr>
-                <w:rFonts w:eastAsia="Trebuchet MS"/>
-              </w:rPr>
-            </w:pPr>
-            <w:r>
-              <w:rPr>
-                <w:rFonts w:eastAsia="Trebuchet MS"/>
-              </w:rPr>
-              <w:t>TBD</w:t>
+            <w:hideMark/>
+          </w:tcPr>
+          <w:p>
+            <w:pPr>
+              <w:pStyle w:val="BodyText"/>
+              <w:spacing w:after="0" w:line="240" w:lineRule="auto"/>
+              <w:rPr>
+                <w:rFonts w:eastAsia="Trebuchet MS"/>
+              </w:rPr>
+            </w:pPr>
+            <w:r>
+              <w:t>0</w:t>
             </w:r>
           </w:p>
         </w:tc>
@@ -24853,21 +24780,17 @@
               <w:bottom w:w="240" w:type="dxa"/>
               <w:right w:w="240" w:type="dxa"/>
             </w:tcMar>
-            <w:vAlign w:val="center"/>
-            <w:hideMark/>
-          </w:tcPr>
-          <w:p>
-            <w:pPr>
-              <w:pStyle w:val="BodyText"/>
-              <w:spacing w:after="0" w:line="240" w:lineRule="auto"/>
-              <w:rPr>
-                <w:rFonts w:eastAsia="Trebuchet MS"/>
-              </w:rPr>
-            </w:pPr>
-            <w:r>
-              <w:rPr>
-                <w:rFonts w:eastAsia="Trebuchet MS"/>
-              </w:rPr>
+            <w:hideMark/>
+          </w:tcPr>
+          <w:p>
+            <w:pPr>
+              <w:pStyle w:val="BodyText"/>
+              <w:spacing w:after="0" w:line="240" w:lineRule="auto"/>
+              <w:rPr>
+                <w:rFonts w:eastAsia="Trebuchet MS"/>
+              </w:rPr>
+            </w:pPr>
+            <w:r>
               <w:t>min_amount</w:t>
             </w:r>
           </w:p>
@@ -24885,22 +24808,18 @@
               <w:bottom w:w="240" w:type="dxa"/>
               <w:right w:w="240" w:type="dxa"/>
             </w:tcMar>
-            <w:vAlign w:val="center"/>
-            <w:hideMark/>
-          </w:tcPr>
-          <w:p>
-            <w:pPr>
-              <w:pStyle w:val="BodyText"/>
-              <w:spacing w:after="0" w:line="240" w:lineRule="auto"/>
-              <w:rPr>
-                <w:rFonts w:eastAsia="Trebuchet MS"/>
-              </w:rPr>
-            </w:pPr>
-            <w:r>
-              <w:rPr>
-                <w:rFonts w:eastAsia="Trebuchet MS"/>
-              </w:rPr>
-              <w:t>TBD</w:t>
+            <w:hideMark/>
+          </w:tcPr>
+          <w:p>
+            <w:pPr>
+              <w:pStyle w:val="BodyText"/>
+              <w:spacing w:after="0" w:line="240" w:lineRule="auto"/>
+              <w:rPr>
+                <w:rFonts w:eastAsia="Trebuchet MS"/>
+              </w:rPr>
+            </w:pPr>
+            <w:r>
+              <w:t>0.0001</w:t>
             </w:r>
           </w:p>
         </w:tc>
@@ -24917,22 +24836,18 @@
               <w:bottom w:w="240" w:type="dxa"/>
               <w:right w:w="240" w:type="dxa"/>
             </w:tcMar>
-            <w:vAlign w:val="center"/>
-            <w:hideMark/>
-          </w:tcPr>
-          <w:p>
-            <w:pPr>
-              <w:pStyle w:val="BodyText"/>
-              <w:spacing w:after="0" w:line="240" w:lineRule="auto"/>
-              <w:rPr>
-                <w:rFonts w:eastAsia="Trebuchet MS"/>
-              </w:rPr>
-            </w:pPr>
-            <w:r>
-              <w:rPr>
-                <w:rFonts w:eastAsia="Trebuchet MS"/>
-              </w:rPr>
-              <w:t>TBD</w:t>
+            <w:hideMark/>
+          </w:tcPr>
+          <w:p>
+            <w:pPr>
+              <w:pStyle w:val="BodyText"/>
+              <w:spacing w:after="0" w:line="240" w:lineRule="auto"/>
+              <w:rPr>
+                <w:rFonts w:eastAsia="Trebuchet MS"/>
+              </w:rPr>
+            </w:pPr>
+            <w:r>
+              <w:t>3257.95</w:t>
             </w:r>
           </w:p>
         </w:tc>
@@ -24949,22 +24864,18 @@
               <w:bottom w:w="240" w:type="dxa"/>
               <w:right w:w="240" w:type="dxa"/>
             </w:tcMar>
-            <w:vAlign w:val="center"/>
-            <w:hideMark/>
-          </w:tcPr>
-          <w:p>
-            <w:pPr>
-              <w:pStyle w:val="BodyText"/>
-              <w:spacing w:after="0" w:line="240" w:lineRule="auto"/>
-              <w:rPr>
-                <w:rFonts w:eastAsia="Trebuchet MS"/>
-              </w:rPr>
-            </w:pPr>
-            <w:r>
-              <w:rPr>
-                <w:rFonts w:eastAsia="Trebuchet MS"/>
-              </w:rPr>
-              <w:t>TBD</w:t>
+            <w:hideMark/>
+          </w:tcPr>
+          <w:p>
+            <w:pPr>
+              <w:pStyle w:val="BodyText"/>
+              <w:spacing w:after="0" w:line="240" w:lineRule="auto"/>
+              <w:rPr>
+                <w:rFonts w:eastAsia="Trebuchet MS"/>
+              </w:rPr>
+            </w:pPr>
+            <w:r>
+              <w:t>506.927</w:t>
             </w:r>
           </w:p>
         </w:tc>
@@ -24981,22 +24892,18 @@
               <w:bottom w:w="240" w:type="dxa"/>
               <w:right w:w="240" w:type="dxa"/>
             </w:tcMar>
-            <w:vAlign w:val="center"/>
-            <w:hideMark/>
-          </w:tcPr>
-          <w:p>
-            <w:pPr>
-              <w:pStyle w:val="BodyText"/>
-              <w:spacing w:after="0" w:line="240" w:lineRule="auto"/>
-              <w:rPr>
-                <w:rFonts w:eastAsia="Trebuchet MS"/>
-              </w:rPr>
-            </w:pPr>
-            <w:r>
-              <w:rPr>
-                <w:rFonts w:eastAsia="Trebuchet MS"/>
-              </w:rPr>
-              <w:t>TBD</w:t>
+            <w:hideMark/>
+          </w:tcPr>
+          <w:p>
+            <w:pPr>
+              <w:pStyle w:val="BodyText"/>
+              <w:spacing w:after="0" w:line="240" w:lineRule="auto"/>
+              <w:rPr>
+                <w:rFonts w:eastAsia="Trebuchet MS"/>
+              </w:rPr>
+            </w:pPr>
+            <w:r>
+              <w:t>Not computed at source layer (SA-layer aggregate: 506,927)</w:t>
             </w:r>
           </w:p>
         </w:tc>
@@ -25013,22 +24920,18 @@
               <w:bottom w:w="240" w:type="dxa"/>
               <w:right w:w="240" w:type="dxa"/>
             </w:tcMar>
-            <w:vAlign w:val="center"/>
-            <w:hideMark/>
-          </w:tcPr>
-          <w:p>
-            <w:pPr>
-              <w:pStyle w:val="BodyText"/>
-              <w:spacing w:after="0" w:line="240" w:lineRule="auto"/>
-              <w:rPr>
-                <w:rFonts w:eastAsia="Trebuchet MS"/>
-              </w:rPr>
-            </w:pPr>
-            <w:r>
-              <w:rPr>
-                <w:rFonts w:eastAsia="Trebuchet MS"/>
-              </w:rPr>
-              <w:t>TBD</w:t>
+            <w:hideMark/>
+          </w:tcPr>
+          <w:p>
+            <w:pPr>
+              <w:pStyle w:val="BodyText"/>
+              <w:spacing w:after="0" w:line="240" w:lineRule="auto"/>
+              <w:rPr>
+                <w:rFonts w:eastAsia="Trebuchet MS"/>
+              </w:rPr>
+            </w:pPr>
+            <w:r>
+              <w:t>0</w:t>
             </w:r>
           </w:p>
         </w:tc>
@@ -25048,21 +24951,17 @@
               <w:bottom w:w="240" w:type="dxa"/>
               <w:right w:w="240" w:type="dxa"/>
             </w:tcMar>
-            <w:vAlign w:val="center"/>
-            <w:hideMark/>
-          </w:tcPr>
-          <w:p>
-            <w:pPr>
-              <w:pStyle w:val="BodyText"/>
-              <w:spacing w:after="0" w:line="240" w:lineRule="auto"/>
-              <w:rPr>
-                <w:rFonts w:eastAsia="Trebuchet MS"/>
-              </w:rPr>
-            </w:pPr>
-            <w:r>
-              <w:rPr>
-                <w:rFonts w:eastAsia="Trebuchet MS"/>
-              </w:rPr>
+            <w:hideMark/>
+          </w:tcPr>
+          <w:p>
+            <w:pPr>
+              <w:pStyle w:val="BodyText"/>
+              <w:spacing w:after="0" w:line="240" w:lineRule="auto"/>
+              <w:rPr>
+                <w:rFonts w:eastAsia="Trebuchet MS"/>
+              </w:rPr>
+            </w:pPr>
+            <w:r>
               <w:t>cost</w:t>
             </w:r>
           </w:p>
@@ -25080,22 +24979,18 @@
               <w:bottom w:w="240" w:type="dxa"/>
               <w:right w:w="240" w:type="dxa"/>
             </w:tcMar>
-            <w:vAlign w:val="center"/>
-            <w:hideMark/>
-          </w:tcPr>
-          <w:p>
-            <w:pPr>
-              <w:pStyle w:val="BodyText"/>
-              <w:spacing w:after="0" w:line="240" w:lineRule="auto"/>
-              <w:rPr>
-                <w:rFonts w:eastAsia="Trebuchet MS"/>
-              </w:rPr>
-            </w:pPr>
-            <w:r>
-              <w:rPr>
-                <w:rFonts w:eastAsia="Trebuchet MS"/>
-              </w:rPr>
-              <w:t>TBD</w:t>
+            <w:hideMark/>
+          </w:tcPr>
+          <w:p>
+            <w:pPr>
+              <w:pStyle w:val="BodyText"/>
+              <w:spacing w:after="0" w:line="240" w:lineRule="auto"/>
+              <w:rPr>
+                <w:rFonts w:eastAsia="Trebuchet MS"/>
+              </w:rPr>
+            </w:pPr>
+            <w:r>
+              <w:t>-0.1</w:t>
             </w:r>
           </w:p>
         </w:tc>
@@ -25112,22 +25007,18 @@
               <w:bottom w:w="240" w:type="dxa"/>
               <w:right w:w="240" w:type="dxa"/>
             </w:tcMar>
-            <w:vAlign w:val="center"/>
-            <w:hideMark/>
-          </w:tcPr>
-          <w:p>
-            <w:pPr>
-              <w:pStyle w:val="BodyText"/>
-              <w:spacing w:after="0" w:line="240" w:lineRule="auto"/>
-              <w:rPr>
-                <w:rFonts w:eastAsia="Trebuchet MS"/>
-              </w:rPr>
-            </w:pPr>
-            <w:r>
-              <w:rPr>
-                <w:rFonts w:eastAsia="Trebuchet MS"/>
-              </w:rPr>
-              <w:t>TBD</w:t>
+            <w:hideMark/>
+          </w:tcPr>
+          <w:p>
+            <w:pPr>
+              <w:pStyle w:val="BodyText"/>
+              <w:spacing w:after="0" w:line="240" w:lineRule="auto"/>
+              <w:rPr>
+                <w:rFonts w:eastAsia="Trebuchet MS"/>
+              </w:rPr>
+            </w:pPr>
+            <w:r>
+              <w:t>2931.9</w:t>
             </w:r>
           </w:p>
         </w:tc>
@@ -25144,22 +25035,18 @@
               <w:bottom w:w="240" w:type="dxa"/>
               <w:right w:w="240" w:type="dxa"/>
             </w:tcMar>
-            <w:vAlign w:val="center"/>
-            <w:hideMark/>
-          </w:tcPr>
-          <w:p>
-            <w:pPr>
-              <w:pStyle w:val="BodyText"/>
-              <w:spacing w:after="0" w:line="240" w:lineRule="auto"/>
-              <w:rPr>
-                <w:rFonts w:eastAsia="Trebuchet MS"/>
-              </w:rPr>
-            </w:pPr>
-            <w:r>
-              <w:rPr>
-                <w:rFonts w:eastAsia="Trebuchet MS"/>
-              </w:rPr>
-              <w:t>TBD</w:t>
+            <w:hideMark/>
+          </w:tcPr>
+          <w:p>
+            <w:pPr>
+              <w:pStyle w:val="BodyText"/>
+              <w:spacing w:after="0" w:line="240" w:lineRule="auto"/>
+              <w:rPr>
+                <w:rFonts w:eastAsia="Trebuchet MS"/>
+              </w:rPr>
+            </w:pPr>
+            <w:r>
+              <w:t>455.84</w:t>
             </w:r>
           </w:p>
         </w:tc>
@@ -25176,22 +25063,18 @@
               <w:bottom w:w="240" w:type="dxa"/>
               <w:right w:w="240" w:type="dxa"/>
             </w:tcMar>
-            <w:vAlign w:val="center"/>
-            <w:hideMark/>
-          </w:tcPr>
-          <w:p>
-            <w:pPr>
-              <w:pStyle w:val="BodyText"/>
-              <w:spacing w:after="0" w:line="240" w:lineRule="auto"/>
-              <w:rPr>
-                <w:rFonts w:eastAsia="Trebuchet MS"/>
-              </w:rPr>
-            </w:pPr>
-            <w:r>
-              <w:rPr>
-                <w:rFonts w:eastAsia="Trebuchet MS"/>
-              </w:rPr>
-              <w:t>TBD</w:t>
+            <w:hideMark/>
+          </w:tcPr>
+          <w:p>
+            <w:pPr>
+              <w:pStyle w:val="BodyText"/>
+              <w:spacing w:after="0" w:line="240" w:lineRule="auto"/>
+              <w:rPr>
+                <w:rFonts w:eastAsia="Trebuchet MS"/>
+              </w:rPr>
+            </w:pPr>
+            <w:r>
+              <w:t>Not computed at source layer (SA-layer aggregate: 455,840)</w:t>
             </w:r>
           </w:p>
         </w:tc>
@@ -25208,22 +25091,18 @@
               <w:bottom w:w="240" w:type="dxa"/>
               <w:right w:w="240" w:type="dxa"/>
             </w:tcMar>
-            <w:vAlign w:val="center"/>
-            <w:hideMark/>
-          </w:tcPr>
-          <w:p>
-            <w:pPr>
-              <w:pStyle w:val="BodyText"/>
-              <w:spacing w:after="0" w:line="240" w:lineRule="auto"/>
-              <w:rPr>
-                <w:rFonts w:eastAsia="Trebuchet MS"/>
-              </w:rPr>
-            </w:pPr>
-            <w:r>
-              <w:rPr>
-                <w:rFonts w:eastAsia="Trebuchet MS"/>
-              </w:rPr>
-              <w:t>TBD</w:t>
+            <w:hideMark/>
+          </w:tcPr>
+          <w:p>
+            <w:pPr>
+              <w:pStyle w:val="BodyText"/>
+              <w:spacing w:after="0" w:line="240" w:lineRule="auto"/>
+              <w:rPr>
+                <w:rFonts w:eastAsia="Trebuchet MS"/>
+              </w:rPr>
+            </w:pPr>
+            <w:r>
+              <w:t>0</w:t>
             </w:r>
           </w:p>
         </w:tc>
@@ -25243,22 +25122,17 @@
               <w:bottom w:w="240" w:type="dxa"/>
               <w:right w:w="240" w:type="dxa"/>
             </w:tcMar>
-            <w:vAlign w:val="center"/>
-            <w:hideMark/>
-          </w:tcPr>
-          <w:p>
-            <w:pPr>
-              <w:pStyle w:val="BodyText"/>
-              <w:spacing w:after="0" w:line="240" w:lineRule="auto"/>
-              <w:rPr>
-                <w:rFonts w:eastAsia="Trebuchet MS"/>
-              </w:rPr>
-            </w:pPr>
-            <w:r>
-              <w:rPr>
-                <w:rFonts w:eastAsia="Trebuchet MS"/>
-              </w:rPr>
-              <w:lastRenderedPageBreak/>
+            <w:hideMark/>
+          </w:tcPr>
+          <w:p>
+            <w:pPr>
+              <w:pStyle w:val="BodyText"/>
+              <w:spacing w:after="0" w:line="240" w:lineRule="auto"/>
+              <w:rPr>
+                <w:rFonts w:eastAsia="Trebuchet MS"/>
+              </w:rPr>
+            </w:pPr>
+            <w:r>
               <w:t>quantity_sold</w:t>
             </w:r>
           </w:p>
@@ -25276,22 +25150,18 @@
               <w:bottom w:w="240" w:type="dxa"/>
               <w:right w:w="240" w:type="dxa"/>
             </w:tcMar>
-            <w:vAlign w:val="center"/>
-            <w:hideMark/>
-          </w:tcPr>
-          <w:p>
-            <w:pPr>
-              <w:pStyle w:val="BodyText"/>
-              <w:spacing w:after="0" w:line="240" w:lineRule="auto"/>
-              <w:rPr>
-                <w:rFonts w:eastAsia="Trebuchet MS"/>
-              </w:rPr>
-            </w:pPr>
-            <w:r>
-              <w:rPr>
-                <w:rFonts w:eastAsia="Trebuchet MS"/>
-              </w:rPr>
-              <w:t>TBD</w:t>
+            <w:hideMark/>
+          </w:tcPr>
+          <w:p>
+            <w:pPr>
+              <w:pStyle w:val="BodyText"/>
+              <w:spacing w:after="0" w:line="240" w:lineRule="auto"/>
+              <w:rPr>
+                <w:rFonts w:eastAsia="Trebuchet MS"/>
+              </w:rPr>
+            </w:pPr>
+            <w:r>
+              <w:t>1</w:t>
             </w:r>
           </w:p>
         </w:tc>
@@ -25308,22 +25178,18 @@
               <w:bottom w:w="240" w:type="dxa"/>
               <w:right w:w="240" w:type="dxa"/>
             </w:tcMar>
-            <w:vAlign w:val="center"/>
-            <w:hideMark/>
-          </w:tcPr>
-          <w:p>
-            <w:pPr>
-              <w:pStyle w:val="BodyText"/>
-              <w:spacing w:after="0" w:line="240" w:lineRule="auto"/>
-              <w:rPr>
-                <w:rFonts w:eastAsia="Trebuchet MS"/>
-              </w:rPr>
-            </w:pPr>
-            <w:r>
-              <w:rPr>
-                <w:rFonts w:eastAsia="Trebuchet MS"/>
-              </w:rPr>
-              <w:t>TBD</w:t>
+            <w:hideMark/>
+          </w:tcPr>
+          <w:p>
+            <w:pPr>
+              <w:pStyle w:val="BodyText"/>
+              <w:spacing w:after="0" w:line="240" w:lineRule="auto"/>
+              <w:rPr>
+                <w:rFonts w:eastAsia="Trebuchet MS"/>
+              </w:rPr>
+            </w:pPr>
+            <w:r>
+              <w:t>1</w:t>
             </w:r>
           </w:p>
         </w:tc>
@@ -25340,22 +25206,18 @@
               <w:bottom w:w="240" w:type="dxa"/>
               <w:right w:w="240" w:type="dxa"/>
             </w:tcMar>
-            <w:vAlign w:val="center"/>
-            <w:hideMark/>
-          </w:tcPr>
-          <w:p>
-            <w:pPr>
-              <w:pStyle w:val="BodyText"/>
-              <w:spacing w:after="0" w:line="240" w:lineRule="auto"/>
-              <w:rPr>
-                <w:rFonts w:eastAsia="Trebuchet MS"/>
-              </w:rPr>
-            </w:pPr>
-            <w:r>
-              <w:rPr>
-                <w:rFonts w:eastAsia="Trebuchet MS"/>
-              </w:rPr>
-              <w:t>TBD</w:t>
+            <w:hideMark/>
+          </w:tcPr>
+          <w:p>
+            <w:pPr>
+              <w:pStyle w:val="BodyText"/>
+              <w:spacing w:after="0" w:line="240" w:lineRule="auto"/>
+              <w:rPr>
+                <w:rFonts w:eastAsia="Trebuchet MS"/>
+              </w:rPr>
+            </w:pPr>
+            <w:r>
+              <w:t>1</w:t>
             </w:r>
           </w:p>
         </w:tc>
@@ -25372,22 +25234,18 @@
               <w:bottom w:w="240" w:type="dxa"/>
               <w:right w:w="240" w:type="dxa"/>
             </w:tcMar>
-            <w:vAlign w:val="center"/>
-            <w:hideMark/>
-          </w:tcPr>
-          <w:p>
-            <w:pPr>
-              <w:pStyle w:val="BodyText"/>
-              <w:spacing w:after="0" w:line="240" w:lineRule="auto"/>
-              <w:rPr>
-                <w:rFonts w:eastAsia="Trebuchet MS"/>
-              </w:rPr>
-            </w:pPr>
-            <w:r>
-              <w:rPr>
-                <w:rFonts w:eastAsia="Trebuchet MS"/>
-              </w:rPr>
-              <w:t>TBD</w:t>
+            <w:hideMark/>
+          </w:tcPr>
+          <w:p>
+            <w:pPr>
+              <w:pStyle w:val="BodyText"/>
+              <w:spacing w:after="0" w:line="240" w:lineRule="auto"/>
+              <w:rPr>
+                <w:rFonts w:eastAsia="Trebuchet MS"/>
+              </w:rPr>
+            </w:pPr>
+            <w:r>
+              <w:t>Not computed at source layer (SA-layer aggregate: 995)</w:t>
             </w:r>
           </w:p>
         </w:tc>
@@ -25404,22 +25262,18 @@
               <w:bottom w:w="240" w:type="dxa"/>
               <w:right w:w="240" w:type="dxa"/>
             </w:tcMar>
-            <w:vAlign w:val="center"/>
-            <w:hideMark/>
-          </w:tcPr>
-          <w:p>
-            <w:pPr>
-              <w:pStyle w:val="BodyText"/>
-              <w:spacing w:after="0" w:line="240" w:lineRule="auto"/>
-              <w:rPr>
-                <w:rFonts w:eastAsia="Trebuchet MS"/>
-              </w:rPr>
-            </w:pPr>
-            <w:r>
-              <w:rPr>
-                <w:rFonts w:eastAsia="Trebuchet MS"/>
-              </w:rPr>
-              <w:t>TBD</w:t>
+            <w:hideMark/>
+          </w:tcPr>
+          <w:p>
+            <w:pPr>
+              <w:pStyle w:val="BodyText"/>
+              <w:spacing w:after="0" w:line="240" w:lineRule="auto"/>
+              <w:rPr>
+                <w:rFonts w:eastAsia="Trebuchet MS"/>
+              </w:rPr>
+            </w:pPr>
+            <w:r>
+              <w:t>0</w:t>
             </w:r>
           </w:p>
         </w:tc>
@@ -25439,21 +25293,17 @@
               <w:bottom w:w="240" w:type="dxa"/>
               <w:right w:w="240" w:type="dxa"/>
             </w:tcMar>
-            <w:vAlign w:val="center"/>
-            <w:hideMark/>
-          </w:tcPr>
-          <w:p>
-            <w:pPr>
-              <w:pStyle w:val="BodyText"/>
-              <w:spacing w:after="0" w:line="240" w:lineRule="auto"/>
-              <w:rPr>
-                <w:rFonts w:eastAsia="Trebuchet MS"/>
-              </w:rPr>
-            </w:pPr>
-            <w:r>
-              <w:rPr>
-                <w:rFonts w:eastAsia="Trebuchet MS"/>
-              </w:rPr>
+            <w:hideMark/>
+          </w:tcPr>
+          <w:p>
+            <w:pPr>
+              <w:pStyle w:val="BodyText"/>
+              <w:spacing w:after="0" w:line="240" w:lineRule="auto"/>
+              <w:rPr>
+                <w:rFonts w:eastAsia="Trebuchet MS"/>
+              </w:rPr>
+            </w:pPr>
+            <w:r>
               <w:t>customer_age</w:t>
             </w:r>
           </w:p>
@@ -25471,22 +25321,18 @@
               <w:bottom w:w="240" w:type="dxa"/>
               <w:right w:w="240" w:type="dxa"/>
             </w:tcMar>
-            <w:vAlign w:val="center"/>
-            <w:hideMark/>
-          </w:tcPr>
-          <w:p>
-            <w:pPr>
-              <w:pStyle w:val="BodyText"/>
-              <w:spacing w:after="0" w:line="240" w:lineRule="auto"/>
-              <w:rPr>
-                <w:rFonts w:eastAsia="Trebuchet MS"/>
-              </w:rPr>
-            </w:pPr>
-            <w:r>
-              <w:rPr>
-                <w:rFonts w:eastAsia="Trebuchet MS"/>
-              </w:rPr>
-              <w:t>TBD</w:t>
+            <w:hideMark/>
+          </w:tcPr>
+          <w:p>
+            <w:pPr>
+              <w:pStyle w:val="BodyText"/>
+              <w:spacing w:after="0" w:line="240" w:lineRule="auto"/>
+              <w:rPr>
+                <w:rFonts w:eastAsia="Trebuchet MS"/>
+              </w:rPr>
+            </w:pPr>
+            <w:r>
+              <w:t>18</w:t>
             </w:r>
           </w:p>
         </w:tc>
@@ -25503,22 +25349,18 @@
               <w:bottom w:w="240" w:type="dxa"/>
               <w:right w:w="240" w:type="dxa"/>
             </w:tcMar>
-            <w:vAlign w:val="center"/>
-            <w:hideMark/>
-          </w:tcPr>
-          <w:p>
-            <w:pPr>
-              <w:pStyle w:val="BodyText"/>
-              <w:spacing w:after="0" w:line="240" w:lineRule="auto"/>
-              <w:rPr>
-                <w:rFonts w:eastAsia="Trebuchet MS"/>
-              </w:rPr>
-            </w:pPr>
-            <w:r>
-              <w:rPr>
-                <w:rFonts w:eastAsia="Trebuchet MS"/>
-              </w:rPr>
-              <w:t>TBD</w:t>
+            <w:hideMark/>
+          </w:tcPr>
+          <w:p>
+            <w:pPr>
+              <w:pStyle w:val="BodyText"/>
+              <w:spacing w:after="0" w:line="240" w:lineRule="auto"/>
+              <w:rPr>
+                <w:rFonts w:eastAsia="Trebuchet MS"/>
+              </w:rPr>
+            </w:pPr>
+            <w:r>
+              <w:t>90</w:t>
             </w:r>
           </w:p>
         </w:tc>
@@ -25535,22 +25377,18 @@
               <w:bottom w:w="240" w:type="dxa"/>
               <w:right w:w="240" w:type="dxa"/>
             </w:tcMar>
-            <w:vAlign w:val="center"/>
-            <w:hideMark/>
-          </w:tcPr>
-          <w:p>
-            <w:pPr>
-              <w:pStyle w:val="BodyText"/>
-              <w:spacing w:after="0" w:line="240" w:lineRule="auto"/>
-              <w:rPr>
-                <w:rFonts w:eastAsia="Trebuchet MS"/>
-              </w:rPr>
-            </w:pPr>
-            <w:r>
-              <w:rPr>
-                <w:rFonts w:eastAsia="Trebuchet MS"/>
-              </w:rPr>
-              <w:t>TBD</w:t>
+            <w:hideMark/>
+          </w:tcPr>
+          <w:p>
+            <w:pPr>
+              <w:pStyle w:val="BodyText"/>
+              <w:spacing w:after="0" w:line="240" w:lineRule="auto"/>
+              <w:rPr>
+                <w:rFonts w:eastAsia="Trebuchet MS"/>
+              </w:rPr>
+            </w:pPr>
+            <w:r>
+              <w:t>52.845</w:t>
             </w:r>
           </w:p>
         </w:tc>
@@ -25567,22 +25405,18 @@
               <w:bottom w:w="240" w:type="dxa"/>
               <w:right w:w="240" w:type="dxa"/>
             </w:tcMar>
-            <w:vAlign w:val="center"/>
-            <w:hideMark/>
-          </w:tcPr>
-          <w:p>
-            <w:pPr>
-              <w:pStyle w:val="BodyText"/>
-              <w:spacing w:after="0" w:line="240" w:lineRule="auto"/>
-              <w:rPr>
-                <w:rFonts w:eastAsia="Trebuchet MS"/>
-              </w:rPr>
-            </w:pPr>
-            <w:r>
-              <w:rPr>
-                <w:rFonts w:eastAsia="Trebuchet MS"/>
-              </w:rPr>
-              <w:t>TBD</w:t>
+            <w:hideMark/>
+          </w:tcPr>
+          <w:p>
+            <w:pPr>
+              <w:pStyle w:val="BodyText"/>
+              <w:spacing w:after="0" w:line="240" w:lineRule="auto"/>
+              <w:rPr>
+                <w:rFonts w:eastAsia="Trebuchet MS"/>
+              </w:rPr>
+            </w:pPr>
+            <w:r>
+              <w:t>Not computed at source layer</w:t>
             </w:r>
           </w:p>
         </w:tc>
@@ -25599,22 +25433,18 @@
               <w:bottom w:w="240" w:type="dxa"/>
               <w:right w:w="240" w:type="dxa"/>
             </w:tcMar>
-            <w:vAlign w:val="center"/>
-            <w:hideMark/>
-          </w:tcPr>
-          <w:p>
-            <w:pPr>
-              <w:pStyle w:val="BodyText"/>
-              <w:spacing w:after="0" w:line="240" w:lineRule="auto"/>
-              <w:rPr>
-                <w:rFonts w:eastAsia="Trebuchet MS"/>
-              </w:rPr>
-            </w:pPr>
-            <w:r>
-              <w:rPr>
-                <w:rFonts w:eastAsia="Trebuchet MS"/>
-              </w:rPr>
-              <w:t>TBD</w:t>
+            <w:hideMark/>
+          </w:tcPr>
+          <w:p>
+            <w:pPr>
+              <w:pStyle w:val="BodyText"/>
+              <w:spacing w:after="0" w:line="240" w:lineRule="auto"/>
+              <w:rPr>
+                <w:rFonts w:eastAsia="Trebuchet MS"/>
+              </w:rPr>
+            </w:pPr>
+            <w:r>
+              <w:t>N/A (not consumed downstream)</w:t>
             </w:r>
           </w:p>
         </w:tc>
@@ -25688,6 +25518,7 @@
               <w:rPr>
                 <w:rFonts w:eastAsia="Trebuchet MS"/>
               </w:rPr>
+              <w:lastRenderedPageBreak/>
               <w:t>Column</w:t>
             </w:r>
           </w:p>
@@ -25875,11 +25706,9 @@
                 <w:rFonts w:eastAsia="Trebuchet MS"/>
               </w:rPr>
             </w:pPr>
-            <w:proofErr w:type="spellStart"/>
             <w:r>
               <w:t>payment_method</w:t>
             </w:r>
-            <w:proofErr w:type="spellEnd"/>
           </w:p>
         </w:tc>
         <w:tc>
@@ -25964,11 +25793,9 @@
                 <w:rFonts w:eastAsia="Trebuchet MS"/>
               </w:rPr>
             </w:pPr>
-            <w:proofErr w:type="spellStart"/>
             <w:r>
               <w:t>zone_code</w:t>
             </w:r>
-            <w:proofErr w:type="spellEnd"/>
           </w:p>
         </w:tc>
         <w:tc>
@@ -26053,11 +25880,9 @@
                 <w:rFonts w:eastAsia="Trebuchet MS"/>
               </w:rPr>
             </w:pPr>
-            <w:proofErr w:type="spellStart"/>
             <w:r>
               <w:t>top_category</w:t>
             </w:r>
-            <w:proofErr w:type="spellEnd"/>
           </w:p>
         </w:tc>
         <w:tc>
@@ -26316,11 +26141,9 @@
                 <w:rFonts w:eastAsia="Trebuchet MS"/>
               </w:rPr>
             </w:pPr>
-            <w:proofErr w:type="spellStart"/>
             <w:r>
               <w:t>customer_gender</w:t>
             </w:r>
-            <w:proofErr w:type="spellEnd"/>
           </w:p>
         </w:tc>
         <w:tc>
@@ -26904,7 +26727,6 @@
               <w:rPr>
                 <w:rFonts w:eastAsia="Trebuchet MS"/>
               </w:rPr>
-              <w:lastRenderedPageBreak/>
               <w:t>Duplicate (bill</w:t>
             </w:r>
             <w:r>
@@ -27040,6 +26862,7 @@
               <w:rPr>
                 <w:rFonts w:eastAsia="Trebuchet MS"/>
               </w:rPr>
+              <w:lastRenderedPageBreak/>
               <w:t>Metric</w:t>
             </w:r>
           </w:p>
@@ -27486,11 +27309,9 @@
                 <w:rFonts w:eastAsia="Trebuchet MS"/>
               </w:rPr>
             </w:pPr>
-            <w:proofErr w:type="spellStart"/>
             <w:r>
               <w:t>user_id</w:t>
             </w:r>
-            <w:proofErr w:type="spellEnd"/>
           </w:p>
         </w:tc>
         <w:tc>
@@ -27603,11 +27424,9 @@
                 <w:rFonts w:eastAsia="Trebuchet MS"/>
               </w:rPr>
             </w:pPr>
-            <w:proofErr w:type="spellStart"/>
             <w:r>
               <w:t>payment_id</w:t>
             </w:r>
-            <w:proofErr w:type="spellEnd"/>
           </w:p>
         </w:tc>
         <w:tc>
@@ -27720,11 +27539,9 @@
                 <w:rFonts w:eastAsia="Trebuchet MS"/>
               </w:rPr>
             </w:pPr>
-            <w:proofErr w:type="spellStart"/>
             <w:r>
               <w:t>product_code</w:t>
             </w:r>
-            <w:proofErr w:type="spellEnd"/>
           </w:p>
         </w:tc>
         <w:tc>
@@ -27837,11 +27654,9 @@
                 <w:rFonts w:eastAsia="Trebuchet MS"/>
               </w:rPr>
             </w:pPr>
-            <w:proofErr w:type="spellStart"/>
             <w:r>
               <w:t>ee_id</w:t>
             </w:r>
-            <w:proofErr w:type="spellEnd"/>
           </w:p>
         </w:tc>
         <w:tc>
@@ -28069,11 +27884,9 @@
                 <w:rFonts w:eastAsia="Trebuchet MS"/>
               </w:rPr>
             </w:pPr>
-            <w:proofErr w:type="spellStart"/>
             <w:r>
               <w:t>product_type</w:t>
             </w:r>
-            <w:proofErr w:type="spellEnd"/>
           </w:p>
         </w:tc>
         <w:tc>
@@ -28100,7 +27913,7 @@
               </w:rPr>
             </w:pPr>
             <w:r>
-              <w:t>TBD</w:t>
+              <w:t>1000</w:t>
             </w:r>
           </w:p>
         </w:tc>
@@ -28128,7 +27941,7 @@
               </w:rPr>
             </w:pPr>
             <w:r>
-              <w:t>TBD</w:t>
+              <w:t>0</w:t>
             </w:r>
           </w:p>
         </w:tc>
@@ -28156,7 +27969,7 @@
               </w:rPr>
             </w:pPr>
             <w:r>
-              <w:t>TBD</w:t>
+              <w:t>100%</w:t>
             </w:r>
           </w:p>
         </w:tc>
@@ -28190,12 +28003,12 @@
         <w:tblLook w:val="04A0" w:firstRow="1" w:lastRow="0" w:firstColumn="1" w:lastColumn="0" w:noHBand="0" w:noVBand="1"/>
       </w:tblPr>
       <w:tblGrid>
-        <w:gridCol w:w="1865"/>
-        <w:gridCol w:w="914"/>
-        <w:gridCol w:w="915"/>
-        <w:gridCol w:w="915"/>
-        <w:gridCol w:w="938"/>
-        <w:gridCol w:w="3794"/>
+        <w:gridCol w:w="1624"/>
+        <w:gridCol w:w="771"/>
+        <w:gridCol w:w="1142"/>
+        <w:gridCol w:w="1142"/>
+        <w:gridCol w:w="1384"/>
+        <w:gridCol w:w="3278"/>
       </w:tblGrid>
       <w:tr>
         <w:trPr>
@@ -28428,21 +28241,17 @@
               <w:bottom w:w="240" w:type="dxa"/>
               <w:right w:w="240" w:type="dxa"/>
             </w:tcMar>
-            <w:vAlign w:val="center"/>
-            <w:hideMark/>
-          </w:tcPr>
-          <w:p>
-            <w:pPr>
-              <w:pStyle w:val="BodyText"/>
-              <w:spacing w:after="0" w:line="240" w:lineRule="auto"/>
-              <w:rPr>
-                <w:rFonts w:eastAsia="Trebuchet MS"/>
-              </w:rPr>
-            </w:pPr>
-            <w:r>
-              <w:rPr>
-                <w:rFonts w:eastAsia="Trebuchet MS"/>
-              </w:rPr>
+            <w:hideMark/>
+          </w:tcPr>
+          <w:p>
+            <w:pPr>
+              <w:pStyle w:val="BodyText"/>
+              <w:spacing w:after="0" w:line="240" w:lineRule="auto"/>
+              <w:rPr>
+                <w:rFonts w:eastAsia="Trebuchet MS"/>
+              </w:rPr>
+            </w:pPr>
+            <w:r>
               <w:t>sales_amount</w:t>
             </w:r>
           </w:p>
@@ -28460,22 +28269,18 @@
               <w:bottom w:w="240" w:type="dxa"/>
               <w:right w:w="240" w:type="dxa"/>
             </w:tcMar>
-            <w:vAlign w:val="center"/>
-            <w:hideMark/>
-          </w:tcPr>
-          <w:p>
-            <w:pPr>
-              <w:pStyle w:val="BodyText"/>
-              <w:spacing w:after="0" w:line="240" w:lineRule="auto"/>
-              <w:rPr>
-                <w:rFonts w:eastAsia="Trebuchet MS"/>
-              </w:rPr>
-            </w:pPr>
-            <w:r>
-              <w:rPr>
-                <w:rFonts w:eastAsia="Trebuchet MS"/>
-              </w:rPr>
-              <w:t>TBD</w:t>
+            <w:hideMark/>
+          </w:tcPr>
+          <w:p>
+            <w:pPr>
+              <w:pStyle w:val="BodyText"/>
+              <w:spacing w:after="0" w:line="240" w:lineRule="auto"/>
+              <w:rPr>
+                <w:rFonts w:eastAsia="Trebuchet MS"/>
+              </w:rPr>
+            </w:pPr>
+            <w:r>
+              <w:t>0</w:t>
             </w:r>
           </w:p>
         </w:tc>
@@ -28492,22 +28297,18 @@
               <w:bottom w:w="240" w:type="dxa"/>
               <w:right w:w="240" w:type="dxa"/>
             </w:tcMar>
-            <w:vAlign w:val="center"/>
-            <w:hideMark/>
-          </w:tcPr>
-          <w:p>
-            <w:pPr>
-              <w:pStyle w:val="BodyText"/>
-              <w:spacing w:after="0" w:line="240" w:lineRule="auto"/>
-              <w:rPr>
-                <w:rFonts w:eastAsia="Trebuchet MS"/>
-              </w:rPr>
-            </w:pPr>
-            <w:r>
-              <w:rPr>
-                <w:rFonts w:eastAsia="Trebuchet MS"/>
-              </w:rPr>
-              <w:t>TBD</w:t>
+            <w:hideMark/>
+          </w:tcPr>
+          <w:p>
+            <w:pPr>
+              <w:pStyle w:val="BodyText"/>
+              <w:spacing w:after="0" w:line="240" w:lineRule="auto"/>
+              <w:rPr>
+                <w:rFonts w:eastAsia="Trebuchet MS"/>
+              </w:rPr>
+            </w:pPr>
+            <w:r>
+              <w:t>8045</w:t>
             </w:r>
           </w:p>
         </w:tc>
@@ -28524,22 +28325,18 @@
               <w:bottom w:w="240" w:type="dxa"/>
               <w:right w:w="240" w:type="dxa"/>
             </w:tcMar>
-            <w:vAlign w:val="center"/>
-            <w:hideMark/>
-          </w:tcPr>
-          <w:p>
-            <w:pPr>
-              <w:pStyle w:val="BodyText"/>
-              <w:spacing w:after="0" w:line="240" w:lineRule="auto"/>
-              <w:rPr>
-                <w:rFonts w:eastAsia="Trebuchet MS"/>
-              </w:rPr>
-            </w:pPr>
-            <w:r>
-              <w:rPr>
-                <w:rFonts w:eastAsia="Trebuchet MS"/>
-              </w:rPr>
-              <w:t>TBD</w:t>
+            <w:hideMark/>
+          </w:tcPr>
+          <w:p>
+            <w:pPr>
+              <w:pStyle w:val="BodyText"/>
+              <w:spacing w:after="0" w:line="240" w:lineRule="auto"/>
+              <w:rPr>
+                <w:rFonts w:eastAsia="Trebuchet MS"/>
+              </w:rPr>
+            </w:pPr>
+            <w:r>
+              <w:t>1210.88</w:t>
             </w:r>
           </w:p>
         </w:tc>
@@ -28556,22 +28353,18 @@
               <w:bottom w:w="240" w:type="dxa"/>
               <w:right w:w="240" w:type="dxa"/>
             </w:tcMar>
-            <w:vAlign w:val="center"/>
-            <w:hideMark/>
-          </w:tcPr>
-          <w:p>
-            <w:pPr>
-              <w:pStyle w:val="BodyText"/>
-              <w:spacing w:after="0" w:line="240" w:lineRule="auto"/>
-              <w:rPr>
-                <w:rFonts w:eastAsia="Trebuchet MS"/>
-              </w:rPr>
-            </w:pPr>
-            <w:r>
-              <w:rPr>
-                <w:rFonts w:eastAsia="Trebuchet MS"/>
-              </w:rPr>
-              <w:t>TBD</w:t>
+            <w:hideMark/>
+          </w:tcPr>
+          <w:p>
+            <w:pPr>
+              <w:pStyle w:val="BodyText"/>
+              <w:spacing w:after="0" w:line="240" w:lineRule="auto"/>
+              <w:rPr>
+                <w:rFonts w:eastAsia="Trebuchet MS"/>
+              </w:rPr>
+            </w:pPr>
+            <w:r>
+              <w:t>1,210,880</w:t>
             </w:r>
           </w:p>
         </w:tc>
@@ -28588,22 +28381,18 @@
               <w:bottom w:w="240" w:type="dxa"/>
               <w:right w:w="240" w:type="dxa"/>
             </w:tcMar>
-            <w:vAlign w:val="center"/>
-            <w:hideMark/>
-          </w:tcPr>
-          <w:p>
-            <w:pPr>
-              <w:pStyle w:val="BodyText"/>
-              <w:spacing w:after="0" w:line="240" w:lineRule="auto"/>
-              <w:rPr>
-                <w:rFonts w:eastAsia="Trebuchet MS"/>
-              </w:rPr>
-            </w:pPr>
-            <w:r>
-              <w:rPr>
-                <w:rFonts w:eastAsia="Trebuchet MS"/>
-              </w:rPr>
-              <w:t>TBD</w:t>
+            <w:hideMark/>
+          </w:tcPr>
+          <w:p>
+            <w:pPr>
+              <w:pStyle w:val="BodyText"/>
+              <w:spacing w:after="0" w:line="240" w:lineRule="auto"/>
+              <w:rPr>
+                <w:rFonts w:eastAsia="Trebuchet MS"/>
+              </w:rPr>
+            </w:pPr>
+            <w:r>
+              <w:t>0</w:t>
             </w:r>
           </w:p>
         </w:tc>
@@ -28623,21 +28412,17 @@
               <w:bottom w:w="240" w:type="dxa"/>
               <w:right w:w="240" w:type="dxa"/>
             </w:tcMar>
-            <w:vAlign w:val="center"/>
-            <w:hideMark/>
-          </w:tcPr>
-          <w:p>
-            <w:pPr>
-              <w:pStyle w:val="BodyText"/>
-              <w:spacing w:after="0" w:line="240" w:lineRule="auto"/>
-              <w:rPr>
-                <w:rFonts w:eastAsia="Trebuchet MS"/>
-              </w:rPr>
-            </w:pPr>
-            <w:r>
-              <w:rPr>
-                <w:rFonts w:eastAsia="Trebuchet MS"/>
-              </w:rPr>
+            <w:hideMark/>
+          </w:tcPr>
+          <w:p>
+            <w:pPr>
+              <w:pStyle w:val="BodyText"/>
+              <w:spacing w:after="0" w:line="240" w:lineRule="auto"/>
+              <w:rPr>
+                <w:rFonts w:eastAsia="Trebuchet MS"/>
+              </w:rPr>
+            </w:pPr>
+            <w:r>
               <w:t>discount</w:t>
             </w:r>
           </w:p>
@@ -28655,22 +28440,18 @@
               <w:bottom w:w="240" w:type="dxa"/>
               <w:right w:w="240" w:type="dxa"/>
             </w:tcMar>
-            <w:vAlign w:val="center"/>
-            <w:hideMark/>
-          </w:tcPr>
-          <w:p>
-            <w:pPr>
-              <w:pStyle w:val="BodyText"/>
-              <w:spacing w:after="0" w:line="240" w:lineRule="auto"/>
-              <w:rPr>
-                <w:rFonts w:eastAsia="Trebuchet MS"/>
-              </w:rPr>
-            </w:pPr>
-            <w:r>
-              <w:rPr>
-                <w:rFonts w:eastAsia="Trebuchet MS"/>
-              </w:rPr>
-              <w:t>TBD</w:t>
+            <w:hideMark/>
+          </w:tcPr>
+          <w:p>
+            <w:pPr>
+              <w:pStyle w:val="BodyText"/>
+              <w:spacing w:after="0" w:line="240" w:lineRule="auto"/>
+              <w:rPr>
+                <w:rFonts w:eastAsia="Trebuchet MS"/>
+              </w:rPr>
+            </w:pPr>
+            <w:r>
+              <w:t>0</w:t>
             </w:r>
           </w:p>
         </w:tc>
@@ -28687,22 +28468,18 @@
               <w:bottom w:w="240" w:type="dxa"/>
               <w:right w:w="240" w:type="dxa"/>
             </w:tcMar>
-            <w:vAlign w:val="center"/>
-            <w:hideMark/>
-          </w:tcPr>
-          <w:p>
-            <w:pPr>
-              <w:pStyle w:val="BodyText"/>
-              <w:spacing w:after="0" w:line="240" w:lineRule="auto"/>
-              <w:rPr>
-                <w:rFonts w:eastAsia="Trebuchet MS"/>
-              </w:rPr>
-            </w:pPr>
-            <w:r>
-              <w:rPr>
-                <w:rFonts w:eastAsia="Trebuchet MS"/>
-              </w:rPr>
-              <w:t>TBD</w:t>
+            <w:hideMark/>
+          </w:tcPr>
+          <w:p>
+            <w:pPr>
+              <w:pStyle w:val="BodyText"/>
+              <w:spacing w:after="0" w:line="240" w:lineRule="auto"/>
+              <w:rPr>
+                <w:rFonts w:eastAsia="Trebuchet MS"/>
+              </w:rPr>
+            </w:pPr>
+            <w:r>
+              <w:t>15974.5</w:t>
             </w:r>
           </w:p>
         </w:tc>
@@ -28719,22 +28496,18 @@
               <w:bottom w:w="240" w:type="dxa"/>
               <w:right w:w="240" w:type="dxa"/>
             </w:tcMar>
-            <w:vAlign w:val="center"/>
-            <w:hideMark/>
-          </w:tcPr>
-          <w:p>
-            <w:pPr>
-              <w:pStyle w:val="BodyText"/>
-              <w:spacing w:after="0" w:line="240" w:lineRule="auto"/>
-              <w:rPr>
-                <w:rFonts w:eastAsia="Trebuchet MS"/>
-              </w:rPr>
-            </w:pPr>
-            <w:r>
-              <w:rPr>
-                <w:rFonts w:eastAsia="Trebuchet MS"/>
-              </w:rPr>
-              <w:t>TBD</w:t>
+            <w:hideMark/>
+          </w:tcPr>
+          <w:p>
+            <w:pPr>
+              <w:pStyle w:val="BodyText"/>
+              <w:spacing w:after="0" w:line="240" w:lineRule="auto"/>
+              <w:rPr>
+                <w:rFonts w:eastAsia="Trebuchet MS"/>
+              </w:rPr>
+            </w:pPr>
+            <w:r>
+              <w:t>1487.84</w:t>
             </w:r>
           </w:p>
         </w:tc>
@@ -28751,22 +28524,18 @@
               <w:bottom w:w="240" w:type="dxa"/>
               <w:right w:w="240" w:type="dxa"/>
             </w:tcMar>
-            <w:vAlign w:val="center"/>
-            <w:hideMark/>
-          </w:tcPr>
-          <w:p>
-            <w:pPr>
-              <w:pStyle w:val="BodyText"/>
-              <w:spacing w:after="0" w:line="240" w:lineRule="auto"/>
-              <w:rPr>
-                <w:rFonts w:eastAsia="Trebuchet MS"/>
-              </w:rPr>
-            </w:pPr>
-            <w:r>
-              <w:rPr>
-                <w:rFonts w:eastAsia="Trebuchet MS"/>
-              </w:rPr>
-              <w:t>TBD</w:t>
+            <w:hideMark/>
+          </w:tcPr>
+          <w:p>
+            <w:pPr>
+              <w:pStyle w:val="BodyText"/>
+              <w:spacing w:after="0" w:line="240" w:lineRule="auto"/>
+              <w:rPr>
+                <w:rFonts w:eastAsia="Trebuchet MS"/>
+              </w:rPr>
+            </w:pPr>
+            <w:r>
+              <w:t>Not computed at source layer (SA-layer aggregate: 1,483,030)</w:t>
             </w:r>
           </w:p>
         </w:tc>
@@ -28783,22 +28552,18 @@
               <w:bottom w:w="240" w:type="dxa"/>
               <w:right w:w="240" w:type="dxa"/>
             </w:tcMar>
-            <w:vAlign w:val="center"/>
-            <w:hideMark/>
-          </w:tcPr>
-          <w:p>
-            <w:pPr>
-              <w:pStyle w:val="BodyText"/>
-              <w:spacing w:after="0" w:line="240" w:lineRule="auto"/>
-              <w:rPr>
-                <w:rFonts w:eastAsia="Trebuchet MS"/>
-              </w:rPr>
-            </w:pPr>
-            <w:r>
-              <w:rPr>
-                <w:rFonts w:eastAsia="Trebuchet MS"/>
-              </w:rPr>
-              <w:t>TBD</w:t>
+            <w:hideMark/>
+          </w:tcPr>
+          <w:p>
+            <w:pPr>
+              <w:pStyle w:val="BodyText"/>
+              <w:spacing w:after="0" w:line="240" w:lineRule="auto"/>
+              <w:rPr>
+                <w:rFonts w:eastAsia="Trebuchet MS"/>
+              </w:rPr>
+            </w:pPr>
+            <w:r>
+              <w:t>0</w:t>
             </w:r>
           </w:p>
         </w:tc>
@@ -28818,21 +28583,18 @@
               <w:bottom w:w="240" w:type="dxa"/>
               <w:right w:w="240" w:type="dxa"/>
             </w:tcMar>
-            <w:vAlign w:val="center"/>
-            <w:hideMark/>
-          </w:tcPr>
-          <w:p>
-            <w:pPr>
-              <w:pStyle w:val="BodyText"/>
-              <w:spacing w:after="0" w:line="240" w:lineRule="auto"/>
-              <w:rPr>
-                <w:rFonts w:eastAsia="Trebuchet MS"/>
-              </w:rPr>
-            </w:pPr>
-            <w:r>
-              <w:rPr>
-                <w:rFonts w:eastAsia="Trebuchet MS"/>
-              </w:rPr>
+            <w:hideMark/>
+          </w:tcPr>
+          <w:p>
+            <w:pPr>
+              <w:pStyle w:val="BodyText"/>
+              <w:spacing w:after="0" w:line="240" w:lineRule="auto"/>
+              <w:rPr>
+                <w:rFonts w:eastAsia="Trebuchet MS"/>
+              </w:rPr>
+            </w:pPr>
+            <w:r>
+              <w:lastRenderedPageBreak/>
               <w:t>cost</w:t>
             </w:r>
           </w:p>
@@ -28850,22 +28612,18 @@
               <w:bottom w:w="240" w:type="dxa"/>
               <w:right w:w="240" w:type="dxa"/>
             </w:tcMar>
-            <w:vAlign w:val="center"/>
-            <w:hideMark/>
-          </w:tcPr>
-          <w:p>
-            <w:pPr>
-              <w:pStyle w:val="BodyText"/>
-              <w:spacing w:after="0" w:line="240" w:lineRule="auto"/>
-              <w:rPr>
-                <w:rFonts w:eastAsia="Trebuchet MS"/>
-              </w:rPr>
-            </w:pPr>
-            <w:r>
-              <w:rPr>
-                <w:rFonts w:eastAsia="Trebuchet MS"/>
-              </w:rPr>
-              <w:t>TBD</w:t>
+            <w:hideMark/>
+          </w:tcPr>
+          <w:p>
+            <w:pPr>
+              <w:pStyle w:val="BodyText"/>
+              <w:spacing w:after="0" w:line="240" w:lineRule="auto"/>
+              <w:rPr>
+                <w:rFonts w:eastAsia="Trebuchet MS"/>
+              </w:rPr>
+            </w:pPr>
+            <w:r>
+              <w:t>1</w:t>
             </w:r>
           </w:p>
         </w:tc>
@@ -28882,22 +28640,18 @@
               <w:bottom w:w="240" w:type="dxa"/>
               <w:right w:w="240" w:type="dxa"/>
             </w:tcMar>
-            <w:vAlign w:val="center"/>
-            <w:hideMark/>
-          </w:tcPr>
-          <w:p>
-            <w:pPr>
-              <w:pStyle w:val="BodyText"/>
-              <w:spacing w:after="0" w:line="240" w:lineRule="auto"/>
-              <w:rPr>
-                <w:rFonts w:eastAsia="Trebuchet MS"/>
-              </w:rPr>
-            </w:pPr>
-            <w:r>
-              <w:rPr>
-                <w:rFonts w:eastAsia="Trebuchet MS"/>
-              </w:rPr>
-              <w:t>TBD</w:t>
+            <w:hideMark/>
+          </w:tcPr>
+          <w:p>
+            <w:pPr>
+              <w:pStyle w:val="BodyText"/>
+              <w:spacing w:after="0" w:line="240" w:lineRule="auto"/>
+              <w:rPr>
+                <w:rFonts w:eastAsia="Trebuchet MS"/>
+              </w:rPr>
+            </w:pPr>
+            <w:r>
+              <w:t>2510.9</w:t>
             </w:r>
           </w:p>
         </w:tc>
@@ -28914,22 +28668,18 @@
               <w:bottom w:w="240" w:type="dxa"/>
               <w:right w:w="240" w:type="dxa"/>
             </w:tcMar>
-            <w:vAlign w:val="center"/>
-            <w:hideMark/>
-          </w:tcPr>
-          <w:p>
-            <w:pPr>
-              <w:pStyle w:val="BodyText"/>
-              <w:spacing w:after="0" w:line="240" w:lineRule="auto"/>
-              <w:rPr>
-                <w:rFonts w:eastAsia="Trebuchet MS"/>
-              </w:rPr>
-            </w:pPr>
-            <w:r>
-              <w:rPr>
-                <w:rFonts w:eastAsia="Trebuchet MS"/>
-              </w:rPr>
-              <w:t>TBD</w:t>
+            <w:hideMark/>
+          </w:tcPr>
+          <w:p>
+            <w:pPr>
+              <w:pStyle w:val="BodyText"/>
+              <w:spacing w:after="0" w:line="240" w:lineRule="auto"/>
+              <w:rPr>
+                <w:rFonts w:eastAsia="Trebuchet MS"/>
+              </w:rPr>
+            </w:pPr>
+            <w:r>
+              <w:t>147.953</w:t>
             </w:r>
           </w:p>
         </w:tc>
@@ -28946,22 +28696,18 @@
               <w:bottom w:w="240" w:type="dxa"/>
               <w:right w:w="240" w:type="dxa"/>
             </w:tcMar>
-            <w:vAlign w:val="center"/>
-            <w:hideMark/>
-          </w:tcPr>
-          <w:p>
-            <w:pPr>
-              <w:pStyle w:val="BodyText"/>
-              <w:spacing w:after="0" w:line="240" w:lineRule="auto"/>
-              <w:rPr>
-                <w:rFonts w:eastAsia="Trebuchet MS"/>
-              </w:rPr>
-            </w:pPr>
-            <w:r>
-              <w:rPr>
-                <w:rFonts w:eastAsia="Trebuchet MS"/>
-              </w:rPr>
-              <w:t>TBD</w:t>
+            <w:hideMark/>
+          </w:tcPr>
+          <w:p>
+            <w:pPr>
+              <w:pStyle w:val="BodyText"/>
+              <w:spacing w:after="0" w:line="240" w:lineRule="auto"/>
+              <w:rPr>
+                <w:rFonts w:eastAsia="Trebuchet MS"/>
+              </w:rPr>
+            </w:pPr>
+            <w:r>
+              <w:t>Not computed at source layer (SA-layer aggregate: 147,951)</w:t>
             </w:r>
           </w:p>
         </w:tc>
@@ -28978,22 +28724,18 @@
               <w:bottom w:w="240" w:type="dxa"/>
               <w:right w:w="240" w:type="dxa"/>
             </w:tcMar>
-            <w:vAlign w:val="center"/>
-            <w:hideMark/>
-          </w:tcPr>
-          <w:p>
-            <w:pPr>
-              <w:pStyle w:val="BodyText"/>
-              <w:spacing w:after="0" w:line="240" w:lineRule="auto"/>
-              <w:rPr>
-                <w:rFonts w:eastAsia="Trebuchet MS"/>
-              </w:rPr>
-            </w:pPr>
-            <w:r>
-              <w:rPr>
-                <w:rFonts w:eastAsia="Trebuchet MS"/>
-              </w:rPr>
-              <w:t>TBD</w:t>
+            <w:hideMark/>
+          </w:tcPr>
+          <w:p>
+            <w:pPr>
+              <w:pStyle w:val="BodyText"/>
+              <w:spacing w:after="0" w:line="240" w:lineRule="auto"/>
+              <w:rPr>
+                <w:rFonts w:eastAsia="Trebuchet MS"/>
+              </w:rPr>
+            </w:pPr>
+            <w:r>
+              <w:t>0</w:t>
             </w:r>
           </w:p>
         </w:tc>
@@ -29013,22 +28755,17 @@
               <w:bottom w:w="240" w:type="dxa"/>
               <w:right w:w="240" w:type="dxa"/>
             </w:tcMar>
-            <w:vAlign w:val="center"/>
-            <w:hideMark/>
-          </w:tcPr>
-          <w:p>
-            <w:pPr>
-              <w:pStyle w:val="BodyText"/>
-              <w:spacing w:after="0" w:line="240" w:lineRule="auto"/>
-              <w:rPr>
-                <w:rFonts w:eastAsia="Trebuchet MS"/>
-              </w:rPr>
-            </w:pPr>
-            <w:r>
-              <w:rPr>
-                <w:rFonts w:eastAsia="Trebuchet MS"/>
-              </w:rPr>
-              <w:lastRenderedPageBreak/>
+            <w:hideMark/>
+          </w:tcPr>
+          <w:p>
+            <w:pPr>
+              <w:pStyle w:val="BodyText"/>
+              <w:spacing w:after="0" w:line="240" w:lineRule="auto"/>
+              <w:rPr>
+                <w:rFonts w:eastAsia="Trebuchet MS"/>
+              </w:rPr>
+            </w:pPr>
+            <w:r>
               <w:t>quantity</w:t>
             </w:r>
           </w:p>
@@ -29046,22 +28783,18 @@
               <w:bottom w:w="240" w:type="dxa"/>
               <w:right w:w="240" w:type="dxa"/>
             </w:tcMar>
-            <w:vAlign w:val="center"/>
-            <w:hideMark/>
-          </w:tcPr>
-          <w:p>
-            <w:pPr>
-              <w:pStyle w:val="BodyText"/>
-              <w:spacing w:after="0" w:line="240" w:lineRule="auto"/>
-              <w:rPr>
-                <w:rFonts w:eastAsia="Trebuchet MS"/>
-              </w:rPr>
-            </w:pPr>
-            <w:r>
-              <w:rPr>
-                <w:rFonts w:eastAsia="Trebuchet MS"/>
-              </w:rPr>
-              <w:t>TBD</w:t>
+            <w:hideMark/>
+          </w:tcPr>
+          <w:p>
+            <w:pPr>
+              <w:pStyle w:val="BodyText"/>
+              <w:spacing w:after="0" w:line="240" w:lineRule="auto"/>
+              <w:rPr>
+                <w:rFonts w:eastAsia="Trebuchet MS"/>
+              </w:rPr>
+            </w:pPr>
+            <w:r>
+              <w:t>1</w:t>
             </w:r>
           </w:p>
         </w:tc>
@@ -29078,22 +28811,18 @@
               <w:bottom w:w="240" w:type="dxa"/>
               <w:right w:w="240" w:type="dxa"/>
             </w:tcMar>
-            <w:vAlign w:val="center"/>
-            <w:hideMark/>
-          </w:tcPr>
-          <w:p>
-            <w:pPr>
-              <w:pStyle w:val="BodyText"/>
-              <w:spacing w:after="0" w:line="240" w:lineRule="auto"/>
-              <w:rPr>
-                <w:rFonts w:eastAsia="Trebuchet MS"/>
-              </w:rPr>
-            </w:pPr>
-            <w:r>
-              <w:rPr>
-                <w:rFonts w:eastAsia="Trebuchet MS"/>
-              </w:rPr>
-              <w:t>TBD</w:t>
+            <w:hideMark/>
+          </w:tcPr>
+          <w:p>
+            <w:pPr>
+              <w:pStyle w:val="BodyText"/>
+              <w:spacing w:after="0" w:line="240" w:lineRule="auto"/>
+              <w:rPr>
+                <w:rFonts w:eastAsia="Trebuchet MS"/>
+              </w:rPr>
+            </w:pPr>
+            <w:r>
+              <w:t>1</w:t>
             </w:r>
           </w:p>
         </w:tc>
@@ -29110,22 +28839,18 @@
               <w:bottom w:w="240" w:type="dxa"/>
               <w:right w:w="240" w:type="dxa"/>
             </w:tcMar>
-            <w:vAlign w:val="center"/>
-            <w:hideMark/>
-          </w:tcPr>
-          <w:p>
-            <w:pPr>
-              <w:pStyle w:val="BodyText"/>
-              <w:spacing w:after="0" w:line="240" w:lineRule="auto"/>
-              <w:rPr>
-                <w:rFonts w:eastAsia="Trebuchet MS"/>
-              </w:rPr>
-            </w:pPr>
-            <w:r>
-              <w:rPr>
-                <w:rFonts w:eastAsia="Trebuchet MS"/>
-              </w:rPr>
-              <w:t>TBD</w:t>
+            <w:hideMark/>
+          </w:tcPr>
+          <w:p>
+            <w:pPr>
+              <w:pStyle w:val="BodyText"/>
+              <w:spacing w:after="0" w:line="240" w:lineRule="auto"/>
+              <w:rPr>
+                <w:rFonts w:eastAsia="Trebuchet MS"/>
+              </w:rPr>
+            </w:pPr>
+            <w:r>
+              <w:t>1</w:t>
             </w:r>
           </w:p>
         </w:tc>
@@ -29142,22 +28867,18 @@
               <w:bottom w:w="240" w:type="dxa"/>
               <w:right w:w="240" w:type="dxa"/>
             </w:tcMar>
-            <w:vAlign w:val="center"/>
-            <w:hideMark/>
-          </w:tcPr>
-          <w:p>
-            <w:pPr>
-              <w:pStyle w:val="BodyText"/>
-              <w:spacing w:after="0" w:line="240" w:lineRule="auto"/>
-              <w:rPr>
-                <w:rFonts w:eastAsia="Trebuchet MS"/>
-              </w:rPr>
-            </w:pPr>
-            <w:r>
-              <w:rPr>
-                <w:rFonts w:eastAsia="Trebuchet MS"/>
-              </w:rPr>
-              <w:t>TBD</w:t>
+            <w:hideMark/>
+          </w:tcPr>
+          <w:p>
+            <w:pPr>
+              <w:pStyle w:val="BodyText"/>
+              <w:spacing w:after="0" w:line="240" w:lineRule="auto"/>
+              <w:rPr>
+                <w:rFonts w:eastAsia="Trebuchet MS"/>
+              </w:rPr>
+            </w:pPr>
+            <w:r>
+              <w:t>Not computed at source layer (SA-layer aggregate: 998)</w:t>
             </w:r>
           </w:p>
         </w:tc>
@@ -29174,22 +28895,18 @@
               <w:bottom w:w="240" w:type="dxa"/>
               <w:right w:w="240" w:type="dxa"/>
             </w:tcMar>
-            <w:vAlign w:val="center"/>
-            <w:hideMark/>
-          </w:tcPr>
-          <w:p>
-            <w:pPr>
-              <w:pStyle w:val="BodyText"/>
-              <w:spacing w:after="0" w:line="240" w:lineRule="auto"/>
-              <w:rPr>
-                <w:rFonts w:eastAsia="Trebuchet MS"/>
-              </w:rPr>
-            </w:pPr>
-            <w:r>
-              <w:rPr>
-                <w:rFonts w:eastAsia="Trebuchet MS"/>
-              </w:rPr>
-              <w:t>TBD</w:t>
+            <w:hideMark/>
+          </w:tcPr>
+          <w:p>
+            <w:pPr>
+              <w:pStyle w:val="BodyText"/>
+              <w:spacing w:after="0" w:line="240" w:lineRule="auto"/>
+              <w:rPr>
+                <w:rFonts w:eastAsia="Trebuchet MS"/>
+              </w:rPr>
+            </w:pPr>
+            <w:r>
+              <w:t>0</w:t>
             </w:r>
           </w:p>
         </w:tc>
@@ -29209,21 +28926,17 @@
               <w:bottom w:w="240" w:type="dxa"/>
               <w:right w:w="240" w:type="dxa"/>
             </w:tcMar>
-            <w:vAlign w:val="center"/>
-            <w:hideMark/>
-          </w:tcPr>
-          <w:p>
-            <w:pPr>
-              <w:pStyle w:val="BodyText"/>
-              <w:spacing w:after="0" w:line="240" w:lineRule="auto"/>
-              <w:rPr>
-                <w:rFonts w:eastAsia="Trebuchet MS"/>
-              </w:rPr>
-            </w:pPr>
-            <w:r>
-              <w:rPr>
-                <w:rFonts w:eastAsia="Trebuchet MS"/>
-              </w:rPr>
+            <w:hideMark/>
+          </w:tcPr>
+          <w:p>
+            <w:pPr>
+              <w:pStyle w:val="BodyText"/>
+              <w:spacing w:after="0" w:line="240" w:lineRule="auto"/>
+              <w:rPr>
+                <w:rFonts w:eastAsia="Trebuchet MS"/>
+              </w:rPr>
+            </w:pPr>
+            <w:r>
               <w:t>user_age</w:t>
             </w:r>
           </w:p>
@@ -29241,22 +28954,18 @@
               <w:bottom w:w="240" w:type="dxa"/>
               <w:right w:w="240" w:type="dxa"/>
             </w:tcMar>
-            <w:vAlign w:val="center"/>
-            <w:hideMark/>
-          </w:tcPr>
-          <w:p>
-            <w:pPr>
-              <w:pStyle w:val="BodyText"/>
-              <w:spacing w:after="0" w:line="240" w:lineRule="auto"/>
-              <w:rPr>
-                <w:rFonts w:eastAsia="Trebuchet MS"/>
-              </w:rPr>
-            </w:pPr>
-            <w:r>
-              <w:rPr>
-                <w:rFonts w:eastAsia="Trebuchet MS"/>
-              </w:rPr>
-              <w:t>TBD</w:t>
+            <w:hideMark/>
+          </w:tcPr>
+          <w:p>
+            <w:pPr>
+              <w:pStyle w:val="BodyText"/>
+              <w:spacing w:after="0" w:line="240" w:lineRule="auto"/>
+              <w:rPr>
+                <w:rFonts w:eastAsia="Trebuchet MS"/>
+              </w:rPr>
+            </w:pPr>
+            <w:r>
+              <w:t>18</w:t>
             </w:r>
           </w:p>
         </w:tc>
@@ -29273,22 +28982,18 @@
               <w:bottom w:w="240" w:type="dxa"/>
               <w:right w:w="240" w:type="dxa"/>
             </w:tcMar>
-            <w:vAlign w:val="center"/>
-            <w:hideMark/>
-          </w:tcPr>
-          <w:p>
-            <w:pPr>
-              <w:pStyle w:val="BodyText"/>
-              <w:spacing w:after="0" w:line="240" w:lineRule="auto"/>
-              <w:rPr>
-                <w:rFonts w:eastAsia="Trebuchet MS"/>
-              </w:rPr>
-            </w:pPr>
-            <w:r>
-              <w:rPr>
-                <w:rFonts w:eastAsia="Trebuchet MS"/>
-              </w:rPr>
-              <w:t>TBD</w:t>
+            <w:hideMark/>
+          </w:tcPr>
+          <w:p>
+            <w:pPr>
+              <w:pStyle w:val="BodyText"/>
+              <w:spacing w:after="0" w:line="240" w:lineRule="auto"/>
+              <w:rPr>
+                <w:rFonts w:eastAsia="Trebuchet MS"/>
+              </w:rPr>
+            </w:pPr>
+            <w:r>
+              <w:t>90</w:t>
             </w:r>
           </w:p>
         </w:tc>
@@ -29305,22 +29010,18 @@
               <w:bottom w:w="240" w:type="dxa"/>
               <w:right w:w="240" w:type="dxa"/>
             </w:tcMar>
-            <w:vAlign w:val="center"/>
-            <w:hideMark/>
-          </w:tcPr>
-          <w:p>
-            <w:pPr>
-              <w:pStyle w:val="BodyText"/>
-              <w:spacing w:after="0" w:line="240" w:lineRule="auto"/>
-              <w:rPr>
-                <w:rFonts w:eastAsia="Trebuchet MS"/>
-              </w:rPr>
-            </w:pPr>
-            <w:r>
-              <w:rPr>
-                <w:rFonts w:eastAsia="Trebuchet MS"/>
-              </w:rPr>
-              <w:t>TBD</w:t>
+            <w:hideMark/>
+          </w:tcPr>
+          <w:p>
+            <w:pPr>
+              <w:pStyle w:val="BodyText"/>
+              <w:spacing w:after="0" w:line="240" w:lineRule="auto"/>
+              <w:rPr>
+                <w:rFonts w:eastAsia="Trebuchet MS"/>
+              </w:rPr>
+            </w:pPr>
+            <w:r>
+              <w:t>53.922</w:t>
             </w:r>
           </w:p>
         </w:tc>
@@ -29337,22 +29038,18 @@
               <w:bottom w:w="240" w:type="dxa"/>
               <w:right w:w="240" w:type="dxa"/>
             </w:tcMar>
-            <w:vAlign w:val="center"/>
-            <w:hideMark/>
-          </w:tcPr>
-          <w:p>
-            <w:pPr>
-              <w:pStyle w:val="BodyText"/>
-              <w:spacing w:after="0" w:line="240" w:lineRule="auto"/>
-              <w:rPr>
-                <w:rFonts w:eastAsia="Trebuchet MS"/>
-              </w:rPr>
-            </w:pPr>
-            <w:r>
-              <w:rPr>
-                <w:rFonts w:eastAsia="Trebuchet MS"/>
-              </w:rPr>
-              <w:t>TBD</w:t>
+            <w:hideMark/>
+          </w:tcPr>
+          <w:p>
+            <w:pPr>
+              <w:pStyle w:val="BodyText"/>
+              <w:spacing w:after="0" w:line="240" w:lineRule="auto"/>
+              <w:rPr>
+                <w:rFonts w:eastAsia="Trebuchet MS"/>
+              </w:rPr>
+            </w:pPr>
+            <w:r>
+              <w:t>Not computed at source layer</w:t>
             </w:r>
           </w:p>
         </w:tc>
@@ -29369,23 +29066,16 @@
               <w:bottom w:w="240" w:type="dxa"/>
               <w:right w:w="240" w:type="dxa"/>
             </w:tcMar>
-            <w:vAlign w:val="center"/>
-            <w:hideMark/>
-          </w:tcPr>
-          <w:p>
-            <w:pPr>
-              <w:pStyle w:val="BodyText"/>
-              <w:spacing w:after="0" w:line="240" w:lineRule="auto"/>
-              <w:rPr>
-                <w:rFonts w:eastAsia="Trebuchet MS"/>
-              </w:rPr>
-            </w:pPr>
-            <w:r>
-              <w:rPr>
-                <w:rFonts w:eastAsia="Trebuchet MS"/>
-              </w:rPr>
-              <w:t>TBD</w:t>
-            </w:r>
+            <w:hideMark/>
+          </w:tcPr>
+          <w:p>
+            <w:pPr>
+              <w:pStyle w:val="BodyText"/>
+              <w:spacing w:after="0" w:line="240" w:lineRule="auto"/>
+              <w:rPr>
+                <w:rFonts w:eastAsia="Trebuchet MS"/>
+              </w:rPr>
+            </w:pPr>
           </w:p>
         </w:tc>
       </w:tr>
@@ -29558,11 +29248,9 @@
                 <w:rFonts w:eastAsia="Trebuchet MS"/>
               </w:rPr>
             </w:pPr>
-            <w:proofErr w:type="spellStart"/>
             <w:r>
               <w:t>payment_type</w:t>
             </w:r>
-            <w:proofErr w:type="spellEnd"/>
           </w:p>
         </w:tc>
         <w:tc>
@@ -29647,11 +29335,9 @@
                 <w:rFonts w:eastAsia="Trebuchet MS"/>
               </w:rPr>
             </w:pPr>
-            <w:proofErr w:type="spellStart"/>
             <w:r>
               <w:t>product_type</w:t>
             </w:r>
-            <w:proofErr w:type="spellEnd"/>
           </w:p>
         </w:tc>
         <w:tc>
@@ -29737,7 +29423,7 @@
               </w:rPr>
             </w:pPr>
             <w:r>
-              <w:t>details</w:t>
+              <w:t>user_gender</w:t>
             </w:r>
           </w:p>
         </w:tc>
@@ -29765,7 +29451,7 @@
               </w:rPr>
             </w:pPr>
             <w:r>
-              <w:t>TBD</w:t>
+              <w:t>2</w:t>
             </w:r>
           </w:p>
         </w:tc>
@@ -29793,7 +29479,7 @@
               </w:rPr>
             </w:pPr>
             <w:r>
-              <w:t>TBD</w:t>
+              <w:t>F:531, M:469</w:t>
             </w:r>
           </w:p>
         </w:tc>
@@ -29823,100 +29509,9 @@
                 <w:rFonts w:eastAsia="Trebuchet MS"/>
               </w:rPr>
             </w:pPr>
-            <w:proofErr w:type="spellStart"/>
-            <w:r>
-              <w:t>user_gender</w:t>
-            </w:r>
-            <w:proofErr w:type="spellEnd"/>
-          </w:p>
-        </w:tc>
-        <w:tc>
-          <w:tcPr>
-            <w:tcW w:w="1540" w:type="pct"/>
-            <w:tcBorders>
-              <w:bottom w:val="single" w:sz="6" w:space="0" w:color="515151"/>
-              <w:right w:val="single" w:sz="6" w:space="0" w:color="3B3E46"/>
-            </w:tcBorders>
-            <w:tcMar>
-              <w:top w:w="240" w:type="dxa"/>
-              <w:left w:w="240" w:type="dxa"/>
-              <w:bottom w:w="240" w:type="dxa"/>
-              <w:right w:w="240" w:type="dxa"/>
-            </w:tcMar>
-            <w:hideMark/>
-          </w:tcPr>
-          <w:p>
-            <w:pPr>
-              <w:pStyle w:val="BodyText"/>
-              <w:spacing w:after="0" w:line="240" w:lineRule="auto"/>
-              <w:rPr>
-                <w:rFonts w:eastAsia="Trebuchet MS"/>
-              </w:rPr>
-            </w:pPr>
-            <w:r>
-              <w:t>2</w:t>
-            </w:r>
-          </w:p>
-        </w:tc>
-        <w:tc>
-          <w:tcPr>
-            <w:tcW w:w="1957" w:type="pct"/>
-            <w:tcBorders>
-              <w:bottom w:val="single" w:sz="6" w:space="0" w:color="515151"/>
-              <w:right w:val="single" w:sz="6" w:space="0" w:color="3B3E46"/>
-            </w:tcBorders>
-            <w:tcMar>
-              <w:top w:w="240" w:type="dxa"/>
-              <w:left w:w="240" w:type="dxa"/>
-              <w:bottom w:w="240" w:type="dxa"/>
-              <w:right w:w="240" w:type="dxa"/>
-            </w:tcMar>
-            <w:hideMark/>
-          </w:tcPr>
-          <w:p>
-            <w:pPr>
-              <w:pStyle w:val="BodyText"/>
-              <w:spacing w:after="0" w:line="240" w:lineRule="auto"/>
-              <w:rPr>
-                <w:rFonts w:eastAsia="Trebuchet MS"/>
-              </w:rPr>
-            </w:pPr>
-            <w:r>
-              <w:t>F:531, M:469</w:t>
-            </w:r>
-          </w:p>
-        </w:tc>
-      </w:tr>
-      <w:tr>
-        <w:tc>
-          <w:tcPr>
-            <w:tcW w:w="1503" w:type="pct"/>
-            <w:tcBorders>
-              <w:left w:val="single" w:sz="6" w:space="0" w:color="3B3E46"/>
-              <w:bottom w:val="single" w:sz="6" w:space="0" w:color="515151"/>
-              <w:right w:val="single" w:sz="6" w:space="0" w:color="3B3E46"/>
-            </w:tcBorders>
-            <w:tcMar>
-              <w:top w:w="240" w:type="dxa"/>
-              <w:left w:w="240" w:type="dxa"/>
-              <w:bottom w:w="240" w:type="dxa"/>
-              <w:right w:w="240" w:type="dxa"/>
-            </w:tcMar>
-            <w:hideMark/>
-          </w:tcPr>
-          <w:p>
-            <w:pPr>
-              <w:pStyle w:val="BodyText"/>
-              <w:spacing w:after="0" w:line="240" w:lineRule="auto"/>
-              <w:rPr>
-                <w:rFonts w:eastAsia="Trebuchet MS"/>
-              </w:rPr>
-            </w:pPr>
-            <w:proofErr w:type="spellStart"/>
             <w:r>
               <w:t>ee_gender</w:t>
             </w:r>
-            <w:proofErr w:type="spellEnd"/>
           </w:p>
         </w:tc>
         <w:tc>
@@ -30359,6 +29954,7 @@
               <w:rPr>
                 <w:rFonts w:eastAsia="Trebuchet MS"/>
               </w:rPr>
+              <w:lastRenderedPageBreak/>
               <w:t>Check</w:t>
             </w:r>
           </w:p>
@@ -30623,7 +30219,7 @@
               <w:rPr>
                 <w:rFonts w:eastAsia="Trebuchet MS"/>
               </w:rPr>
-              <w:t>TBD</w:t>
+              <w:t>36</w:t>
             </w:r>
           </w:p>
         </w:tc>
@@ -30704,7 +30300,7 @@
               <w:rPr>
                 <w:rFonts w:eastAsia="Trebuchet MS"/>
               </w:rPr>
-              <w:t>TBD</w:t>
+              <w:t>41</w:t>
             </w:r>
           </w:p>
         </w:tc>
@@ -30738,7 +30334,6 @@
         <w:rPr>
           <w:rFonts w:eastAsia="Trebuchet MS"/>
         </w:rPr>
-        <w:lastRenderedPageBreak/>
         <w:t>Staging Area (SA) Level Profiling Results</w:t>
       </w:r>
       <w:bookmarkEnd w:id="31"/>
@@ -31641,6 +31236,7 @@
               <w:rPr>
                 <w:rFonts w:eastAsia="Trebuchet MS"/>
               </w:rPr>
+              <w:lastRenderedPageBreak/>
               <w:t>Rows with NULL payment</w:t>
             </w:r>
             <w:r>
@@ -31897,7 +31493,6 @@
               <w:rPr>
                 <w:rFonts w:eastAsia="Trebuchet MS"/>
               </w:rPr>
-              <w:lastRenderedPageBreak/>
               <w:t>Source</w:t>
             </w:r>
           </w:p>
@@ -34098,6 +33693,7 @@
         <w:rPr>
           <w:rFonts w:eastAsia="Trebuchet MS"/>
         </w:rPr>
+        <w:lastRenderedPageBreak/>
         <w:t>BL_3NF Level Profiling Results</w:t>
       </w:r>
       <w:bookmarkEnd w:id="35"/>
@@ -34411,7 +34007,7 @@
               <w:rPr>
                 <w:rFonts w:eastAsia="Trebuchet MS"/>
               </w:rPr>
-              <w:t>TBD</w:t>
+              <w:t>11324</w:t>
             </w:r>
           </w:p>
         </w:tc>
@@ -34510,7 +34106,6 @@
               <w:rPr>
                 <w:rFonts w:eastAsia="Trebuchet MS"/>
               </w:rPr>
-              <w:lastRenderedPageBreak/>
               <w:t>CE</w:t>
             </w:r>
             <w:r>
@@ -36349,6 +35944,7 @@
         <w:rPr>
           <w:rFonts w:eastAsia="Trebuchet MS"/>
         </w:rPr>
+        <w:lastRenderedPageBreak/>
         <w:t>CE_SALES Row Count by Source System</w:t>
       </w:r>
       <w:bookmarkEnd w:id="37"/>
@@ -36541,7 +36137,6 @@
               <w:rPr>
                 <w:rFonts w:eastAsia="Trebuchet MS"/>
               </w:rPr>
-              <w:lastRenderedPageBreak/>
               <w:t>SA_ECOM</w:t>
             </w:r>
           </w:p>
@@ -36966,7 +36561,7 @@
               <w:rPr>
                 <w:rFonts w:eastAsia="Trebuchet MS"/>
               </w:rPr>
-              <w:t>TBD</w:t>
+              <w:t>0</w:t>
             </w:r>
           </w:p>
         </w:tc>
@@ -37111,7 +36706,7 @@
               <w:rPr>
                 <w:rFonts w:eastAsia="Trebuchet MS"/>
               </w:rPr>
-              <w:t>TBD</w:t>
+              <w:t>0</w:t>
             </w:r>
           </w:p>
         </w:tc>
@@ -38141,249 +37736,6 @@
     </w:tbl>
     <w:p>
       <w:pPr>
-        <w:pStyle w:val="Heading2"/>
-        <w:rPr>
-          <w:rFonts w:eastAsia="Trebuchet MS"/>
-        </w:rPr>
-      </w:pPr>
-      <w:bookmarkStart w:id="40" w:name="_Toc238727095"/>
-      <w:r>
-        <w:rPr>
-          <w:rFonts w:eastAsia="Trebuchet MS"/>
-        </w:rPr>
-        <w:t>CE_LOCATIONS Natural Key Collision Check</w:t>
-      </w:r>
-      <w:bookmarkEnd w:id="40"/>
-    </w:p>
-    <w:tbl>
-      <w:tblPr>
-        <w:tblW w:w="5000" w:type="pct"/>
-        <w:tblCellMar>
-          <w:top w:w="28" w:type="dxa"/>
-          <w:left w:w="57" w:type="dxa"/>
-          <w:bottom w:w="28" w:type="dxa"/>
-          <w:right w:w="57" w:type="dxa"/>
-        </w:tblCellMar>
-        <w:tblLook w:val="04A0" w:firstRow="1" w:lastRow="0" w:firstColumn="1" w:lastColumn="0" w:noHBand="0" w:noVBand="1"/>
-      </w:tblPr>
-      <w:tblGrid>
-        <w:gridCol w:w="8020"/>
-        <w:gridCol w:w="1321"/>
-      </w:tblGrid>
-      <w:tr>
-        <w:trPr>
-          <w:tblHeader/>
-        </w:trPr>
-        <w:tc>
-          <w:tcPr>
-            <w:tcW w:w="4293" w:type="pct"/>
-            <w:tcBorders>
-              <w:top w:val="single" w:sz="6" w:space="0" w:color="3B3E46"/>
-              <w:left w:val="single" w:sz="6" w:space="0" w:color="3B3E46"/>
-              <w:bottom w:val="single" w:sz="6" w:space="0" w:color="515151"/>
-              <w:right w:val="single" w:sz="6" w:space="0" w:color="3B3E46"/>
-            </w:tcBorders>
-            <w:shd w:val="clear" w:color="auto" w:fill="101721"/>
-            <w:noWrap/>
-            <w:tcMar>
-              <w:top w:w="240" w:type="dxa"/>
-              <w:left w:w="240" w:type="dxa"/>
-              <w:bottom w:w="240" w:type="dxa"/>
-              <w:right w:w="240" w:type="dxa"/>
-            </w:tcMar>
-            <w:vAlign w:val="center"/>
-            <w:hideMark/>
-          </w:tcPr>
-          <w:p>
-            <w:pPr>
-              <w:pStyle w:val="BodyText"/>
-              <w:spacing w:after="0" w:line="240" w:lineRule="auto"/>
-              <w:rPr>
-                <w:rFonts w:eastAsia="Trebuchet MS"/>
-              </w:rPr>
-            </w:pPr>
-            <w:r>
-              <w:rPr>
-                <w:rFonts w:eastAsia="Trebuchet MS"/>
-              </w:rPr>
-              <w:lastRenderedPageBreak/>
-              <w:t>Check</w:t>
-            </w:r>
-          </w:p>
-        </w:tc>
-        <w:tc>
-          <w:tcPr>
-            <w:tcW w:w="707" w:type="pct"/>
-            <w:tcBorders>
-              <w:top w:val="single" w:sz="6" w:space="0" w:color="3B3E46"/>
-              <w:bottom w:val="single" w:sz="6" w:space="0" w:color="515151"/>
-              <w:right w:val="single" w:sz="6" w:space="0" w:color="3B3E46"/>
-            </w:tcBorders>
-            <w:shd w:val="clear" w:color="auto" w:fill="101721"/>
-            <w:noWrap/>
-            <w:tcMar>
-              <w:top w:w="240" w:type="dxa"/>
-              <w:left w:w="240" w:type="dxa"/>
-              <w:bottom w:w="240" w:type="dxa"/>
-              <w:right w:w="240" w:type="dxa"/>
-            </w:tcMar>
-            <w:vAlign w:val="center"/>
-            <w:hideMark/>
-          </w:tcPr>
-          <w:p>
-            <w:pPr>
-              <w:pStyle w:val="BodyText"/>
-              <w:spacing w:after="0" w:line="240" w:lineRule="auto"/>
-              <w:rPr>
-                <w:rFonts w:eastAsia="Trebuchet MS"/>
-              </w:rPr>
-            </w:pPr>
-            <w:r>
-              <w:rPr>
-                <w:rFonts w:eastAsia="Trebuchet MS"/>
-              </w:rPr>
-              <w:t>Result</w:t>
-            </w:r>
-          </w:p>
-        </w:tc>
-      </w:tr>
-      <w:tr>
-        <w:tc>
-          <w:tcPr>
-            <w:tcW w:w="4293" w:type="pct"/>
-            <w:tcBorders>
-              <w:left w:val="single" w:sz="6" w:space="0" w:color="3B3E46"/>
-              <w:bottom w:val="single" w:sz="6" w:space="0" w:color="515151"/>
-              <w:right w:val="single" w:sz="6" w:space="0" w:color="3B3E46"/>
-            </w:tcBorders>
-            <w:tcMar>
-              <w:top w:w="240" w:type="dxa"/>
-              <w:left w:w="240" w:type="dxa"/>
-              <w:bottom w:w="240" w:type="dxa"/>
-              <w:right w:w="240" w:type="dxa"/>
-            </w:tcMar>
-            <w:vAlign w:val="center"/>
-            <w:hideMark/>
-          </w:tcPr>
-          <w:p>
-            <w:pPr>
-              <w:pStyle w:val="BodyText"/>
-              <w:spacing w:after="0" w:line="240" w:lineRule="auto"/>
-              <w:rPr>
-                <w:rFonts w:eastAsia="Trebuchet MS"/>
-              </w:rPr>
-            </w:pPr>
-            <w:r>
-              <w:rPr>
-                <w:rFonts w:eastAsia="Trebuchet MS"/>
-              </w:rPr>
-              <w:t>Rows resolving to NK 'n/a_n/a' (missing address and postal code)</w:t>
-            </w:r>
-          </w:p>
-        </w:tc>
-        <w:tc>
-          <w:tcPr>
-            <w:tcW w:w="707" w:type="pct"/>
-            <w:tcBorders>
-              <w:bottom w:val="single" w:sz="6" w:space="0" w:color="515151"/>
-              <w:right w:val="single" w:sz="6" w:space="0" w:color="3B3E46"/>
-            </w:tcBorders>
-            <w:tcMar>
-              <w:top w:w="240" w:type="dxa"/>
-              <w:left w:w="240" w:type="dxa"/>
-              <w:bottom w:w="240" w:type="dxa"/>
-              <w:right w:w="240" w:type="dxa"/>
-            </w:tcMar>
-            <w:vAlign w:val="center"/>
-            <w:hideMark/>
-          </w:tcPr>
-          <w:p>
-            <w:pPr>
-              <w:pStyle w:val="BodyText"/>
-              <w:spacing w:after="0" w:line="240" w:lineRule="auto"/>
-              <w:rPr>
-                <w:rFonts w:eastAsia="Trebuchet MS"/>
-              </w:rPr>
-            </w:pPr>
-            <w:r>
-              <w:rPr>
-                <w:rFonts w:eastAsia="Trebuchet MS"/>
-              </w:rPr>
-              <w:t>TBD</w:t>
-            </w:r>
-          </w:p>
-        </w:tc>
-      </w:tr>
-      <w:tr>
-        <w:tc>
-          <w:tcPr>
-            <w:tcW w:w="4293" w:type="pct"/>
-            <w:tcBorders>
-              <w:left w:val="single" w:sz="6" w:space="0" w:color="3B3E46"/>
-              <w:bottom w:val="single" w:sz="6" w:space="0" w:color="515151"/>
-              <w:right w:val="single" w:sz="6" w:space="0" w:color="3B3E46"/>
-            </w:tcBorders>
-            <w:tcMar>
-              <w:top w:w="240" w:type="dxa"/>
-              <w:left w:w="240" w:type="dxa"/>
-              <w:bottom w:w="240" w:type="dxa"/>
-              <w:right w:w="240" w:type="dxa"/>
-            </w:tcMar>
-            <w:vAlign w:val="center"/>
-            <w:hideMark/>
-          </w:tcPr>
-          <w:p>
-            <w:pPr>
-              <w:pStyle w:val="BodyText"/>
-              <w:spacing w:after="0" w:line="240" w:lineRule="auto"/>
-              <w:rPr>
-                <w:rFonts w:eastAsia="Trebuchet MS"/>
-              </w:rPr>
-            </w:pPr>
-            <w:r>
-              <w:rPr>
-                <w:rFonts w:eastAsia="Trebuchet MS"/>
-              </w:rPr>
-              <w:t>Distinct real addresses collapsed under a single default location</w:t>
-            </w:r>
-          </w:p>
-        </w:tc>
-        <w:tc>
-          <w:tcPr>
-            <w:tcW w:w="707" w:type="pct"/>
-            <w:tcBorders>
-              <w:bottom w:val="single" w:sz="6" w:space="0" w:color="515151"/>
-              <w:right w:val="single" w:sz="6" w:space="0" w:color="3B3E46"/>
-            </w:tcBorders>
-            <w:tcMar>
-              <w:top w:w="240" w:type="dxa"/>
-              <w:left w:w="240" w:type="dxa"/>
-              <w:bottom w:w="240" w:type="dxa"/>
-              <w:right w:w="240" w:type="dxa"/>
-            </w:tcMar>
-            <w:vAlign w:val="center"/>
-            <w:hideMark/>
-          </w:tcPr>
-          <w:p>
-            <w:pPr>
-              <w:pStyle w:val="BodyText"/>
-              <w:spacing w:after="0" w:line="240" w:lineRule="auto"/>
-              <w:rPr>
-                <w:rFonts w:eastAsia="Trebuchet MS"/>
-              </w:rPr>
-            </w:pPr>
-            <w:r>
-              <w:rPr>
-                <w:rFonts w:eastAsia="Trebuchet MS"/>
-              </w:rPr>
-              <w:t>TBD</w:t>
-            </w:r>
-          </w:p>
-        </w:tc>
-      </w:tr>
-    </w:tbl>
-    <w:p>
-      <w:pPr>
         <w:pStyle w:val="BodyText"/>
         <w:rPr>
           <w:rFonts w:eastAsia="Trebuchet MS"/>
@@ -38405,14 +37757,15 @@
           <w:rFonts w:eastAsia="Trebuchet MS"/>
         </w:rPr>
       </w:pPr>
-      <w:bookmarkStart w:id="41" w:name="_Toc238727096"/>
+      <w:bookmarkStart w:id="40" w:name="_Toc238727096"/>
       <w:r>
         <w:rPr>
           <w:rFonts w:eastAsia="Trebuchet MS"/>
         </w:rPr>
+        <w:lastRenderedPageBreak/>
         <w:t>BL_DM Level Profiling Results</w:t>
       </w:r>
-      <w:bookmarkEnd w:id="41"/>
+      <w:bookmarkEnd w:id="40"/>
     </w:p>
     <w:p>
       <w:pPr>
@@ -38421,14 +37774,14 @@
           <w:rFonts w:eastAsia="Trebuchet MS"/>
         </w:rPr>
       </w:pPr>
-      <w:bookmarkStart w:id="42" w:name="_Toc238727097"/>
+      <w:bookmarkStart w:id="41" w:name="_Toc238727097"/>
       <w:r>
         <w:rPr>
           <w:rFonts w:eastAsia="Trebuchet MS"/>
         </w:rPr>
         <w:t>Row Counts by Table</w:t>
       </w:r>
-      <w:bookmarkEnd w:id="42"/>
+      <w:bookmarkEnd w:id="41"/>
     </w:p>
     <w:tbl>
       <w:tblPr>
@@ -39202,14 +38555,14 @@
           <w:rFonts w:eastAsia="Trebuchet MS"/>
         </w:rPr>
       </w:pPr>
-      <w:bookmarkStart w:id="43" w:name="_Toc238727098"/>
+      <w:bookmarkStart w:id="42" w:name="_Toc238727098"/>
       <w:r>
         <w:rPr>
           <w:rFonts w:eastAsia="Trebuchet MS"/>
         </w:rPr>
         <w:t>FCT_SALES_DD Row Count by Source System</w:t>
       </w:r>
-      <w:bookmarkEnd w:id="43"/>
+      <w:bookmarkEnd w:id="42"/>
     </w:p>
     <w:tbl>
       <w:tblPr>
@@ -39511,14 +38864,14 @@
           <w:rFonts w:eastAsia="Trebuchet MS"/>
         </w:rPr>
       </w:pPr>
-      <w:bookmarkStart w:id="44" w:name="_Toc238727099"/>
+      <w:bookmarkStart w:id="43" w:name="_Toc238727099"/>
       <w:r>
         <w:rPr>
           <w:rFonts w:eastAsia="Trebuchet MS"/>
         </w:rPr>
         <w:t>KPI Completeness in FCT_SALES_DD</w:t>
       </w:r>
-      <w:bookmarkEnd w:id="44"/>
+      <w:bookmarkEnd w:id="43"/>
     </w:p>
     <w:tbl>
       <w:tblPr>
@@ -39543,7 +38896,7 @@
         </w:trPr>
         <w:tc>
           <w:tcPr>
-            <w:tcW w:w="1130" w:type="pct"/>
+            <w:tcW w:w="1131" w:type="pct"/>
             <w:tcBorders>
               <w:top w:val="single" w:sz="6" w:space="0" w:color="3B3E46"/>
               <w:left w:val="single" w:sz="6" w:space="0" w:color="3B3E46"/>
@@ -39573,7 +38926,6 @@
               <w:rPr>
                 <w:rFonts w:eastAsia="Trebuchet MS"/>
               </w:rPr>
-              <w:lastRenderedPageBreak/>
               <w:t>KPI Column</w:t>
             </w:r>
           </w:p>
@@ -39687,7 +39039,7 @@
       <w:tr>
         <w:tc>
           <w:tcPr>
-            <w:tcW w:w="1130" w:type="pct"/>
+            <w:tcW w:w="1131" w:type="pct"/>
             <w:tcBorders>
               <w:left w:val="single" w:sz="6" w:space="0" w:color="3B3E46"/>
               <w:bottom w:val="single" w:sz="6" w:space="0" w:color="515151"/>
@@ -39760,7 +39112,7 @@
               <w:rPr>
                 <w:rFonts w:eastAsia="Trebuchet MS"/>
               </w:rPr>
-              <w:t>TBD</w:t>
+              <w:t>100%</w:t>
             </w:r>
           </w:p>
         </w:tc>
@@ -39792,7 +39144,7 @@
               <w:rPr>
                 <w:rFonts w:eastAsia="Trebuchet MS"/>
               </w:rPr>
-              <w:t>TBD</w:t>
+              <w:t>100%</w:t>
             </w:r>
           </w:p>
         </w:tc>
@@ -39826,7 +39178,7 @@
       <w:tr>
         <w:tc>
           <w:tcPr>
-            <w:tcW w:w="1130" w:type="pct"/>
+            <w:tcW w:w="1131" w:type="pct"/>
             <w:tcBorders>
               <w:left w:val="single" w:sz="6" w:space="0" w:color="3B3E46"/>
               <w:bottom w:val="single" w:sz="6" w:space="0" w:color="515151"/>
@@ -39885,7 +39237,7 @@
               <w:rPr>
                 <w:rFonts w:eastAsia="Trebuchet MS"/>
               </w:rPr>
-              <w:t>TBD</w:t>
+              <w:t>100%</w:t>
             </w:r>
           </w:p>
         </w:tc>
@@ -39917,7 +39269,7 @@
               <w:rPr>
                 <w:rFonts w:eastAsia="Trebuchet MS"/>
               </w:rPr>
-              <w:t>TBD</w:t>
+              <w:t>100%</w:t>
             </w:r>
           </w:p>
         </w:tc>
@@ -39951,7 +39303,7 @@
       <w:tr>
         <w:tc>
           <w:tcPr>
-            <w:tcW w:w="1130" w:type="pct"/>
+            <w:tcW w:w="1131" w:type="pct"/>
             <w:tcBorders>
               <w:left w:val="single" w:sz="6" w:space="0" w:color="3B3E46"/>
               <w:bottom w:val="single" w:sz="6" w:space="0" w:color="515151"/>
@@ -40024,7 +39376,7 @@
               <w:rPr>
                 <w:rFonts w:eastAsia="Trebuchet MS"/>
               </w:rPr>
-              <w:t>TBD</w:t>
+              <w:t>100%</w:t>
             </w:r>
           </w:p>
         </w:tc>
@@ -40056,7 +39408,7 @@
               <w:rPr>
                 <w:rFonts w:eastAsia="Trebuchet MS"/>
               </w:rPr>
-              <w:t>TBD</w:t>
+              <w:t>100%</w:t>
             </w:r>
           </w:p>
         </w:tc>
@@ -40090,7 +39442,7 @@
       <w:tr>
         <w:tc>
           <w:tcPr>
-            <w:tcW w:w="1130" w:type="pct"/>
+            <w:tcW w:w="1131" w:type="pct"/>
             <w:tcBorders>
               <w:left w:val="single" w:sz="6" w:space="0" w:color="3B3E46"/>
               <w:bottom w:val="single" w:sz="6" w:space="0" w:color="515151"/>
@@ -40117,6 +39469,7 @@
               <w:rPr>
                 <w:rFonts w:eastAsia="Trebuchet MS"/>
               </w:rPr>
+              <w:lastRenderedPageBreak/>
               <w:t>FCT</w:t>
             </w:r>
             <w:r>
@@ -40235,7 +39588,7 @@
       <w:tr>
         <w:tc>
           <w:tcPr>
-            <w:tcW w:w="1130" w:type="pct"/>
+            <w:tcW w:w="1131" w:type="pct"/>
             <w:tcBorders>
               <w:left w:val="single" w:sz="6" w:space="0" w:color="3B3E46"/>
               <w:bottom w:val="single" w:sz="6" w:space="0" w:color="515151"/>
@@ -40294,7 +39647,7 @@
               <w:rPr>
                 <w:rFonts w:eastAsia="Trebuchet MS"/>
               </w:rPr>
-              <w:t>TBD</w:t>
+              <w:t>100%</w:t>
             </w:r>
           </w:p>
         </w:tc>
@@ -40326,7 +39679,7 @@
               <w:rPr>
                 <w:rFonts w:eastAsia="Trebuchet MS"/>
               </w:rPr>
-              <w:t>TBD</w:t>
+              <w:t>100%</w:t>
             </w:r>
           </w:p>
         </w:tc>
@@ -40360,7 +39713,7 @@
       <w:tr>
         <w:tc>
           <w:tcPr>
-            <w:tcW w:w="1130" w:type="pct"/>
+            <w:tcW w:w="1131" w:type="pct"/>
             <w:tcBorders>
               <w:left w:val="single" w:sz="6" w:space="0" w:color="3B3E46"/>
               <w:bottom w:val="single" w:sz="6" w:space="0" w:color="515151"/>
@@ -40505,7 +39858,7 @@
       <w:tr>
         <w:tc>
           <w:tcPr>
-            <w:tcW w:w="1130" w:type="pct"/>
+            <w:tcW w:w="1131" w:type="pct"/>
             <w:tcBorders>
               <w:left w:val="single" w:sz="6" w:space="0" w:color="3B3E46"/>
               <w:bottom w:val="single" w:sz="6" w:space="0" w:color="515151"/>
@@ -40578,7 +39931,7 @@
               <w:rPr>
                 <w:rFonts w:eastAsia="Trebuchet MS"/>
               </w:rPr>
-              <w:t>TBD</w:t>
+              <w:t>100%</w:t>
             </w:r>
           </w:p>
         </w:tc>
@@ -40610,7 +39963,7 @@
               <w:rPr>
                 <w:rFonts w:eastAsia="Trebuchet MS"/>
               </w:rPr>
-              <w:t>TBD</w:t>
+              <w:t>100%</w:t>
             </w:r>
           </w:p>
         </w:tc>
@@ -40649,14 +40002,14 @@
           <w:rFonts w:eastAsia="Trebuchet MS"/>
         </w:rPr>
       </w:pPr>
-      <w:bookmarkStart w:id="45" w:name="_Toc238727100"/>
+      <w:bookmarkStart w:id="44" w:name="_Toc238727100"/>
       <w:r>
         <w:rPr>
           <w:rFonts w:eastAsia="Trebuchet MS"/>
         </w:rPr>
         <w:t>Row Count Reconciliation Across Layers</w:t>
       </w:r>
-      <w:bookmarkEnd w:id="45"/>
+      <w:bookmarkEnd w:id="44"/>
     </w:p>
     <w:tbl>
       <w:tblPr>
@@ -41012,11 +40365,9 @@
                 <w:rFonts w:eastAsia="Trebuchet MS"/>
               </w:rPr>
             </w:pPr>
-            <w:proofErr w:type="spellStart"/>
             <w:r>
               <w:t>saretail.srcretail_sales</w:t>
             </w:r>
-            <w:proofErr w:type="spellEnd"/>
           </w:p>
         </w:tc>
         <w:tc>
@@ -41101,11 +40452,9 @@
                 <w:rFonts w:eastAsia="Trebuchet MS"/>
               </w:rPr>
             </w:pPr>
-            <w:proofErr w:type="spellStart"/>
             <w:r>
               <w:t>saecom.srcecom_sales</w:t>
             </w:r>
-            <w:proofErr w:type="spellEnd"/>
           </w:p>
         </w:tc>
         <w:tc>
@@ -41219,15 +40568,7 @@
               </w:rPr>
             </w:pPr>
             <w:r>
-              <w:t xml:space="preserve">1863 (995 retail + 868 </w:t>
-            </w:r>
-            <w:proofErr w:type="spellStart"/>
-            <w:r>
-              <w:t>ecom</w:t>
-            </w:r>
-            <w:proofErr w:type="spellEnd"/>
-            <w:r>
-              <w:t>)</w:t>
+              <w:t>1863 (995 retail + 868 ecom)</w:t>
             </w:r>
           </w:p>
         </w:tc>
@@ -41314,15 +40655,7 @@
               </w:rPr>
             </w:pPr>
             <w:r>
-              <w:t xml:space="preserve">1626 (862 retail + 764 </w:t>
-            </w:r>
-            <w:proofErr w:type="spellStart"/>
-            <w:r>
-              <w:t>ecom</w:t>
-            </w:r>
-            <w:proofErr w:type="spellEnd"/>
-            <w:r>
-              <w:t>)</w:t>
+              <w:t>1863 (995 retail + 868 ecom)</w:t>
             </w:r>
           </w:p>
         </w:tc>
@@ -41335,14 +40668,14 @@
           <w:rFonts w:eastAsia="Trebuchet MS"/>
         </w:rPr>
       </w:pPr>
-      <w:bookmarkStart w:id="46" w:name="_Toc238727101"/>
+      <w:bookmarkStart w:id="45" w:name="_Toc238727101"/>
       <w:r>
         <w:rPr>
           <w:rFonts w:eastAsia="Trebuchet MS"/>
         </w:rPr>
         <w:t>Partition Verification (FCT_SALES_DD)</w:t>
       </w:r>
-      <w:bookmarkEnd w:id="46"/>
+      <w:bookmarkEnd w:id="45"/>
     </w:p>
     <w:tbl>
       <w:tblPr>
@@ -41396,7 +40729,6 @@
               <w:rPr>
                 <w:rFonts w:eastAsia="Trebuchet MS"/>
               </w:rPr>
-              <w:lastRenderedPageBreak/>
               <w:t>Partition (Month)</w:t>
             </w:r>
           </w:p>
@@ -41497,7 +40829,7 @@
                 <w:rFonts w:eastAsia="Trebuchet MS"/>
               </w:rPr>
             </w:pPr>
-            <w:bookmarkStart w:id="47" w:name="_Toc238727102"/>
+            <w:bookmarkStart w:id="46" w:name="_Toc238727102"/>
             <w:r>
               <w:rPr>
                 <w:rFonts w:eastAsia="Trebuchet MS"/>
@@ -41694,6 +41026,7 @@
               <w:rPr>
                 <w:rFonts w:eastAsia="Trebuchet MS"/>
               </w:rPr>
+              <w:lastRenderedPageBreak/>
               <w:t>2021_09</w:t>
             </w:r>
           </w:p>
@@ -43038,7 +42371,6 @@
               <w:rPr>
                 <w:rFonts w:eastAsia="Trebuchet MS"/>
               </w:rPr>
-              <w:lastRenderedPageBreak/>
               <w:t>2022_11</w:t>
             </w:r>
           </w:p>
@@ -43214,9 +42546,10 @@
         <w:rPr>
           <w:rFonts w:eastAsia="Trebuchet MS"/>
         </w:rPr>
+        <w:lastRenderedPageBreak/>
         <w:t>Restartability Verification</w:t>
       </w:r>
-      <w:bookmarkEnd w:id="47"/>
+      <w:bookmarkEnd w:id="46"/>
     </w:p>
     <w:tbl>
       <w:tblPr>
@@ -43371,7 +42704,7 @@
               <w:rPr>
                 <w:rFonts w:eastAsia="Trebuchet MS"/>
               </w:rPr>
-              <w:t>TBD</w:t>
+              <w:t>1863</w:t>
             </w:r>
           </w:p>
         </w:tc>
@@ -43438,7 +42771,7 @@
               <w:rPr>
                 <w:rFonts w:eastAsia="Trebuchet MS"/>
               </w:rPr>
-              <w:t>TBD</w:t>
+              <w:t>1863</w:t>
             </w:r>
           </w:p>
         </w:tc>
@@ -43534,14 +42867,14 @@
           <w:rFonts w:eastAsia="Trebuchet MS"/>
         </w:rPr>
       </w:pPr>
-      <w:bookmarkStart w:id="48" w:name="_Toc238727103"/>
+      <w:bookmarkStart w:id="47" w:name="_Toc238727103"/>
       <w:r>
         <w:rPr>
           <w:rFonts w:eastAsia="Trebuchet MS"/>
         </w:rPr>
         <w:t>Cross-Source Comparison</w:t>
       </w:r>
-      <w:bookmarkEnd w:id="48"/>
+      <w:bookmarkEnd w:id="47"/>
     </w:p>
     <w:p>
       <w:pPr>
@@ -43550,14 +42883,14 @@
           <w:rFonts w:eastAsia="Trebuchet MS"/>
         </w:rPr>
       </w:pPr>
-      <w:bookmarkStart w:id="49" w:name="_Toc238727104"/>
+      <w:bookmarkStart w:id="48" w:name="_Toc238727104"/>
       <w:r>
         <w:rPr>
           <w:rFonts w:eastAsia="Trebuchet MS"/>
         </w:rPr>
         <w:t>Attribute Coverage Comparison</w:t>
       </w:r>
-      <w:bookmarkEnd w:id="49"/>
+      <w:bookmarkEnd w:id="48"/>
     </w:p>
     <w:tbl>
       <w:tblPr>
@@ -44530,14 +43863,14 @@
           <w:rFonts w:eastAsia="Trebuchet MS"/>
         </w:rPr>
       </w:pPr>
-      <w:bookmarkStart w:id="50" w:name="_Toc238727105"/>
+      <w:bookmarkStart w:id="49" w:name="_Toc238727105"/>
       <w:r>
         <w:rPr>
           <w:rFonts w:eastAsia="Trebuchet MS"/>
         </w:rPr>
         <w:t>Value Distribution Comparison (Shared Attributes)</w:t>
       </w:r>
-      <w:bookmarkEnd w:id="50"/>
+      <w:bookmarkEnd w:id="49"/>
     </w:p>
     <w:tbl>
       <w:tblPr>
@@ -44551,10 +43884,10 @@
         <w:tblLook w:val="04A0" w:firstRow="1" w:lastRow="0" w:firstColumn="1" w:lastColumn="0" w:noHBand="0" w:noVBand="1"/>
       </w:tblPr>
       <w:tblGrid>
-        <w:gridCol w:w="2873"/>
-        <w:gridCol w:w="2615"/>
-        <w:gridCol w:w="2567"/>
-        <w:gridCol w:w="1286"/>
+        <w:gridCol w:w="2793"/>
+        <w:gridCol w:w="2535"/>
+        <w:gridCol w:w="2487"/>
+        <w:gridCol w:w="1526"/>
       </w:tblGrid>
       <w:tr>
         <w:trPr>
@@ -44880,6 +44213,12 @@
                 <w:rFonts w:eastAsia="Trebuchet MS"/>
               </w:rPr>
             </w:pPr>
+            <w:r>
+              <w:rPr>
+                <w:rFonts w:eastAsia="Trebuchet MS"/>
+              </w:rPr>
+              <w:t>554</w:t>
+            </w:r>
           </w:p>
         </w:tc>
         <w:tc>
@@ -44906,7 +44245,7 @@
               </w:rPr>
             </w:pPr>
             <w:r>
-              <w:t>-</w:t>
+              <w:t>160</w:t>
             </w:r>
           </w:p>
         </w:tc>
@@ -44933,6 +44272,12 @@
                 <w:rFonts w:eastAsia="Trebuchet MS"/>
               </w:rPr>
             </w:pPr>
+            <w:r>
+              <w:rPr>
+                <w:rFonts w:eastAsia="Trebuchet MS"/>
+              </w:rPr>
+              <w:t>Not overlapping by design</w:t>
+            </w:r>
           </w:p>
         </w:tc>
       </w:tr>
@@ -45075,14 +44420,14 @@
           <w:rFonts w:eastAsia="Trebuchet MS"/>
         </w:rPr>
       </w:pPr>
-      <w:bookmarkStart w:id="51" w:name="_Toc238727106"/>
+      <w:bookmarkStart w:id="50" w:name="_Toc238727106"/>
       <w:r>
         <w:rPr>
           <w:rFonts w:eastAsia="Trebuchet MS"/>
         </w:rPr>
         <w:t>Data Quality Dimension Summary</w:t>
       </w:r>
-      <w:bookmarkEnd w:id="51"/>
+      <w:bookmarkEnd w:id="50"/>
     </w:p>
     <w:tbl>
       <w:tblPr>
@@ -46285,14 +45630,14 @@
           <w:rFonts w:eastAsia="Trebuchet MS"/>
         </w:rPr>
       </w:pPr>
-      <w:bookmarkStart w:id="52" w:name="_Toc238727107"/>
+      <w:bookmarkStart w:id="51" w:name="_Toc238727107"/>
       <w:r>
         <w:rPr>
           <w:rFonts w:eastAsia="Trebuchet MS"/>
         </w:rPr>
         <w:t>Identified Data Anomalies and Exception Handling</w:t>
       </w:r>
-      <w:bookmarkEnd w:id="52"/>
+      <w:bookmarkEnd w:id="51"/>
     </w:p>
     <w:p>
       <w:pPr>
@@ -46310,7 +45655,8 @@
     </w:p>
     <w:tbl>
       <w:tblPr>
-        <w:tblW w:w="5000" w:type="pct"/>
+        <w:tblW w:w="4632" w:type="pct"/>
+        <w:tblInd w:w="8" w:type="dxa"/>
         <w:tblCellMar>
           <w:top w:w="28" w:type="dxa"/>
           <w:left w:w="57" w:type="dxa"/>
@@ -46320,11 +45666,10 @@
         <w:tblLook w:val="04A0" w:firstRow="1" w:lastRow="0" w:firstColumn="1" w:lastColumn="0" w:noHBand="0" w:noVBand="1"/>
       </w:tblPr>
       <w:tblGrid>
-        <w:gridCol w:w="690"/>
-        <w:gridCol w:w="2915"/>
+        <w:gridCol w:w="2663"/>
         <w:gridCol w:w="1137"/>
         <w:gridCol w:w="2455"/>
-        <w:gridCol w:w="2144"/>
+        <w:gridCol w:w="2406"/>
       </w:tblGrid>
       <w:tr>
         <w:trPr>
@@ -46332,10 +45677,9 @@
         </w:trPr>
         <w:tc>
           <w:tcPr>
-            <w:tcW w:w="369" w:type="pct"/>
+            <w:tcW w:w="1538" w:type="pct"/>
             <w:tcBorders>
               <w:top w:val="single" w:sz="6" w:space="0" w:color="3B3E46"/>
-              <w:left w:val="single" w:sz="6" w:space="0" w:color="3B3E46"/>
               <w:bottom w:val="single" w:sz="6" w:space="0" w:color="515151"/>
               <w:right w:val="single" w:sz="6" w:space="0" w:color="3B3E46"/>
             </w:tcBorders>
@@ -46363,13 +45707,13 @@
                 <w:rFonts w:eastAsia="Trebuchet MS"/>
               </w:rPr>
               <w:lastRenderedPageBreak/>
-              <w:t>#</w:t>
-            </w:r>
-          </w:p>
-        </w:tc>
-        <w:tc>
-          <w:tcPr>
-            <w:tcW w:w="1561" w:type="pct"/>
+              <w:t>Anomaly / Exception</w:t>
+            </w:r>
+          </w:p>
+        </w:tc>
+        <w:tc>
+          <w:tcPr>
+            <w:tcW w:w="656" w:type="pct"/>
             <w:tcBorders>
               <w:top w:val="single" w:sz="6" w:space="0" w:color="3B3E46"/>
               <w:bottom w:val="single" w:sz="6" w:space="0" w:color="515151"/>
@@ -46398,13 +45742,13 @@
               <w:rPr>
                 <w:rFonts w:eastAsia="Trebuchet MS"/>
               </w:rPr>
-              <w:t>Anomaly / Exception</w:t>
-            </w:r>
-          </w:p>
-        </w:tc>
-        <w:tc>
-          <w:tcPr>
-            <w:tcW w:w="609" w:type="pct"/>
+              <w:t>Layer</w:t>
+            </w:r>
+          </w:p>
+        </w:tc>
+        <w:tc>
+          <w:tcPr>
+            <w:tcW w:w="1417" w:type="pct"/>
             <w:tcBorders>
               <w:top w:val="single" w:sz="6" w:space="0" w:color="3B3E46"/>
               <w:bottom w:val="single" w:sz="6" w:space="0" w:color="515151"/>
@@ -46433,13 +45777,13 @@
               <w:rPr>
                 <w:rFonts w:eastAsia="Trebuchet MS"/>
               </w:rPr>
-              <w:t>Layer</w:t>
-            </w:r>
-          </w:p>
-        </w:tc>
-        <w:tc>
-          <w:tcPr>
-            <w:tcW w:w="1314" w:type="pct"/>
+              <w:t>Handling Rule Applied</w:t>
+            </w:r>
+          </w:p>
+        </w:tc>
+        <w:tc>
+          <w:tcPr>
+            <w:tcW w:w="1389" w:type="pct"/>
             <w:tcBorders>
               <w:top w:val="single" w:sz="6" w:space="0" w:color="3B3E46"/>
               <w:bottom w:val="single" w:sz="6" w:space="0" w:color="515151"/>
@@ -46468,41 +45812,6 @@
               <w:rPr>
                 <w:rFonts w:eastAsia="Trebuchet MS"/>
               </w:rPr>
-              <w:t>Handling Rule Applied</w:t>
-            </w:r>
-          </w:p>
-        </w:tc>
-        <w:tc>
-          <w:tcPr>
-            <w:tcW w:w="1148" w:type="pct"/>
-            <w:tcBorders>
-              <w:top w:val="single" w:sz="6" w:space="0" w:color="3B3E46"/>
-              <w:bottom w:val="single" w:sz="6" w:space="0" w:color="515151"/>
-              <w:right w:val="single" w:sz="6" w:space="0" w:color="3B3E46"/>
-            </w:tcBorders>
-            <w:shd w:val="clear" w:color="auto" w:fill="101721"/>
-            <w:noWrap/>
-            <w:tcMar>
-              <w:top w:w="240" w:type="dxa"/>
-              <w:left w:w="240" w:type="dxa"/>
-              <w:bottom w:w="240" w:type="dxa"/>
-              <w:right w:w="240" w:type="dxa"/>
-            </w:tcMar>
-            <w:vAlign w:val="center"/>
-            <w:hideMark/>
-          </w:tcPr>
-          <w:p>
-            <w:pPr>
-              <w:pStyle w:val="BodyText"/>
-              <w:spacing w:after="0" w:line="240" w:lineRule="auto"/>
-              <w:rPr>
-                <w:rFonts w:eastAsia="Trebuchet MS"/>
-              </w:rPr>
-            </w:pPr>
-            <w:r>
-              <w:rPr>
-                <w:rFonts w:eastAsia="Trebuchet MS"/>
-              </w:rPr>
               <w:t>Verification Result</w:t>
             </w:r>
           </w:p>
@@ -46511,40 +45820,7 @@
       <w:tr>
         <w:tc>
           <w:tcPr>
-            <w:tcW w:w="369" w:type="pct"/>
-            <w:tcBorders>
-              <w:left w:val="single" w:sz="6" w:space="0" w:color="3B3E46"/>
-              <w:bottom w:val="single" w:sz="6" w:space="0" w:color="515151"/>
-              <w:right w:val="single" w:sz="6" w:space="0" w:color="3B3E46"/>
-            </w:tcBorders>
-            <w:tcMar>
-              <w:top w:w="240" w:type="dxa"/>
-              <w:left w:w="240" w:type="dxa"/>
-              <w:bottom w:w="240" w:type="dxa"/>
-              <w:right w:w="240" w:type="dxa"/>
-            </w:tcMar>
-            <w:vAlign w:val="center"/>
-            <w:hideMark/>
-          </w:tcPr>
-          <w:p>
-            <w:pPr>
-              <w:pStyle w:val="BodyText"/>
-              <w:spacing w:after="0" w:line="240" w:lineRule="auto"/>
-              <w:rPr>
-                <w:rFonts w:eastAsia="Trebuchet MS"/>
-              </w:rPr>
-            </w:pPr>
-            <w:r>
-              <w:rPr>
-                <w:rFonts w:eastAsia="Trebuchet MS"/>
-              </w:rPr>
-              <w:t>1</w:t>
-            </w:r>
-          </w:p>
-        </w:tc>
-        <w:tc>
-          <w:tcPr>
-            <w:tcW w:w="1561" w:type="pct"/>
+            <w:tcW w:w="1538" w:type="pct"/>
             <w:tcBorders>
               <w:bottom w:val="single" w:sz="6" w:space="0" w:color="515151"/>
               <w:right w:val="single" w:sz="6" w:space="0" w:color="3B3E46"/>
@@ -46590,7 +45866,7 @@
         </w:tc>
         <w:tc>
           <w:tcPr>
-            <w:tcW w:w="609" w:type="pct"/>
+            <w:tcW w:w="656" w:type="pct"/>
             <w:tcBorders>
               <w:bottom w:val="single" w:sz="6" w:space="0" w:color="515151"/>
               <w:right w:val="single" w:sz="6" w:space="0" w:color="3B3E46"/>
@@ -46622,7 +45898,7 @@
         </w:tc>
         <w:tc>
           <w:tcPr>
-            <w:tcW w:w="1314" w:type="pct"/>
+            <w:tcW w:w="1417" w:type="pct"/>
             <w:tcBorders>
               <w:bottom w:val="single" w:sz="6" w:space="0" w:color="515151"/>
               <w:right w:val="single" w:sz="6" w:space="0" w:color="3B3E46"/>
@@ -46654,33 +45930,29 @@
         </w:tc>
         <w:tc>
           <w:tcPr>
-            <w:tcW w:w="1148" w:type="pct"/>
-            <w:tcBorders>
-              <w:bottom w:val="single" w:sz="6" w:space="0" w:color="515151"/>
-              <w:right w:val="single" w:sz="6" w:space="0" w:color="3B3E46"/>
-            </w:tcBorders>
-            <w:tcMar>
-              <w:top w:w="240" w:type="dxa"/>
-              <w:left w:w="240" w:type="dxa"/>
-              <w:bottom w:w="240" w:type="dxa"/>
-              <w:right w:w="240" w:type="dxa"/>
-            </w:tcMar>
-            <w:vAlign w:val="center"/>
-            <w:hideMark/>
-          </w:tcPr>
-          <w:p>
-            <w:pPr>
-              <w:pStyle w:val="BodyText"/>
-              <w:spacing w:after="0" w:line="240" w:lineRule="auto"/>
-              <w:rPr>
-                <w:rFonts w:eastAsia="Trebuchet MS"/>
-              </w:rPr>
-            </w:pPr>
-            <w:r>
-              <w:rPr>
-                <w:rFonts w:eastAsia="Trebuchet MS"/>
-              </w:rPr>
-              <w:t>TBD</w:t>
+            <w:tcW w:w="1389" w:type="pct"/>
+            <w:tcBorders>
+              <w:bottom w:val="single" w:sz="6" w:space="0" w:color="515151"/>
+              <w:right w:val="single" w:sz="6" w:space="0" w:color="3B3E46"/>
+            </w:tcBorders>
+            <w:tcMar>
+              <w:top w:w="240" w:type="dxa"/>
+              <w:left w:w="240" w:type="dxa"/>
+              <w:bottom w:w="240" w:type="dxa"/>
+              <w:right w:w="240" w:type="dxa"/>
+            </w:tcMar>
+            <w:hideMark/>
+          </w:tcPr>
+          <w:p>
+            <w:pPr>
+              <w:pStyle w:val="BodyText"/>
+              <w:spacing w:after="0" w:line="240" w:lineRule="auto"/>
+              <w:rPr>
+                <w:rFonts w:eastAsia="Trebuchet MS"/>
+              </w:rPr>
+            </w:pPr>
+            <w:r>
+              <w:t>CONFIRMED — 36 rows</w:t>
             </w:r>
           </w:p>
         </w:tc>
@@ -46688,40 +45960,7 @@
       <w:tr>
         <w:tc>
           <w:tcPr>
-            <w:tcW w:w="369" w:type="pct"/>
-            <w:tcBorders>
-              <w:left w:val="single" w:sz="6" w:space="0" w:color="3B3E46"/>
-              <w:bottom w:val="single" w:sz="6" w:space="0" w:color="515151"/>
-              <w:right w:val="single" w:sz="6" w:space="0" w:color="3B3E46"/>
-            </w:tcBorders>
-            <w:tcMar>
-              <w:top w:w="240" w:type="dxa"/>
-              <w:left w:w="240" w:type="dxa"/>
-              <w:bottom w:w="240" w:type="dxa"/>
-              <w:right w:w="240" w:type="dxa"/>
-            </w:tcMar>
-            <w:vAlign w:val="center"/>
-            <w:hideMark/>
-          </w:tcPr>
-          <w:p>
-            <w:pPr>
-              <w:pStyle w:val="BodyText"/>
-              <w:spacing w:after="0" w:line="240" w:lineRule="auto"/>
-              <w:rPr>
-                <w:rFonts w:eastAsia="Trebuchet MS"/>
-              </w:rPr>
-            </w:pPr>
-            <w:r>
-              <w:rPr>
-                <w:rFonts w:eastAsia="Trebuchet MS"/>
-              </w:rPr>
-              <w:t>2</w:t>
-            </w:r>
-          </w:p>
-        </w:tc>
-        <w:tc>
-          <w:tcPr>
-            <w:tcW w:w="1561" w:type="pct"/>
+            <w:tcW w:w="1538" w:type="pct"/>
             <w:tcBorders>
               <w:bottom w:val="single" w:sz="6" w:space="0" w:color="515151"/>
               <w:right w:val="single" w:sz="6" w:space="0" w:color="3B3E46"/>
@@ -46767,7 +46006,7 @@
         </w:tc>
         <w:tc>
           <w:tcPr>
-            <w:tcW w:w="609" w:type="pct"/>
+            <w:tcW w:w="656" w:type="pct"/>
             <w:tcBorders>
               <w:bottom w:val="single" w:sz="6" w:space="0" w:color="515151"/>
               <w:right w:val="single" w:sz="6" w:space="0" w:color="3B3E46"/>
@@ -46799,7 +46038,7 @@
         </w:tc>
         <w:tc>
           <w:tcPr>
-            <w:tcW w:w="1314" w:type="pct"/>
+            <w:tcW w:w="1417" w:type="pct"/>
             <w:tcBorders>
               <w:bottom w:val="single" w:sz="6" w:space="0" w:color="515151"/>
               <w:right w:val="single" w:sz="6" w:space="0" w:color="3B3E46"/>
@@ -46831,33 +46070,29 @@
         </w:tc>
         <w:tc>
           <w:tcPr>
-            <w:tcW w:w="1148" w:type="pct"/>
-            <w:tcBorders>
-              <w:bottom w:val="single" w:sz="6" w:space="0" w:color="515151"/>
-              <w:right w:val="single" w:sz="6" w:space="0" w:color="3B3E46"/>
-            </w:tcBorders>
-            <w:tcMar>
-              <w:top w:w="240" w:type="dxa"/>
-              <w:left w:w="240" w:type="dxa"/>
-              <w:bottom w:w="240" w:type="dxa"/>
-              <w:right w:w="240" w:type="dxa"/>
-            </w:tcMar>
-            <w:vAlign w:val="center"/>
-            <w:hideMark/>
-          </w:tcPr>
-          <w:p>
-            <w:pPr>
-              <w:pStyle w:val="BodyText"/>
-              <w:spacing w:after="0" w:line="240" w:lineRule="auto"/>
-              <w:rPr>
-                <w:rFonts w:eastAsia="Trebuchet MS"/>
-              </w:rPr>
-            </w:pPr>
-            <w:r>
-              <w:rPr>
-                <w:rFonts w:eastAsia="Trebuchet MS"/>
-              </w:rPr>
-              <w:t>TBD</w:t>
+            <w:tcW w:w="1389" w:type="pct"/>
+            <w:tcBorders>
+              <w:bottom w:val="single" w:sz="6" w:space="0" w:color="515151"/>
+              <w:right w:val="single" w:sz="6" w:space="0" w:color="3B3E46"/>
+            </w:tcBorders>
+            <w:tcMar>
+              <w:top w:w="240" w:type="dxa"/>
+              <w:left w:w="240" w:type="dxa"/>
+              <w:bottom w:w="240" w:type="dxa"/>
+              <w:right w:w="240" w:type="dxa"/>
+            </w:tcMar>
+            <w:hideMark/>
+          </w:tcPr>
+          <w:p>
+            <w:pPr>
+              <w:pStyle w:val="BodyText"/>
+              <w:spacing w:after="0" w:line="240" w:lineRule="auto"/>
+              <w:rPr>
+                <w:rFonts w:eastAsia="Trebuchet MS"/>
+              </w:rPr>
+            </w:pPr>
+            <w:r>
+              <w:t>CONFIRMED — 41 rows</w:t>
             </w:r>
           </w:p>
         </w:tc>
@@ -46865,72 +46100,39 @@
       <w:tr>
         <w:tc>
           <w:tcPr>
-            <w:tcW w:w="369" w:type="pct"/>
-            <w:tcBorders>
-              <w:left w:val="single" w:sz="6" w:space="0" w:color="3B3E46"/>
-              <w:bottom w:val="single" w:sz="6" w:space="0" w:color="515151"/>
-              <w:right w:val="single" w:sz="6" w:space="0" w:color="3B3E46"/>
-            </w:tcBorders>
-            <w:tcMar>
-              <w:top w:w="240" w:type="dxa"/>
-              <w:left w:w="240" w:type="dxa"/>
-              <w:bottom w:w="240" w:type="dxa"/>
-              <w:right w:w="240" w:type="dxa"/>
-            </w:tcMar>
-            <w:vAlign w:val="center"/>
-            <w:hideMark/>
-          </w:tcPr>
-          <w:p>
-            <w:pPr>
-              <w:pStyle w:val="BodyText"/>
-              <w:spacing w:after="0" w:line="240" w:lineRule="auto"/>
-              <w:rPr>
-                <w:rFonts w:eastAsia="Trebuchet MS"/>
-              </w:rPr>
-            </w:pPr>
-            <w:r>
-              <w:rPr>
-                <w:rFonts w:eastAsia="Trebuchet MS"/>
-              </w:rPr>
-              <w:t>3</w:t>
-            </w:r>
-          </w:p>
-        </w:tc>
-        <w:tc>
-          <w:tcPr>
-            <w:tcW w:w="1561" w:type="pct"/>
-            <w:tcBorders>
-              <w:bottom w:val="single" w:sz="6" w:space="0" w:color="515151"/>
-              <w:right w:val="single" w:sz="6" w:space="0" w:color="3B3E46"/>
-            </w:tcBorders>
-            <w:tcMar>
-              <w:top w:w="240" w:type="dxa"/>
-              <w:left w:w="240" w:type="dxa"/>
-              <w:bottom w:w="240" w:type="dxa"/>
-              <w:right w:w="240" w:type="dxa"/>
-            </w:tcMar>
-            <w:vAlign w:val="center"/>
-            <w:hideMark/>
-          </w:tcPr>
-          <w:p>
-            <w:pPr>
-              <w:pStyle w:val="BodyText"/>
-              <w:spacing w:after="0" w:line="240" w:lineRule="auto"/>
-              <w:rPr>
-                <w:rFonts w:eastAsia="Trebuchet MS"/>
-              </w:rPr>
-            </w:pPr>
-            <w:r>
-              <w:rPr>
-                <w:rFonts w:eastAsia="Trebuchet MS"/>
-              </w:rPr>
-              <w:t>Ecom cost column values approximate 1.0, representing a coefficient/ratio rather than a monetary value</w:t>
-            </w:r>
-          </w:p>
-        </w:tc>
-        <w:tc>
-          <w:tcPr>
-            <w:tcW w:w="609" w:type="pct"/>
+            <w:tcW w:w="1538" w:type="pct"/>
+            <w:tcBorders>
+              <w:bottom w:val="single" w:sz="6" w:space="0" w:color="515151"/>
+              <w:right w:val="single" w:sz="6" w:space="0" w:color="3B3E46"/>
+            </w:tcBorders>
+            <w:tcMar>
+              <w:top w:w="240" w:type="dxa"/>
+              <w:left w:w="240" w:type="dxa"/>
+              <w:bottom w:w="240" w:type="dxa"/>
+              <w:right w:w="240" w:type="dxa"/>
+            </w:tcMar>
+            <w:vAlign w:val="center"/>
+            <w:hideMark/>
+          </w:tcPr>
+          <w:p>
+            <w:pPr>
+              <w:pStyle w:val="BodyText"/>
+              <w:spacing w:after="0" w:line="240" w:lineRule="auto"/>
+              <w:rPr>
+                <w:rFonts w:eastAsia="Trebuchet MS"/>
+              </w:rPr>
+            </w:pPr>
+            <w:r>
+              <w:rPr>
+                <w:rFonts w:eastAsia="Trebuchet MS"/>
+              </w:rPr>
+              <w:t>Retail bill_discount is recorded at bill level; current dataset assumes one line item per bill</w:t>
+            </w:r>
+          </w:p>
+        </w:tc>
+        <w:tc>
+          <w:tcPr>
+            <w:tcW w:w="656" w:type="pct"/>
             <w:tcBorders>
               <w:bottom w:val="single" w:sz="6" w:space="0" w:color="515151"/>
               <w:right w:val="single" w:sz="6" w:space="0" w:color="3B3E46"/>
@@ -46962,33 +46164,221 @@
         </w:tc>
         <w:tc>
           <w:tcPr>
-            <w:tcW w:w="1314" w:type="pct"/>
-            <w:tcBorders>
-              <w:bottom w:val="single" w:sz="6" w:space="0" w:color="515151"/>
-              <w:right w:val="single" w:sz="6" w:space="0" w:color="3B3E46"/>
-            </w:tcBorders>
-            <w:tcMar>
-              <w:top w:w="240" w:type="dxa"/>
-              <w:left w:w="240" w:type="dxa"/>
-              <w:bottom w:w="240" w:type="dxa"/>
-              <w:right w:w="240" w:type="dxa"/>
-            </w:tcMar>
-            <w:vAlign w:val="center"/>
-            <w:hideMark/>
-          </w:tcPr>
-          <w:p>
-            <w:pPr>
-              <w:pStyle w:val="BodyText"/>
-              <w:spacing w:after="0" w:line="240" w:lineRule="auto"/>
-              <w:rPr>
-                <w:rFonts w:eastAsia="Trebuchet MS"/>
-              </w:rPr>
-            </w:pPr>
-            <w:r>
-              <w:rPr>
-                <w:rFonts w:eastAsia="Trebuchet MS"/>
-              </w:rPr>
-              <w:t>FCT</w:t>
+            <w:tcW w:w="1417" w:type="pct"/>
+            <w:tcBorders>
+              <w:bottom w:val="single" w:sz="6" w:space="0" w:color="515151"/>
+              <w:right w:val="single" w:sz="6" w:space="0" w:color="3B3E46"/>
+            </w:tcBorders>
+            <w:tcMar>
+              <w:top w:w="240" w:type="dxa"/>
+              <w:left w:w="240" w:type="dxa"/>
+              <w:bottom w:w="240" w:type="dxa"/>
+              <w:right w:w="240" w:type="dxa"/>
+            </w:tcMar>
+            <w:vAlign w:val="center"/>
+            <w:hideMark/>
+          </w:tcPr>
+          <w:p>
+            <w:pPr>
+              <w:pStyle w:val="BodyText"/>
+              <w:spacing w:after="0" w:line="240" w:lineRule="auto"/>
+              <w:rPr>
+                <w:rFonts w:eastAsia="Trebuchet MS"/>
+              </w:rPr>
+            </w:pPr>
+            <w:r>
+              <w:rPr>
+                <w:rFonts w:eastAsia="Trebuchet MS"/>
+              </w:rPr>
+              <w:t>ETL must verify assumption; if violated, discount requires pro-rata allocation</w:t>
+            </w:r>
+          </w:p>
+        </w:tc>
+        <w:tc>
+          <w:tcPr>
+            <w:tcW w:w="1389" w:type="pct"/>
+            <w:tcBorders>
+              <w:bottom w:val="single" w:sz="6" w:space="0" w:color="515151"/>
+              <w:right w:val="single" w:sz="6" w:space="0" w:color="3B3E46"/>
+            </w:tcBorders>
+            <w:tcMar>
+              <w:top w:w="240" w:type="dxa"/>
+              <w:left w:w="240" w:type="dxa"/>
+              <w:bottom w:w="240" w:type="dxa"/>
+              <w:right w:w="240" w:type="dxa"/>
+            </w:tcMar>
+            <w:hideMark/>
+          </w:tcPr>
+          <w:p>
+            <w:pPr>
+              <w:pStyle w:val="BodyText"/>
+              <w:spacing w:after="0" w:line="240" w:lineRule="auto"/>
+              <w:rPr>
+                <w:rFonts w:eastAsia="Trebuchet MS"/>
+              </w:rPr>
+            </w:pPr>
+            <w:r>
+              <w:t>CONFIRMED — 0 unparsable values across both sources and both layers</w:t>
+            </w:r>
+          </w:p>
+        </w:tc>
+      </w:tr>
+      <w:tr>
+        <w:tc>
+          <w:tcPr>
+            <w:tcW w:w="1538" w:type="pct"/>
+            <w:tcBorders>
+              <w:bottom w:val="single" w:sz="6" w:space="0" w:color="515151"/>
+              <w:right w:val="single" w:sz="6" w:space="0" w:color="3B3E46"/>
+            </w:tcBorders>
+            <w:tcMar>
+              <w:top w:w="240" w:type="dxa"/>
+              <w:left w:w="240" w:type="dxa"/>
+              <w:bottom w:w="240" w:type="dxa"/>
+              <w:right w:w="240" w:type="dxa"/>
+            </w:tcMar>
+            <w:vAlign w:val="center"/>
+            <w:hideMark/>
+          </w:tcPr>
+          <w:p>
+            <w:pPr>
+              <w:pStyle w:val="BodyText"/>
+              <w:spacing w:after="0" w:line="240" w:lineRule="auto"/>
+              <w:rPr>
+                <w:rFonts w:eastAsia="Trebuchet MS"/>
+              </w:rPr>
+            </w:pPr>
+            <w:r>
+              <w:rPr>
+                <w:rFonts w:eastAsia="Trebuchet MS"/>
+              </w:rPr>
+              <w:t>Numeric and date fields may contain values that fail the regex cast guard</w:t>
+            </w:r>
+          </w:p>
+        </w:tc>
+        <w:tc>
+          <w:tcPr>
+            <w:tcW w:w="656" w:type="pct"/>
+            <w:tcBorders>
+              <w:bottom w:val="single" w:sz="6" w:space="0" w:color="515151"/>
+              <w:right w:val="single" w:sz="6" w:space="0" w:color="3B3E46"/>
+            </w:tcBorders>
+            <w:tcMar>
+              <w:top w:w="240" w:type="dxa"/>
+              <w:left w:w="240" w:type="dxa"/>
+              <w:bottom w:w="240" w:type="dxa"/>
+              <w:right w:w="240" w:type="dxa"/>
+            </w:tcMar>
+            <w:vAlign w:val="center"/>
+            <w:hideMark/>
+          </w:tcPr>
+          <w:p>
+            <w:pPr>
+              <w:pStyle w:val="BodyText"/>
+              <w:spacing w:after="0" w:line="240" w:lineRule="auto"/>
+              <w:rPr>
+                <w:rFonts w:eastAsia="Trebuchet MS"/>
+              </w:rPr>
+            </w:pPr>
+            <w:r>
+              <w:rPr>
+                <w:rFonts w:eastAsia="Trebuchet MS"/>
+              </w:rPr>
+              <w:t>Source / SA</w:t>
+            </w:r>
+          </w:p>
+        </w:tc>
+        <w:tc>
+          <w:tcPr>
+            <w:tcW w:w="1417" w:type="pct"/>
+            <w:tcBorders>
+              <w:bottom w:val="single" w:sz="6" w:space="0" w:color="515151"/>
+              <w:right w:val="single" w:sz="6" w:space="0" w:color="3B3E46"/>
+            </w:tcBorders>
+            <w:tcMar>
+              <w:top w:w="240" w:type="dxa"/>
+              <w:left w:w="240" w:type="dxa"/>
+              <w:bottom w:w="240" w:type="dxa"/>
+              <w:right w:w="240" w:type="dxa"/>
+            </w:tcMar>
+            <w:vAlign w:val="center"/>
+            <w:hideMark/>
+          </w:tcPr>
+          <w:p>
+            <w:pPr>
+              <w:pStyle w:val="BodyText"/>
+              <w:spacing w:after="0" w:line="240" w:lineRule="auto"/>
+              <w:rPr>
+                <w:rFonts w:eastAsia="Trebuchet MS"/>
+              </w:rPr>
+            </w:pPr>
+            <w:r>
+              <w:rPr>
+                <w:rFonts w:eastAsia="Trebuchet MS"/>
+              </w:rPr>
+              <w:t>Value set to NULL rather than causing load failure</w:t>
+            </w:r>
+          </w:p>
+        </w:tc>
+        <w:tc>
+          <w:tcPr>
+            <w:tcW w:w="1389" w:type="pct"/>
+            <w:tcBorders>
+              <w:bottom w:val="single" w:sz="6" w:space="0" w:color="515151"/>
+              <w:right w:val="single" w:sz="6" w:space="0" w:color="3B3E46"/>
+            </w:tcBorders>
+            <w:tcMar>
+              <w:top w:w="240" w:type="dxa"/>
+              <w:left w:w="240" w:type="dxa"/>
+              <w:bottom w:w="240" w:type="dxa"/>
+              <w:right w:w="240" w:type="dxa"/>
+            </w:tcMar>
+            <w:hideMark/>
+          </w:tcPr>
+          <w:p>
+            <w:pPr>
+              <w:pStyle w:val="BodyText"/>
+              <w:spacing w:after="0" w:line="240" w:lineRule="auto"/>
+              <w:rPr>
+                <w:rFonts w:eastAsia="Trebuchet MS"/>
+              </w:rPr>
+            </w:pPr>
+            <w:r>
+              <w:t>Confirmed structurally (unchanged)</w:t>
+            </w:r>
+          </w:p>
+        </w:tc>
+      </w:tr>
+      <w:tr>
+        <w:tc>
+          <w:tcPr>
+            <w:tcW w:w="1538" w:type="pct"/>
+            <w:tcBorders>
+              <w:bottom w:val="single" w:sz="6" w:space="0" w:color="515151"/>
+              <w:right w:val="single" w:sz="6" w:space="0" w:color="3B3E46"/>
+            </w:tcBorders>
+            <w:tcMar>
+              <w:top w:w="240" w:type="dxa"/>
+              <w:left w:w="240" w:type="dxa"/>
+              <w:bottom w:w="240" w:type="dxa"/>
+              <w:right w:w="240" w:type="dxa"/>
+            </w:tcMar>
+            <w:vAlign w:val="center"/>
+            <w:hideMark/>
+          </w:tcPr>
+          <w:p>
+            <w:pPr>
+              <w:pStyle w:val="BodyText"/>
+              <w:spacing w:after="0" w:line="240" w:lineRule="auto"/>
+              <w:rPr>
+                <w:rFonts w:eastAsia="Trebuchet MS"/>
+              </w:rPr>
+            </w:pPr>
+            <w:r>
+              <w:rPr>
+                <w:rFonts w:eastAsia="Trebuchet MS"/>
+              </w:rPr>
+              <w:t>CE</w:t>
             </w:r>
             <w:r>
               <w:rPr>
@@ -46996,13 +46386,203 @@
                 <w:i/>
                 <w:iCs/>
               </w:rPr>
-              <w:t>UNIT</w:t>
-            </w:r>
-            <w:r>
-              <w:rPr>
-                <w:rFonts w:eastAsia="Trebuchet MS"/>
-              </w:rPr>
-              <w:t>COST set to NULL for SA</w:t>
+              <w:t>LOCATIONS natural key is derived from address and postal code; missing values collapse to 'n/a</w:t>
+            </w:r>
+            <w:r>
+              <w:rPr>
+                <w:rFonts w:eastAsia="Trebuchet MS"/>
+              </w:rPr>
+              <w:t>n/a'</w:t>
+            </w:r>
+          </w:p>
+        </w:tc>
+        <w:tc>
+          <w:tcPr>
+            <w:tcW w:w="656" w:type="pct"/>
+            <w:tcBorders>
+              <w:bottom w:val="single" w:sz="6" w:space="0" w:color="515151"/>
+              <w:right w:val="single" w:sz="6" w:space="0" w:color="3B3E46"/>
+            </w:tcBorders>
+            <w:tcMar>
+              <w:top w:w="240" w:type="dxa"/>
+              <w:left w:w="240" w:type="dxa"/>
+              <w:bottom w:w="240" w:type="dxa"/>
+              <w:right w:w="240" w:type="dxa"/>
+            </w:tcMar>
+            <w:vAlign w:val="center"/>
+            <w:hideMark/>
+          </w:tcPr>
+          <w:p>
+            <w:pPr>
+              <w:pStyle w:val="BodyText"/>
+              <w:spacing w:after="0" w:line="240" w:lineRule="auto"/>
+              <w:rPr>
+                <w:rFonts w:eastAsia="Trebuchet MS"/>
+              </w:rPr>
+            </w:pPr>
+            <w:r>
+              <w:rPr>
+                <w:rFonts w:eastAsia="Trebuchet MS"/>
+              </w:rPr>
+              <w:t>SA / BL_3NF</w:t>
+            </w:r>
+          </w:p>
+        </w:tc>
+        <w:tc>
+          <w:tcPr>
+            <w:tcW w:w="1417" w:type="pct"/>
+            <w:tcBorders>
+              <w:bottom w:val="single" w:sz="6" w:space="0" w:color="515151"/>
+              <w:right w:val="single" w:sz="6" w:space="0" w:color="3B3E46"/>
+            </w:tcBorders>
+            <w:tcMar>
+              <w:top w:w="240" w:type="dxa"/>
+              <w:left w:w="240" w:type="dxa"/>
+              <w:bottom w:w="240" w:type="dxa"/>
+              <w:right w:w="240" w:type="dxa"/>
+            </w:tcMar>
+            <w:vAlign w:val="center"/>
+            <w:hideMark/>
+          </w:tcPr>
+          <w:p>
+            <w:pPr>
+              <w:pStyle w:val="BodyText"/>
+              <w:spacing w:after="0" w:line="240" w:lineRule="auto"/>
+              <w:rPr>
+                <w:rFonts w:eastAsia="Trebuchet MS"/>
+              </w:rPr>
+            </w:pPr>
+            <w:r>
+              <w:rPr>
+                <w:rFonts w:eastAsia="Trebuchet MS"/>
+              </w:rPr>
+              <w:t>Multiple genuinely distinct locations with missing address data may resolve to the same default location row</w:t>
+            </w:r>
+          </w:p>
+        </w:tc>
+        <w:tc>
+          <w:tcPr>
+            <w:tcW w:w="1389" w:type="pct"/>
+            <w:tcBorders>
+              <w:bottom w:val="single" w:sz="6" w:space="0" w:color="515151"/>
+              <w:right w:val="single" w:sz="6" w:space="0" w:color="3B3E46"/>
+            </w:tcBorders>
+            <w:tcMar>
+              <w:top w:w="240" w:type="dxa"/>
+              <w:left w:w="240" w:type="dxa"/>
+              <w:bottom w:w="240" w:type="dxa"/>
+              <w:right w:w="240" w:type="dxa"/>
+            </w:tcMar>
+            <w:hideMark/>
+          </w:tcPr>
+          <w:p>
+            <w:pPr>
+              <w:pStyle w:val="BodyText"/>
+              <w:spacing w:after="0" w:line="240" w:lineRule="auto"/>
+              <w:rPr>
+                <w:rFonts w:eastAsia="Trebuchet MS"/>
+              </w:rPr>
+            </w:pPr>
+            <w:r>
+              <w:t>Confirmed (unchanged)</w:t>
+            </w:r>
+          </w:p>
+        </w:tc>
+      </w:tr>
+      <w:tr>
+        <w:tc>
+          <w:tcPr>
+            <w:tcW w:w="1538" w:type="pct"/>
+            <w:tcBorders>
+              <w:bottom w:val="single" w:sz="6" w:space="0" w:color="515151"/>
+              <w:right w:val="single" w:sz="6" w:space="0" w:color="3B3E46"/>
+            </w:tcBorders>
+            <w:tcMar>
+              <w:top w:w="240" w:type="dxa"/>
+              <w:left w:w="240" w:type="dxa"/>
+              <w:bottom w:w="240" w:type="dxa"/>
+              <w:right w:w="240" w:type="dxa"/>
+            </w:tcMar>
+            <w:vAlign w:val="center"/>
+            <w:hideMark/>
+          </w:tcPr>
+          <w:p>
+            <w:pPr>
+              <w:pStyle w:val="BodyText"/>
+              <w:spacing w:after="0" w:line="240" w:lineRule="auto"/>
+              <w:rPr>
+                <w:rFonts w:eastAsia="Trebuchet MS"/>
+              </w:rPr>
+            </w:pPr>
+            <w:r>
+              <w:rPr>
+                <w:rFonts w:eastAsia="Trebuchet MS"/>
+              </w:rPr>
+              <w:t>Retail source contains 'NOT-CAPTURED' as a placeholder value for colour, size, and description</w:t>
+            </w:r>
+          </w:p>
+        </w:tc>
+        <w:tc>
+          <w:tcPr>
+            <w:tcW w:w="656" w:type="pct"/>
+            <w:tcBorders>
+              <w:bottom w:val="single" w:sz="6" w:space="0" w:color="515151"/>
+              <w:right w:val="single" w:sz="6" w:space="0" w:color="3B3E46"/>
+            </w:tcBorders>
+            <w:tcMar>
+              <w:top w:w="240" w:type="dxa"/>
+              <w:left w:w="240" w:type="dxa"/>
+              <w:bottom w:w="240" w:type="dxa"/>
+              <w:right w:w="240" w:type="dxa"/>
+            </w:tcMar>
+            <w:vAlign w:val="center"/>
+            <w:hideMark/>
+          </w:tcPr>
+          <w:p>
+            <w:pPr>
+              <w:pStyle w:val="BodyText"/>
+              <w:spacing w:after="0" w:line="240" w:lineRule="auto"/>
+              <w:rPr>
+                <w:rFonts w:eastAsia="Trebuchet MS"/>
+              </w:rPr>
+            </w:pPr>
+            <w:r>
+              <w:rPr>
+                <w:rFonts w:eastAsia="Trebuchet MS"/>
+              </w:rPr>
+              <w:t>Source</w:t>
+            </w:r>
+          </w:p>
+        </w:tc>
+        <w:tc>
+          <w:tcPr>
+            <w:tcW w:w="1417" w:type="pct"/>
+            <w:tcBorders>
+              <w:bottom w:val="single" w:sz="6" w:space="0" w:color="515151"/>
+              <w:right w:val="single" w:sz="6" w:space="0" w:color="3B3E46"/>
+            </w:tcBorders>
+            <w:tcMar>
+              <w:top w:w="240" w:type="dxa"/>
+              <w:left w:w="240" w:type="dxa"/>
+              <w:bottom w:w="240" w:type="dxa"/>
+              <w:right w:w="240" w:type="dxa"/>
+            </w:tcMar>
+            <w:vAlign w:val="center"/>
+            <w:hideMark/>
+          </w:tcPr>
+          <w:p>
+            <w:pPr>
+              <w:pStyle w:val="BodyText"/>
+              <w:spacing w:after="0" w:line="240" w:lineRule="auto"/>
+              <w:rPr>
+                <w:rFonts w:eastAsia="Trebuchet MS"/>
+              </w:rPr>
+            </w:pPr>
+            <w:r>
+              <w:rPr>
+                <w:rFonts w:eastAsia="Trebuchet MS"/>
+              </w:rPr>
+              <w:t>Normalized to 'n/a' during BL</w:t>
             </w:r>
             <w:r>
               <w:rPr>
@@ -47010,45 +46590,41 @@
                 <w:i/>
                 <w:iCs/>
               </w:rPr>
-              <w:t>ECOM in BL</w:t>
-            </w:r>
-            <w:r>
-              <w:rPr>
-                <w:rFonts w:eastAsia="Trebuchet MS"/>
-              </w:rPr>
-              <w:t>DM; raw value preserved in SA for audit</w:t>
-            </w:r>
-          </w:p>
-        </w:tc>
-        <w:tc>
-          <w:tcPr>
-            <w:tcW w:w="1148" w:type="pct"/>
-            <w:tcBorders>
-              <w:bottom w:val="single" w:sz="6" w:space="0" w:color="515151"/>
-              <w:right w:val="single" w:sz="6" w:space="0" w:color="3B3E46"/>
-            </w:tcBorders>
-            <w:tcMar>
-              <w:top w:w="240" w:type="dxa"/>
-              <w:left w:w="240" w:type="dxa"/>
-              <w:bottom w:w="240" w:type="dxa"/>
-              <w:right w:w="240" w:type="dxa"/>
-            </w:tcMar>
-            <w:vAlign w:val="center"/>
-            <w:hideMark/>
-          </w:tcPr>
-          <w:p>
-            <w:pPr>
-              <w:pStyle w:val="BodyText"/>
-              <w:spacing w:after="0" w:line="240" w:lineRule="auto"/>
-              <w:rPr>
-                <w:rFonts w:eastAsia="Trebuchet MS"/>
-              </w:rPr>
-            </w:pPr>
-            <w:r>
-              <w:rPr>
-                <w:rFonts w:eastAsia="Trebuchet MS"/>
-              </w:rPr>
-              <w:t>TBD</w:t>
+              <w:t>3NF/BL</w:t>
+            </w:r>
+            <w:r>
+              <w:rPr>
+                <w:rFonts w:eastAsia="Trebuchet MS"/>
+              </w:rPr>
+              <w:t>DM load</w:t>
+            </w:r>
+          </w:p>
+        </w:tc>
+        <w:tc>
+          <w:tcPr>
+            <w:tcW w:w="1389" w:type="pct"/>
+            <w:tcBorders>
+              <w:bottom w:val="single" w:sz="6" w:space="0" w:color="515151"/>
+              <w:right w:val="single" w:sz="6" w:space="0" w:color="3B3E46"/>
+            </w:tcBorders>
+            <w:tcMar>
+              <w:top w:w="240" w:type="dxa"/>
+              <w:left w:w="240" w:type="dxa"/>
+              <w:bottom w:w="240" w:type="dxa"/>
+              <w:right w:w="240" w:type="dxa"/>
+            </w:tcMar>
+            <w:hideMark/>
+          </w:tcPr>
+          <w:p>
+            <w:pPr>
+              <w:pStyle w:val="BodyText"/>
+              <w:spacing w:after="0" w:line="240" w:lineRule="auto"/>
+              <w:rPr>
+                <w:rFonts w:eastAsia="Trebuchet MS"/>
+              </w:rPr>
+            </w:pPr>
+            <w:r>
+              <w:t>Confirmed (unchanged)</w:t>
             </w:r>
           </w:p>
         </w:tc>
@@ -47056,162 +46632,139 @@
       <w:tr>
         <w:tc>
           <w:tcPr>
-            <w:tcW w:w="369" w:type="pct"/>
-            <w:tcBorders>
-              <w:left w:val="single" w:sz="6" w:space="0" w:color="3B3E46"/>
-              <w:bottom w:val="single" w:sz="6" w:space="0" w:color="515151"/>
-              <w:right w:val="single" w:sz="6" w:space="0" w:color="3B3E46"/>
-            </w:tcBorders>
-            <w:tcMar>
-              <w:top w:w="240" w:type="dxa"/>
-              <w:left w:w="240" w:type="dxa"/>
-              <w:bottom w:w="240" w:type="dxa"/>
-              <w:right w:w="240" w:type="dxa"/>
-            </w:tcMar>
-            <w:vAlign w:val="center"/>
-            <w:hideMark/>
-          </w:tcPr>
-          <w:p>
-            <w:pPr>
-              <w:pStyle w:val="BodyText"/>
-              <w:spacing w:after="0" w:line="240" w:lineRule="auto"/>
-              <w:rPr>
-                <w:rFonts w:eastAsia="Trebuchet MS"/>
-              </w:rPr>
-            </w:pPr>
-            <w:r>
-              <w:rPr>
-                <w:rFonts w:eastAsia="Trebuchet MS"/>
-              </w:rPr>
-              <w:t>4</w:t>
-            </w:r>
-          </w:p>
-        </w:tc>
-        <w:tc>
-          <w:tcPr>
-            <w:tcW w:w="1561" w:type="pct"/>
-            <w:tcBorders>
-              <w:bottom w:val="single" w:sz="6" w:space="0" w:color="515151"/>
-              <w:right w:val="single" w:sz="6" w:space="0" w:color="3B3E46"/>
-            </w:tcBorders>
-            <w:tcMar>
-              <w:top w:w="240" w:type="dxa"/>
-              <w:left w:w="240" w:type="dxa"/>
-              <w:bottom w:w="240" w:type="dxa"/>
-              <w:right w:w="240" w:type="dxa"/>
-            </w:tcMar>
-            <w:vAlign w:val="center"/>
-            <w:hideMark/>
-          </w:tcPr>
-          <w:p>
-            <w:pPr>
-              <w:pStyle w:val="BodyText"/>
-              <w:spacing w:after="0" w:line="240" w:lineRule="auto"/>
-              <w:rPr>
-                <w:rFonts w:eastAsia="Trebuchet MS"/>
-              </w:rPr>
-            </w:pPr>
-            <w:r>
-              <w:rPr>
-                <w:rFonts w:eastAsia="Trebuchet MS"/>
-              </w:rPr>
-              <w:t>Retail bill_discount is recorded at bill level; current dataset assumes one line item per bill</w:t>
-            </w:r>
-          </w:p>
-        </w:tc>
-        <w:tc>
-          <w:tcPr>
-            <w:tcW w:w="609" w:type="pct"/>
-            <w:tcBorders>
-              <w:bottom w:val="single" w:sz="6" w:space="0" w:color="515151"/>
-              <w:right w:val="single" w:sz="6" w:space="0" w:color="3B3E46"/>
-            </w:tcBorders>
-            <w:tcMar>
-              <w:top w:w="240" w:type="dxa"/>
-              <w:left w:w="240" w:type="dxa"/>
-              <w:bottom w:w="240" w:type="dxa"/>
-              <w:right w:w="240" w:type="dxa"/>
-            </w:tcMar>
-            <w:vAlign w:val="center"/>
-            <w:hideMark/>
-          </w:tcPr>
-          <w:p>
-            <w:pPr>
-              <w:pStyle w:val="BodyText"/>
-              <w:spacing w:after="0" w:line="240" w:lineRule="auto"/>
-              <w:rPr>
-                <w:rFonts w:eastAsia="Trebuchet MS"/>
-              </w:rPr>
-            </w:pPr>
-            <w:r>
-              <w:rPr>
-                <w:rFonts w:eastAsia="Trebuchet MS"/>
-              </w:rPr>
-              <w:t>Source / BL_DM</w:t>
-            </w:r>
-          </w:p>
-        </w:tc>
-        <w:tc>
-          <w:tcPr>
-            <w:tcW w:w="1314" w:type="pct"/>
-            <w:tcBorders>
-              <w:bottom w:val="single" w:sz="6" w:space="0" w:color="515151"/>
-              <w:right w:val="single" w:sz="6" w:space="0" w:color="3B3E46"/>
-            </w:tcBorders>
-            <w:tcMar>
-              <w:top w:w="240" w:type="dxa"/>
-              <w:left w:w="240" w:type="dxa"/>
-              <w:bottom w:w="240" w:type="dxa"/>
-              <w:right w:w="240" w:type="dxa"/>
-            </w:tcMar>
-            <w:vAlign w:val="center"/>
-            <w:hideMark/>
-          </w:tcPr>
-          <w:p>
-            <w:pPr>
-              <w:pStyle w:val="BodyText"/>
-              <w:spacing w:after="0" w:line="240" w:lineRule="auto"/>
-              <w:rPr>
-                <w:rFonts w:eastAsia="Trebuchet MS"/>
-              </w:rPr>
-            </w:pPr>
-            <w:r>
-              <w:rPr>
-                <w:rFonts w:eastAsia="Trebuchet MS"/>
-              </w:rPr>
-              <w:t>ETL must verify assumption; if violated, discount requires pro-rata allocation</w:t>
-            </w:r>
-          </w:p>
-        </w:tc>
-        <w:tc>
-          <w:tcPr>
-            <w:tcW w:w="1148" w:type="pct"/>
-            <w:tcBorders>
-              <w:bottom w:val="single" w:sz="6" w:space="0" w:color="515151"/>
-              <w:right w:val="single" w:sz="6" w:space="0" w:color="3B3E46"/>
-            </w:tcBorders>
-            <w:tcMar>
-              <w:top w:w="240" w:type="dxa"/>
-              <w:left w:w="240" w:type="dxa"/>
-              <w:bottom w:w="240" w:type="dxa"/>
-              <w:right w:w="240" w:type="dxa"/>
-            </w:tcMar>
-            <w:vAlign w:val="center"/>
-            <w:hideMark/>
-          </w:tcPr>
-          <w:p>
-            <w:pPr>
-              <w:pStyle w:val="BodyText"/>
-              <w:spacing w:after="0" w:line="240" w:lineRule="auto"/>
-              <w:rPr>
-                <w:rFonts w:eastAsia="Trebuchet MS"/>
-              </w:rPr>
-            </w:pPr>
-            <w:r>
-              <w:rPr>
-                <w:rFonts w:eastAsia="Trebuchet MS"/>
-              </w:rPr>
-              <w:t>TBD</w:t>
+            <w:tcW w:w="1538" w:type="pct"/>
+            <w:tcBorders>
+              <w:bottom w:val="single" w:sz="6" w:space="0" w:color="515151"/>
+              <w:right w:val="single" w:sz="6" w:space="0" w:color="3B3E46"/>
+            </w:tcBorders>
+            <w:tcMar>
+              <w:top w:w="240" w:type="dxa"/>
+              <w:left w:w="240" w:type="dxa"/>
+              <w:bottom w:w="240" w:type="dxa"/>
+              <w:right w:w="240" w:type="dxa"/>
+            </w:tcMar>
+            <w:vAlign w:val="center"/>
+            <w:hideMark/>
+          </w:tcPr>
+          <w:p>
+            <w:pPr>
+              <w:pStyle w:val="BodyText"/>
+              <w:spacing w:after="0" w:line="240" w:lineRule="auto"/>
+              <w:rPr>
+                <w:rFonts w:eastAsia="Trebuchet MS"/>
+              </w:rPr>
+            </w:pPr>
+            <w:r>
+              <w:rPr>
+                <w:rFonts w:eastAsia="Trebuchet MS"/>
+              </w:rPr>
+              <w:t>Ecom source CSV header contains a duplicate "ee_address" column</w:t>
+            </w:r>
+          </w:p>
+        </w:tc>
+        <w:tc>
+          <w:tcPr>
+            <w:tcW w:w="656" w:type="pct"/>
+            <w:tcBorders>
+              <w:bottom w:val="single" w:sz="6" w:space="0" w:color="515151"/>
+              <w:right w:val="single" w:sz="6" w:space="0" w:color="3B3E46"/>
+            </w:tcBorders>
+            <w:tcMar>
+              <w:top w:w="240" w:type="dxa"/>
+              <w:left w:w="240" w:type="dxa"/>
+              <w:bottom w:w="240" w:type="dxa"/>
+              <w:right w:w="240" w:type="dxa"/>
+            </w:tcMar>
+            <w:vAlign w:val="center"/>
+            <w:hideMark/>
+          </w:tcPr>
+          <w:p>
+            <w:pPr>
+              <w:pStyle w:val="BodyText"/>
+              <w:spacing w:after="0" w:line="240" w:lineRule="auto"/>
+              <w:rPr>
+                <w:rFonts w:eastAsia="Trebuchet MS"/>
+              </w:rPr>
+            </w:pPr>
+            <w:r>
+              <w:rPr>
+                <w:rFonts w:eastAsia="Trebuchet MS"/>
+              </w:rPr>
+              <w:t>Source</w:t>
+            </w:r>
+          </w:p>
+        </w:tc>
+        <w:tc>
+          <w:tcPr>
+            <w:tcW w:w="1417" w:type="pct"/>
+            <w:tcBorders>
+              <w:bottom w:val="single" w:sz="6" w:space="0" w:color="515151"/>
+              <w:right w:val="single" w:sz="6" w:space="0" w:color="3B3E46"/>
+            </w:tcBorders>
+            <w:tcMar>
+              <w:top w:w="240" w:type="dxa"/>
+              <w:left w:w="240" w:type="dxa"/>
+              <w:bottom w:w="240" w:type="dxa"/>
+              <w:right w:w="240" w:type="dxa"/>
+            </w:tcMar>
+            <w:vAlign w:val="center"/>
+            <w:hideMark/>
+          </w:tcPr>
+          <w:p>
+            <w:pPr>
+              <w:pStyle w:val="BodyText"/>
+              <w:spacing w:after="0" w:line="240" w:lineRule="auto"/>
+              <w:rPr>
+                <w:rFonts w:eastAsia="Trebuchet MS"/>
+              </w:rPr>
+            </w:pPr>
+            <w:r>
+              <w:rPr>
+                <w:rFonts w:eastAsia="Trebuchet MS"/>
+              </w:rPr>
+              <w:t>Second occurrence mapped as ee</w:t>
+            </w:r>
+            <w:r>
+              <w:rPr>
+                <w:rFonts w:eastAsia="Trebuchet MS"/>
+                <w:i/>
+                <w:iCs/>
+              </w:rPr>
+              <w:t>address</w:t>
+            </w:r>
+            <w:r>
+              <w:rPr>
+                <w:rFonts w:eastAsia="Trebuchet MS"/>
+              </w:rPr>
+              <w:t>2 and not used downstream</w:t>
+            </w:r>
+          </w:p>
+        </w:tc>
+        <w:tc>
+          <w:tcPr>
+            <w:tcW w:w="1389" w:type="pct"/>
+            <w:tcBorders>
+              <w:bottom w:val="single" w:sz="6" w:space="0" w:color="515151"/>
+              <w:right w:val="single" w:sz="6" w:space="0" w:color="3B3E46"/>
+            </w:tcBorders>
+            <w:tcMar>
+              <w:top w:w="240" w:type="dxa"/>
+              <w:left w:w="240" w:type="dxa"/>
+              <w:bottom w:w="240" w:type="dxa"/>
+              <w:right w:w="240" w:type="dxa"/>
+            </w:tcMar>
+            <w:hideMark/>
+          </w:tcPr>
+          <w:p>
+            <w:pPr>
+              <w:pStyle w:val="BodyText"/>
+              <w:spacing w:after="0" w:line="240" w:lineRule="auto"/>
+              <w:rPr>
+                <w:rFonts w:eastAsia="Trebuchet MS"/>
+              </w:rPr>
+            </w:pPr>
+            <w:r>
+              <w:t>Confirmed (unchanged)</w:t>
             </w:r>
           </w:p>
         </w:tc>
@@ -47219,162 +46772,126 @@
       <w:tr>
         <w:tc>
           <w:tcPr>
-            <w:tcW w:w="369" w:type="pct"/>
-            <w:tcBorders>
-              <w:left w:val="single" w:sz="6" w:space="0" w:color="3B3E46"/>
-              <w:bottom w:val="single" w:sz="6" w:space="0" w:color="515151"/>
-              <w:right w:val="single" w:sz="6" w:space="0" w:color="3B3E46"/>
-            </w:tcBorders>
-            <w:tcMar>
-              <w:top w:w="240" w:type="dxa"/>
-              <w:left w:w="240" w:type="dxa"/>
-              <w:bottom w:w="240" w:type="dxa"/>
-              <w:right w:w="240" w:type="dxa"/>
-            </w:tcMar>
-            <w:vAlign w:val="center"/>
-            <w:hideMark/>
-          </w:tcPr>
-          <w:p>
-            <w:pPr>
-              <w:pStyle w:val="BodyText"/>
-              <w:spacing w:after="0" w:line="240" w:lineRule="auto"/>
-              <w:rPr>
-                <w:rFonts w:eastAsia="Trebuchet MS"/>
-              </w:rPr>
-            </w:pPr>
-            <w:r>
-              <w:rPr>
-                <w:rFonts w:eastAsia="Trebuchet MS"/>
-              </w:rPr>
-              <w:t>5</w:t>
-            </w:r>
-          </w:p>
-        </w:tc>
-        <w:tc>
-          <w:tcPr>
-            <w:tcW w:w="1561" w:type="pct"/>
-            <w:tcBorders>
-              <w:bottom w:val="single" w:sz="6" w:space="0" w:color="515151"/>
-              <w:right w:val="single" w:sz="6" w:space="0" w:color="3B3E46"/>
-            </w:tcBorders>
-            <w:tcMar>
-              <w:top w:w="240" w:type="dxa"/>
-              <w:left w:w="240" w:type="dxa"/>
-              <w:bottom w:w="240" w:type="dxa"/>
-              <w:right w:w="240" w:type="dxa"/>
-            </w:tcMar>
-            <w:vAlign w:val="center"/>
-            <w:hideMark/>
-          </w:tcPr>
-          <w:p>
-            <w:pPr>
-              <w:pStyle w:val="BodyText"/>
-              <w:spacing w:after="0" w:line="240" w:lineRule="auto"/>
-              <w:rPr>
-                <w:rFonts w:eastAsia="Trebuchet MS"/>
-              </w:rPr>
-            </w:pPr>
-            <w:r>
-              <w:rPr>
-                <w:rFonts w:eastAsia="Trebuchet MS"/>
-              </w:rPr>
-              <w:t>Numeric and date fields may contain values that fail the regex cast guard</w:t>
-            </w:r>
-          </w:p>
-        </w:tc>
-        <w:tc>
-          <w:tcPr>
-            <w:tcW w:w="609" w:type="pct"/>
-            <w:tcBorders>
-              <w:bottom w:val="single" w:sz="6" w:space="0" w:color="515151"/>
-              <w:right w:val="single" w:sz="6" w:space="0" w:color="3B3E46"/>
-            </w:tcBorders>
-            <w:tcMar>
-              <w:top w:w="240" w:type="dxa"/>
-              <w:left w:w="240" w:type="dxa"/>
-              <w:bottom w:w="240" w:type="dxa"/>
-              <w:right w:w="240" w:type="dxa"/>
-            </w:tcMar>
-            <w:vAlign w:val="center"/>
-            <w:hideMark/>
-          </w:tcPr>
-          <w:p>
-            <w:pPr>
-              <w:pStyle w:val="BodyText"/>
-              <w:spacing w:after="0" w:line="240" w:lineRule="auto"/>
-              <w:rPr>
-                <w:rFonts w:eastAsia="Trebuchet MS"/>
-              </w:rPr>
-            </w:pPr>
-            <w:r>
-              <w:rPr>
-                <w:rFonts w:eastAsia="Trebuchet MS"/>
-              </w:rPr>
-              <w:t>Source / SA</w:t>
-            </w:r>
-          </w:p>
-        </w:tc>
-        <w:tc>
-          <w:tcPr>
-            <w:tcW w:w="1314" w:type="pct"/>
-            <w:tcBorders>
-              <w:bottom w:val="single" w:sz="6" w:space="0" w:color="515151"/>
-              <w:right w:val="single" w:sz="6" w:space="0" w:color="3B3E46"/>
-            </w:tcBorders>
-            <w:tcMar>
-              <w:top w:w="240" w:type="dxa"/>
-              <w:left w:w="240" w:type="dxa"/>
-              <w:bottom w:w="240" w:type="dxa"/>
-              <w:right w:w="240" w:type="dxa"/>
-            </w:tcMar>
-            <w:vAlign w:val="center"/>
-            <w:hideMark/>
-          </w:tcPr>
-          <w:p>
-            <w:pPr>
-              <w:pStyle w:val="BodyText"/>
-              <w:spacing w:after="0" w:line="240" w:lineRule="auto"/>
-              <w:rPr>
-                <w:rFonts w:eastAsia="Trebuchet MS"/>
-              </w:rPr>
-            </w:pPr>
-            <w:r>
-              <w:rPr>
-                <w:rFonts w:eastAsia="Trebuchet MS"/>
-              </w:rPr>
-              <w:t>Value set to NULL rather than causing load failure</w:t>
-            </w:r>
-          </w:p>
-        </w:tc>
-        <w:tc>
-          <w:tcPr>
-            <w:tcW w:w="1148" w:type="pct"/>
-            <w:tcBorders>
-              <w:bottom w:val="single" w:sz="6" w:space="0" w:color="515151"/>
-              <w:right w:val="single" w:sz="6" w:space="0" w:color="3B3E46"/>
-            </w:tcBorders>
-            <w:tcMar>
-              <w:top w:w="240" w:type="dxa"/>
-              <w:left w:w="240" w:type="dxa"/>
-              <w:bottom w:w="240" w:type="dxa"/>
-              <w:right w:w="240" w:type="dxa"/>
-            </w:tcMar>
-            <w:vAlign w:val="center"/>
-            <w:hideMark/>
-          </w:tcPr>
-          <w:p>
-            <w:pPr>
-              <w:pStyle w:val="BodyText"/>
-              <w:spacing w:after="0" w:line="240" w:lineRule="auto"/>
-              <w:rPr>
-                <w:rFonts w:eastAsia="Trebuchet MS"/>
-              </w:rPr>
-            </w:pPr>
-            <w:r>
-              <w:rPr>
-                <w:rFonts w:eastAsia="Trebuchet MS"/>
-              </w:rPr>
-              <w:t>TBD</w:t>
+            <w:tcW w:w="1538" w:type="pct"/>
+            <w:tcBorders>
+              <w:bottom w:val="single" w:sz="6" w:space="0" w:color="515151"/>
+              <w:right w:val="single" w:sz="6" w:space="0" w:color="3B3E46"/>
+            </w:tcBorders>
+            <w:tcMar>
+              <w:top w:w="240" w:type="dxa"/>
+              <w:left w:w="240" w:type="dxa"/>
+              <w:bottom w:w="240" w:type="dxa"/>
+              <w:right w:w="240" w:type="dxa"/>
+            </w:tcMar>
+            <w:vAlign w:val="center"/>
+            <w:hideMark/>
+          </w:tcPr>
+          <w:p>
+            <w:pPr>
+              <w:pStyle w:val="BodyText"/>
+              <w:spacing w:after="0" w:line="240" w:lineRule="auto"/>
+              <w:rPr>
+                <w:rFonts w:eastAsia="Trebuchet MS"/>
+              </w:rPr>
+            </w:pPr>
+            <w:r>
+              <w:rPr>
+                <w:rFonts w:eastAsia="Trebuchet MS"/>
+              </w:rPr>
+              <w:lastRenderedPageBreak/>
+              <w:t>Retail and ecom customer/employee identifiers are independent per source system; cross-source collision is not expected but not structurally prevented</w:t>
+            </w:r>
+          </w:p>
+        </w:tc>
+        <w:tc>
+          <w:tcPr>
+            <w:tcW w:w="656" w:type="pct"/>
+            <w:tcBorders>
+              <w:bottom w:val="single" w:sz="6" w:space="0" w:color="515151"/>
+              <w:right w:val="single" w:sz="6" w:space="0" w:color="3B3E46"/>
+            </w:tcBorders>
+            <w:tcMar>
+              <w:top w:w="240" w:type="dxa"/>
+              <w:left w:w="240" w:type="dxa"/>
+              <w:bottom w:w="240" w:type="dxa"/>
+              <w:right w:w="240" w:type="dxa"/>
+            </w:tcMar>
+            <w:vAlign w:val="center"/>
+            <w:hideMark/>
+          </w:tcPr>
+          <w:p>
+            <w:pPr>
+              <w:pStyle w:val="BodyText"/>
+              <w:spacing w:after="0" w:line="240" w:lineRule="auto"/>
+              <w:rPr>
+                <w:rFonts w:eastAsia="Trebuchet MS"/>
+              </w:rPr>
+            </w:pPr>
+            <w:r>
+              <w:rPr>
+                <w:rFonts w:eastAsia="Trebuchet MS"/>
+              </w:rPr>
+              <w:t>SA / BL_3NF</w:t>
+            </w:r>
+          </w:p>
+        </w:tc>
+        <w:tc>
+          <w:tcPr>
+            <w:tcW w:w="1417" w:type="pct"/>
+            <w:tcBorders>
+              <w:bottom w:val="single" w:sz="6" w:space="0" w:color="515151"/>
+              <w:right w:val="single" w:sz="6" w:space="0" w:color="3B3E46"/>
+            </w:tcBorders>
+            <w:tcMar>
+              <w:top w:w="240" w:type="dxa"/>
+              <w:left w:w="240" w:type="dxa"/>
+              <w:bottom w:w="240" w:type="dxa"/>
+              <w:right w:w="240" w:type="dxa"/>
+            </w:tcMar>
+            <w:vAlign w:val="center"/>
+            <w:hideMark/>
+          </w:tcPr>
+          <w:p>
+            <w:pPr>
+              <w:pStyle w:val="BodyText"/>
+              <w:spacing w:after="0" w:line="240" w:lineRule="auto"/>
+              <w:rPr>
+                <w:rFonts w:eastAsia="Trebuchet MS"/>
+              </w:rPr>
+            </w:pPr>
+            <w:r>
+              <w:rPr>
+                <w:rFonts w:eastAsia="Trebuchet MS"/>
+              </w:rPr>
+              <w:t>Deduplication and surrogate key generation scoped per source_system</w:t>
+            </w:r>
+          </w:p>
+        </w:tc>
+        <w:tc>
+          <w:tcPr>
+            <w:tcW w:w="1389" w:type="pct"/>
+            <w:tcBorders>
+              <w:bottom w:val="single" w:sz="6" w:space="0" w:color="515151"/>
+              <w:right w:val="single" w:sz="6" w:space="0" w:color="3B3E46"/>
+            </w:tcBorders>
+            <w:tcMar>
+              <w:top w:w="240" w:type="dxa"/>
+              <w:left w:w="240" w:type="dxa"/>
+              <w:bottom w:w="240" w:type="dxa"/>
+              <w:right w:w="240" w:type="dxa"/>
+            </w:tcMar>
+            <w:hideMark/>
+          </w:tcPr>
+          <w:p>
+            <w:pPr>
+              <w:pStyle w:val="BodyText"/>
+              <w:spacing w:after="0" w:line="240" w:lineRule="auto"/>
+              <w:rPr>
+                <w:rFonts w:eastAsia="Trebuchet MS"/>
+              </w:rPr>
+            </w:pPr>
+            <w:r>
+              <w:t xml:space="preserve">Re-verified, partially clarified — direct query confirms 0 natural keys have more than one version in either ce_customers_scd or ce_products_scd, ruling out double-counting as the cause. </w:t>
             </w:r>
           </w:p>
         </w:tc>
@@ -47382,176 +46899,125 @@
       <w:tr>
         <w:tc>
           <w:tcPr>
-            <w:tcW w:w="369" w:type="pct"/>
-            <w:tcBorders>
-              <w:left w:val="single" w:sz="6" w:space="0" w:color="3B3E46"/>
-              <w:bottom w:val="single" w:sz="6" w:space="0" w:color="515151"/>
-              <w:right w:val="single" w:sz="6" w:space="0" w:color="3B3E46"/>
-            </w:tcBorders>
-            <w:tcMar>
-              <w:top w:w="240" w:type="dxa"/>
-              <w:left w:w="240" w:type="dxa"/>
-              <w:bottom w:w="240" w:type="dxa"/>
-              <w:right w:w="240" w:type="dxa"/>
-            </w:tcMar>
-            <w:vAlign w:val="center"/>
-            <w:hideMark/>
-          </w:tcPr>
-          <w:p>
-            <w:pPr>
-              <w:pStyle w:val="BodyText"/>
-              <w:spacing w:after="0" w:line="240" w:lineRule="auto"/>
-              <w:rPr>
-                <w:rFonts w:eastAsia="Trebuchet MS"/>
-              </w:rPr>
-            </w:pPr>
-            <w:r>
-              <w:rPr>
-                <w:rFonts w:eastAsia="Trebuchet MS"/>
-              </w:rPr>
-              <w:t>6</w:t>
-            </w:r>
-          </w:p>
-        </w:tc>
-        <w:tc>
-          <w:tcPr>
-            <w:tcW w:w="1561" w:type="pct"/>
-            <w:tcBorders>
-              <w:bottom w:val="single" w:sz="6" w:space="0" w:color="515151"/>
-              <w:right w:val="single" w:sz="6" w:space="0" w:color="3B3E46"/>
-            </w:tcBorders>
-            <w:tcMar>
-              <w:top w:w="240" w:type="dxa"/>
-              <w:left w:w="240" w:type="dxa"/>
-              <w:bottom w:w="240" w:type="dxa"/>
-              <w:right w:w="240" w:type="dxa"/>
-            </w:tcMar>
-            <w:vAlign w:val="center"/>
-            <w:hideMark/>
-          </w:tcPr>
-          <w:p>
-            <w:pPr>
-              <w:pStyle w:val="BodyText"/>
-              <w:spacing w:after="0" w:line="240" w:lineRule="auto"/>
-              <w:rPr>
-                <w:rFonts w:eastAsia="Trebuchet MS"/>
-              </w:rPr>
-            </w:pPr>
-            <w:r>
-              <w:rPr>
-                <w:rFonts w:eastAsia="Trebuchet MS"/>
-              </w:rPr>
-              <w:t>CE</w:t>
-            </w:r>
-            <w:r>
-              <w:rPr>
-                <w:rFonts w:eastAsia="Trebuchet MS"/>
-                <w:i/>
-                <w:iCs/>
-              </w:rPr>
-              <w:t>LOCATIONS natural key is derived from address and postal code; missing values collapse to 'n/a</w:t>
-            </w:r>
-            <w:r>
-              <w:rPr>
-                <w:rFonts w:eastAsia="Trebuchet MS"/>
-              </w:rPr>
-              <w:t>n/a'</w:t>
-            </w:r>
-          </w:p>
-        </w:tc>
-        <w:tc>
-          <w:tcPr>
-            <w:tcW w:w="609" w:type="pct"/>
-            <w:tcBorders>
-              <w:bottom w:val="single" w:sz="6" w:space="0" w:color="515151"/>
-              <w:right w:val="single" w:sz="6" w:space="0" w:color="3B3E46"/>
-            </w:tcBorders>
-            <w:tcMar>
-              <w:top w:w="240" w:type="dxa"/>
-              <w:left w:w="240" w:type="dxa"/>
-              <w:bottom w:w="240" w:type="dxa"/>
-              <w:right w:w="240" w:type="dxa"/>
-            </w:tcMar>
-            <w:vAlign w:val="center"/>
-            <w:hideMark/>
-          </w:tcPr>
-          <w:p>
-            <w:pPr>
-              <w:pStyle w:val="BodyText"/>
-              <w:spacing w:after="0" w:line="240" w:lineRule="auto"/>
-              <w:rPr>
-                <w:rFonts w:eastAsia="Trebuchet MS"/>
-              </w:rPr>
-            </w:pPr>
-            <w:r>
-              <w:rPr>
-                <w:rFonts w:eastAsia="Trebuchet MS"/>
-              </w:rPr>
-              <w:t>SA / BL_3NF</w:t>
-            </w:r>
-          </w:p>
-        </w:tc>
-        <w:tc>
-          <w:tcPr>
-            <w:tcW w:w="1314" w:type="pct"/>
-            <w:tcBorders>
-              <w:bottom w:val="single" w:sz="6" w:space="0" w:color="515151"/>
-              <w:right w:val="single" w:sz="6" w:space="0" w:color="3B3E46"/>
-            </w:tcBorders>
-            <w:tcMar>
-              <w:top w:w="240" w:type="dxa"/>
-              <w:left w:w="240" w:type="dxa"/>
-              <w:bottom w:w="240" w:type="dxa"/>
-              <w:right w:w="240" w:type="dxa"/>
-            </w:tcMar>
-            <w:vAlign w:val="center"/>
-            <w:hideMark/>
-          </w:tcPr>
-          <w:p>
-            <w:pPr>
-              <w:pStyle w:val="BodyText"/>
-              <w:spacing w:after="0" w:line="240" w:lineRule="auto"/>
-              <w:rPr>
-                <w:rFonts w:eastAsia="Trebuchet MS"/>
-              </w:rPr>
-            </w:pPr>
-            <w:r>
-              <w:rPr>
-                <w:rFonts w:eastAsia="Trebuchet MS"/>
-              </w:rPr>
-              <w:t>Multiple genuinely distinct locations with missing address data may resolve to the same default location row</w:t>
-            </w:r>
-          </w:p>
-        </w:tc>
-        <w:tc>
-          <w:tcPr>
-            <w:tcW w:w="1148" w:type="pct"/>
-            <w:tcBorders>
-              <w:bottom w:val="single" w:sz="6" w:space="0" w:color="515151"/>
-              <w:right w:val="single" w:sz="6" w:space="0" w:color="3B3E46"/>
-            </w:tcBorders>
-            <w:tcMar>
-              <w:top w:w="240" w:type="dxa"/>
-              <w:left w:w="240" w:type="dxa"/>
-              <w:bottom w:w="240" w:type="dxa"/>
-              <w:right w:w="240" w:type="dxa"/>
-            </w:tcMar>
-            <w:vAlign w:val="center"/>
-            <w:hideMark/>
-          </w:tcPr>
-          <w:p>
-            <w:pPr>
-              <w:pStyle w:val="BodyText"/>
-              <w:spacing w:after="0" w:line="240" w:lineRule="auto"/>
-              <w:rPr>
-                <w:rFonts w:eastAsia="Trebuchet MS"/>
-              </w:rPr>
-            </w:pPr>
-            <w:r>
-              <w:rPr>
-                <w:rFonts w:eastAsia="Trebuchet MS"/>
-              </w:rPr>
-              <w:t>TBD</w:t>
+            <w:tcW w:w="1538" w:type="pct"/>
+            <w:tcBorders>
+              <w:bottom w:val="single" w:sz="6" w:space="0" w:color="515151"/>
+              <w:right w:val="single" w:sz="6" w:space="0" w:color="3B3E46"/>
+            </w:tcBorders>
+            <w:tcMar>
+              <w:top w:w="240" w:type="dxa"/>
+              <w:left w:w="240" w:type="dxa"/>
+              <w:bottom w:w="240" w:type="dxa"/>
+              <w:right w:w="240" w:type="dxa"/>
+            </w:tcMar>
+            <w:vAlign w:val="center"/>
+            <w:hideMark/>
+          </w:tcPr>
+          <w:p>
+            <w:pPr>
+              <w:pStyle w:val="BodyText"/>
+              <w:spacing w:after="0" w:line="240" w:lineRule="auto"/>
+              <w:rPr>
+                <w:rFonts w:eastAsia="Trebuchet MS"/>
+              </w:rPr>
+            </w:pPr>
+            <w:r>
+              <w:rPr>
+                <w:rFonts w:eastAsia="Trebuchet MS"/>
+              </w:rPr>
+              <w:t>Full-row deduplication in SA layer (SELECT DISTINCT) operates on raw, untrimmed values</w:t>
+            </w:r>
+          </w:p>
+        </w:tc>
+        <w:tc>
+          <w:tcPr>
+            <w:tcW w:w="656" w:type="pct"/>
+            <w:tcBorders>
+              <w:bottom w:val="single" w:sz="6" w:space="0" w:color="515151"/>
+              <w:right w:val="single" w:sz="6" w:space="0" w:color="3B3E46"/>
+            </w:tcBorders>
+            <w:tcMar>
+              <w:top w:w="240" w:type="dxa"/>
+              <w:left w:w="240" w:type="dxa"/>
+              <w:bottom w:w="240" w:type="dxa"/>
+              <w:right w:w="240" w:type="dxa"/>
+            </w:tcMar>
+            <w:vAlign w:val="center"/>
+            <w:hideMark/>
+          </w:tcPr>
+          <w:p>
+            <w:pPr>
+              <w:pStyle w:val="BodyText"/>
+              <w:spacing w:after="0" w:line="240" w:lineRule="auto"/>
+              <w:rPr>
+                <w:rFonts w:eastAsia="Trebuchet MS"/>
+              </w:rPr>
+            </w:pPr>
+            <w:r>
+              <w:rPr>
+                <w:rFonts w:eastAsia="Trebuchet MS"/>
+              </w:rPr>
+              <w:t>SA</w:t>
+            </w:r>
+          </w:p>
+        </w:tc>
+        <w:tc>
+          <w:tcPr>
+            <w:tcW w:w="1417" w:type="pct"/>
+            <w:tcBorders>
+              <w:bottom w:val="single" w:sz="6" w:space="0" w:color="515151"/>
+              <w:right w:val="single" w:sz="6" w:space="0" w:color="3B3E46"/>
+            </w:tcBorders>
+            <w:tcMar>
+              <w:top w:w="240" w:type="dxa"/>
+              <w:left w:w="240" w:type="dxa"/>
+              <w:bottom w:w="240" w:type="dxa"/>
+              <w:right w:w="240" w:type="dxa"/>
+            </w:tcMar>
+            <w:vAlign w:val="center"/>
+            <w:hideMark/>
+          </w:tcPr>
+          <w:p>
+            <w:pPr>
+              <w:pStyle w:val="BodyText"/>
+              <w:spacing w:after="0" w:line="240" w:lineRule="auto"/>
+              <w:rPr>
+                <w:rFonts w:eastAsia="Trebuchet MS"/>
+              </w:rPr>
+            </w:pPr>
+            <w:r>
+              <w:rPr>
+                <w:rFonts w:eastAsia="Trebuchet MS"/>
+              </w:rPr>
+              <w:t>Near-duplicate rows differing only by whitespace or formatting are not caught at this stage</w:t>
+            </w:r>
+          </w:p>
+        </w:tc>
+        <w:tc>
+          <w:tcPr>
+            <w:tcW w:w="1389" w:type="pct"/>
+            <w:tcBorders>
+              <w:bottom w:val="single" w:sz="6" w:space="0" w:color="515151"/>
+              <w:right w:val="single" w:sz="6" w:space="0" w:color="3B3E46"/>
+            </w:tcBorders>
+            <w:tcMar>
+              <w:top w:w="240" w:type="dxa"/>
+              <w:left w:w="240" w:type="dxa"/>
+              <w:bottom w:w="240" w:type="dxa"/>
+              <w:right w:w="240" w:type="dxa"/>
+            </w:tcMar>
+            <w:hideMark/>
+          </w:tcPr>
+          <w:p>
+            <w:pPr>
+              <w:pStyle w:val="BodyText"/>
+              <w:spacing w:after="0" w:line="240" w:lineRule="auto"/>
+              <w:rPr>
+                <w:rFonts w:eastAsia="Trebuchet MS"/>
+              </w:rPr>
+            </w:pPr>
+            <w:r>
+              <w:t>CONFIRMED — 36 rows</w:t>
             </w:r>
           </w:p>
         </w:tc>
@@ -47559,973 +47025,38 @@
       <w:tr>
         <w:tc>
           <w:tcPr>
-            <w:tcW w:w="369" w:type="pct"/>
-            <w:tcBorders>
-              <w:left w:val="single" w:sz="6" w:space="0" w:color="3B3E46"/>
-              <w:bottom w:val="single" w:sz="6" w:space="0" w:color="515151"/>
-              <w:right w:val="single" w:sz="6" w:space="0" w:color="3B3E46"/>
-            </w:tcBorders>
-            <w:tcMar>
-              <w:top w:w="240" w:type="dxa"/>
-              <w:left w:w="240" w:type="dxa"/>
-              <w:bottom w:w="240" w:type="dxa"/>
-              <w:right w:w="240" w:type="dxa"/>
-            </w:tcMar>
-            <w:vAlign w:val="center"/>
-            <w:hideMark/>
-          </w:tcPr>
-          <w:p>
-            <w:pPr>
-              <w:pStyle w:val="BodyText"/>
-              <w:spacing w:after="0" w:line="240" w:lineRule="auto"/>
-              <w:rPr>
-                <w:rFonts w:eastAsia="Trebuchet MS"/>
-              </w:rPr>
-            </w:pPr>
-            <w:r>
-              <w:rPr>
-                <w:rFonts w:eastAsia="Trebuchet MS"/>
-              </w:rPr>
-              <w:t>7</w:t>
-            </w:r>
-          </w:p>
-        </w:tc>
-        <w:tc>
-          <w:tcPr>
-            <w:tcW w:w="1561" w:type="pct"/>
-            <w:tcBorders>
-              <w:bottom w:val="single" w:sz="6" w:space="0" w:color="515151"/>
-              <w:right w:val="single" w:sz="6" w:space="0" w:color="3B3E46"/>
-            </w:tcBorders>
-            <w:tcMar>
-              <w:top w:w="240" w:type="dxa"/>
-              <w:left w:w="240" w:type="dxa"/>
-              <w:bottom w:w="240" w:type="dxa"/>
-              <w:right w:w="240" w:type="dxa"/>
-            </w:tcMar>
-            <w:vAlign w:val="center"/>
-            <w:hideMark/>
-          </w:tcPr>
-          <w:p>
-            <w:pPr>
-              <w:pStyle w:val="BodyText"/>
-              <w:spacing w:after="0" w:line="240" w:lineRule="auto"/>
-              <w:rPr>
-                <w:rFonts w:eastAsia="Trebuchet MS"/>
-              </w:rPr>
-            </w:pPr>
-            <w:r>
-              <w:rPr>
-                <w:rFonts w:eastAsia="Trebuchet MS"/>
-              </w:rPr>
-              <w:t>Retail source contains 'NOT-CAPTURED' as a placeholder value for colour, size, and description</w:t>
-            </w:r>
-          </w:p>
-        </w:tc>
-        <w:tc>
-          <w:tcPr>
-            <w:tcW w:w="609" w:type="pct"/>
-            <w:tcBorders>
-              <w:bottom w:val="single" w:sz="6" w:space="0" w:color="515151"/>
-              <w:right w:val="single" w:sz="6" w:space="0" w:color="3B3E46"/>
-            </w:tcBorders>
-            <w:tcMar>
-              <w:top w:w="240" w:type="dxa"/>
-              <w:left w:w="240" w:type="dxa"/>
-              <w:bottom w:w="240" w:type="dxa"/>
-              <w:right w:w="240" w:type="dxa"/>
-            </w:tcMar>
-            <w:vAlign w:val="center"/>
-            <w:hideMark/>
-          </w:tcPr>
-          <w:p>
-            <w:pPr>
-              <w:pStyle w:val="BodyText"/>
-              <w:spacing w:after="0" w:line="240" w:lineRule="auto"/>
-              <w:rPr>
-                <w:rFonts w:eastAsia="Trebuchet MS"/>
-              </w:rPr>
-            </w:pPr>
-            <w:r>
-              <w:rPr>
-                <w:rFonts w:eastAsia="Trebuchet MS"/>
-              </w:rPr>
-              <w:t>Source</w:t>
-            </w:r>
-          </w:p>
-        </w:tc>
-        <w:tc>
-          <w:tcPr>
-            <w:tcW w:w="1314" w:type="pct"/>
-            <w:tcBorders>
-              <w:bottom w:val="single" w:sz="6" w:space="0" w:color="515151"/>
-              <w:right w:val="single" w:sz="6" w:space="0" w:color="3B3E46"/>
-            </w:tcBorders>
-            <w:tcMar>
-              <w:top w:w="240" w:type="dxa"/>
-              <w:left w:w="240" w:type="dxa"/>
-              <w:bottom w:w="240" w:type="dxa"/>
-              <w:right w:w="240" w:type="dxa"/>
-            </w:tcMar>
-            <w:vAlign w:val="center"/>
-            <w:hideMark/>
-          </w:tcPr>
-          <w:p>
-            <w:pPr>
-              <w:pStyle w:val="BodyText"/>
-              <w:spacing w:after="0" w:line="240" w:lineRule="auto"/>
-              <w:rPr>
-                <w:rFonts w:eastAsia="Trebuchet MS"/>
-              </w:rPr>
-            </w:pPr>
-            <w:r>
-              <w:rPr>
-                <w:rFonts w:eastAsia="Trebuchet MS"/>
-              </w:rPr>
-              <w:t>Normalized to 'n/a' during BL</w:t>
-            </w:r>
-            <w:r>
-              <w:rPr>
-                <w:rFonts w:eastAsia="Trebuchet MS"/>
-                <w:i/>
-                <w:iCs/>
-              </w:rPr>
-              <w:t>3NF/BL</w:t>
-            </w:r>
-            <w:r>
-              <w:rPr>
-                <w:rFonts w:eastAsia="Trebuchet MS"/>
-              </w:rPr>
-              <w:t>DM load</w:t>
-            </w:r>
-          </w:p>
-        </w:tc>
-        <w:tc>
-          <w:tcPr>
-            <w:tcW w:w="1148" w:type="pct"/>
-            <w:tcBorders>
-              <w:bottom w:val="single" w:sz="6" w:space="0" w:color="515151"/>
-              <w:right w:val="single" w:sz="6" w:space="0" w:color="3B3E46"/>
-            </w:tcBorders>
-            <w:tcMar>
-              <w:top w:w="240" w:type="dxa"/>
-              <w:left w:w="240" w:type="dxa"/>
-              <w:bottom w:w="240" w:type="dxa"/>
-              <w:right w:w="240" w:type="dxa"/>
-            </w:tcMar>
-            <w:vAlign w:val="center"/>
-            <w:hideMark/>
-          </w:tcPr>
-          <w:p>
-            <w:pPr>
-              <w:pStyle w:val="BodyText"/>
-              <w:spacing w:after="0" w:line="240" w:lineRule="auto"/>
-              <w:rPr>
-                <w:rFonts w:eastAsia="Trebuchet MS"/>
-              </w:rPr>
-            </w:pPr>
-            <w:r>
-              <w:rPr>
-                <w:rFonts w:eastAsia="Trebuchet MS"/>
-              </w:rPr>
-              <w:t>TBD</w:t>
-            </w:r>
-          </w:p>
-        </w:tc>
-      </w:tr>
-      <w:tr>
-        <w:tc>
-          <w:tcPr>
-            <w:tcW w:w="369" w:type="pct"/>
-            <w:tcBorders>
-              <w:left w:val="single" w:sz="6" w:space="0" w:color="3B3E46"/>
-              <w:bottom w:val="single" w:sz="6" w:space="0" w:color="515151"/>
-              <w:right w:val="single" w:sz="6" w:space="0" w:color="3B3E46"/>
-            </w:tcBorders>
-            <w:tcMar>
-              <w:top w:w="240" w:type="dxa"/>
-              <w:left w:w="240" w:type="dxa"/>
-              <w:bottom w:w="240" w:type="dxa"/>
-              <w:right w:w="240" w:type="dxa"/>
-            </w:tcMar>
-            <w:vAlign w:val="center"/>
-            <w:hideMark/>
-          </w:tcPr>
-          <w:p>
-            <w:pPr>
-              <w:pStyle w:val="BodyText"/>
-              <w:spacing w:after="0" w:line="240" w:lineRule="auto"/>
-              <w:rPr>
-                <w:rFonts w:eastAsia="Trebuchet MS"/>
-              </w:rPr>
-            </w:pPr>
-            <w:r>
-              <w:rPr>
-                <w:rFonts w:eastAsia="Trebuchet MS"/>
-              </w:rPr>
-              <w:t>8</w:t>
-            </w:r>
-          </w:p>
-        </w:tc>
-        <w:tc>
-          <w:tcPr>
-            <w:tcW w:w="1561" w:type="pct"/>
-            <w:tcBorders>
-              <w:bottom w:val="single" w:sz="6" w:space="0" w:color="515151"/>
-              <w:right w:val="single" w:sz="6" w:space="0" w:color="3B3E46"/>
-            </w:tcBorders>
-            <w:tcMar>
-              <w:top w:w="240" w:type="dxa"/>
-              <w:left w:w="240" w:type="dxa"/>
-              <w:bottom w:w="240" w:type="dxa"/>
-              <w:right w:w="240" w:type="dxa"/>
-            </w:tcMar>
-            <w:vAlign w:val="center"/>
-            <w:hideMark/>
-          </w:tcPr>
-          <w:p>
-            <w:pPr>
-              <w:pStyle w:val="BodyText"/>
-              <w:spacing w:after="0" w:line="240" w:lineRule="auto"/>
-              <w:rPr>
-                <w:rFonts w:eastAsia="Trebuchet MS"/>
-              </w:rPr>
-            </w:pPr>
-            <w:r>
-              <w:rPr>
-                <w:rFonts w:eastAsia="Trebuchet MS"/>
-              </w:rPr>
-              <w:t>Ecom source CSV header contains a duplicate "ee_address" column</w:t>
-            </w:r>
-          </w:p>
-        </w:tc>
-        <w:tc>
-          <w:tcPr>
-            <w:tcW w:w="609" w:type="pct"/>
-            <w:tcBorders>
-              <w:bottom w:val="single" w:sz="6" w:space="0" w:color="515151"/>
-              <w:right w:val="single" w:sz="6" w:space="0" w:color="3B3E46"/>
-            </w:tcBorders>
-            <w:tcMar>
-              <w:top w:w="240" w:type="dxa"/>
-              <w:left w:w="240" w:type="dxa"/>
-              <w:bottom w:w="240" w:type="dxa"/>
-              <w:right w:w="240" w:type="dxa"/>
-            </w:tcMar>
-            <w:vAlign w:val="center"/>
-            <w:hideMark/>
-          </w:tcPr>
-          <w:p>
-            <w:pPr>
-              <w:pStyle w:val="BodyText"/>
-              <w:spacing w:after="0" w:line="240" w:lineRule="auto"/>
-              <w:rPr>
-                <w:rFonts w:eastAsia="Trebuchet MS"/>
-              </w:rPr>
-            </w:pPr>
-            <w:r>
-              <w:rPr>
-                <w:rFonts w:eastAsia="Trebuchet MS"/>
-              </w:rPr>
-              <w:t>Source</w:t>
-            </w:r>
-          </w:p>
-        </w:tc>
-        <w:tc>
-          <w:tcPr>
-            <w:tcW w:w="1314" w:type="pct"/>
-            <w:tcBorders>
-              <w:bottom w:val="single" w:sz="6" w:space="0" w:color="515151"/>
-              <w:right w:val="single" w:sz="6" w:space="0" w:color="3B3E46"/>
-            </w:tcBorders>
-            <w:tcMar>
-              <w:top w:w="240" w:type="dxa"/>
-              <w:left w:w="240" w:type="dxa"/>
-              <w:bottom w:w="240" w:type="dxa"/>
-              <w:right w:w="240" w:type="dxa"/>
-            </w:tcMar>
-            <w:vAlign w:val="center"/>
-            <w:hideMark/>
-          </w:tcPr>
-          <w:p>
-            <w:pPr>
-              <w:pStyle w:val="BodyText"/>
-              <w:spacing w:after="0" w:line="240" w:lineRule="auto"/>
-              <w:rPr>
-                <w:rFonts w:eastAsia="Trebuchet MS"/>
-              </w:rPr>
-            </w:pPr>
-            <w:r>
-              <w:rPr>
-                <w:rFonts w:eastAsia="Trebuchet MS"/>
-              </w:rPr>
-              <w:t>Second occurrence mapped as ee</w:t>
-            </w:r>
-            <w:r>
-              <w:rPr>
-                <w:rFonts w:eastAsia="Trebuchet MS"/>
-                <w:i/>
-                <w:iCs/>
-              </w:rPr>
-              <w:t>address</w:t>
-            </w:r>
-            <w:r>
-              <w:rPr>
-                <w:rFonts w:eastAsia="Trebuchet MS"/>
-              </w:rPr>
-              <w:t>2 and not used downstream</w:t>
-            </w:r>
-          </w:p>
-        </w:tc>
-        <w:tc>
-          <w:tcPr>
-            <w:tcW w:w="1148" w:type="pct"/>
-            <w:tcBorders>
-              <w:bottom w:val="single" w:sz="6" w:space="0" w:color="515151"/>
-              <w:right w:val="single" w:sz="6" w:space="0" w:color="3B3E46"/>
-            </w:tcBorders>
-            <w:tcMar>
-              <w:top w:w="240" w:type="dxa"/>
-              <w:left w:w="240" w:type="dxa"/>
-              <w:bottom w:w="240" w:type="dxa"/>
-              <w:right w:w="240" w:type="dxa"/>
-            </w:tcMar>
-            <w:vAlign w:val="center"/>
-            <w:hideMark/>
-          </w:tcPr>
-          <w:p>
-            <w:pPr>
-              <w:pStyle w:val="BodyText"/>
-              <w:spacing w:after="0" w:line="240" w:lineRule="auto"/>
-              <w:rPr>
-                <w:rFonts w:eastAsia="Trebuchet MS"/>
-              </w:rPr>
-            </w:pPr>
-            <w:r>
-              <w:rPr>
-                <w:rFonts w:eastAsia="Trebuchet MS"/>
-              </w:rPr>
-              <w:t>TBD</w:t>
-            </w:r>
-          </w:p>
-        </w:tc>
-      </w:tr>
-      <w:tr>
-        <w:tc>
-          <w:tcPr>
-            <w:tcW w:w="369" w:type="pct"/>
-            <w:tcBorders>
-              <w:left w:val="single" w:sz="6" w:space="0" w:color="3B3E46"/>
-              <w:bottom w:val="single" w:sz="6" w:space="0" w:color="515151"/>
-              <w:right w:val="single" w:sz="6" w:space="0" w:color="3B3E46"/>
-            </w:tcBorders>
-            <w:tcMar>
-              <w:top w:w="240" w:type="dxa"/>
-              <w:left w:w="240" w:type="dxa"/>
-              <w:bottom w:w="240" w:type="dxa"/>
-              <w:right w:w="240" w:type="dxa"/>
-            </w:tcMar>
-            <w:vAlign w:val="center"/>
-            <w:hideMark/>
-          </w:tcPr>
-          <w:p>
-            <w:pPr>
-              <w:pStyle w:val="BodyText"/>
-              <w:spacing w:after="0" w:line="240" w:lineRule="auto"/>
-              <w:rPr>
-                <w:rFonts w:eastAsia="Trebuchet MS"/>
-              </w:rPr>
-            </w:pPr>
-            <w:r>
-              <w:rPr>
-                <w:rFonts w:eastAsia="Trebuchet MS"/>
-              </w:rPr>
-              <w:lastRenderedPageBreak/>
-              <w:t>9</w:t>
-            </w:r>
-          </w:p>
-        </w:tc>
-        <w:tc>
-          <w:tcPr>
-            <w:tcW w:w="1561" w:type="pct"/>
-            <w:tcBorders>
-              <w:bottom w:val="single" w:sz="6" w:space="0" w:color="515151"/>
-              <w:right w:val="single" w:sz="6" w:space="0" w:color="3B3E46"/>
-            </w:tcBorders>
-            <w:tcMar>
-              <w:top w:w="240" w:type="dxa"/>
-              <w:left w:w="240" w:type="dxa"/>
-              <w:bottom w:w="240" w:type="dxa"/>
-              <w:right w:w="240" w:type="dxa"/>
-            </w:tcMar>
-            <w:vAlign w:val="center"/>
-            <w:hideMark/>
-          </w:tcPr>
-          <w:p>
-            <w:pPr>
-              <w:pStyle w:val="BodyText"/>
-              <w:spacing w:after="0" w:line="240" w:lineRule="auto"/>
-              <w:rPr>
-                <w:rFonts w:eastAsia="Trebuchet MS"/>
-              </w:rPr>
-            </w:pPr>
-            <w:r>
-              <w:rPr>
-                <w:rFonts w:eastAsia="Trebuchet MS"/>
-              </w:rPr>
-              <w:t>Retail and ecom customer/employee identifiers are independent per source system; cross-source collision is not expected but not structurally prevented</w:t>
-            </w:r>
-          </w:p>
-        </w:tc>
-        <w:tc>
-          <w:tcPr>
-            <w:tcW w:w="609" w:type="pct"/>
-            <w:tcBorders>
-              <w:bottom w:val="single" w:sz="6" w:space="0" w:color="515151"/>
-              <w:right w:val="single" w:sz="6" w:space="0" w:color="3B3E46"/>
-            </w:tcBorders>
-            <w:tcMar>
-              <w:top w:w="240" w:type="dxa"/>
-              <w:left w:w="240" w:type="dxa"/>
-              <w:bottom w:w="240" w:type="dxa"/>
-              <w:right w:w="240" w:type="dxa"/>
-            </w:tcMar>
-            <w:vAlign w:val="center"/>
-            <w:hideMark/>
-          </w:tcPr>
-          <w:p>
-            <w:pPr>
-              <w:pStyle w:val="BodyText"/>
-              <w:spacing w:after="0" w:line="240" w:lineRule="auto"/>
-              <w:rPr>
-                <w:rFonts w:eastAsia="Trebuchet MS"/>
-              </w:rPr>
-            </w:pPr>
-            <w:r>
-              <w:rPr>
-                <w:rFonts w:eastAsia="Trebuchet MS"/>
-              </w:rPr>
-              <w:t>SA / BL_3NF</w:t>
-            </w:r>
-          </w:p>
-        </w:tc>
-        <w:tc>
-          <w:tcPr>
-            <w:tcW w:w="1314" w:type="pct"/>
-            <w:tcBorders>
-              <w:bottom w:val="single" w:sz="6" w:space="0" w:color="515151"/>
-              <w:right w:val="single" w:sz="6" w:space="0" w:color="3B3E46"/>
-            </w:tcBorders>
-            <w:tcMar>
-              <w:top w:w="240" w:type="dxa"/>
-              <w:left w:w="240" w:type="dxa"/>
-              <w:bottom w:w="240" w:type="dxa"/>
-              <w:right w:w="240" w:type="dxa"/>
-            </w:tcMar>
-            <w:vAlign w:val="center"/>
-            <w:hideMark/>
-          </w:tcPr>
-          <w:p>
-            <w:pPr>
-              <w:pStyle w:val="BodyText"/>
-              <w:spacing w:after="0" w:line="240" w:lineRule="auto"/>
-              <w:rPr>
-                <w:rFonts w:eastAsia="Trebuchet MS"/>
-              </w:rPr>
-            </w:pPr>
-            <w:r>
-              <w:rPr>
-                <w:rFonts w:eastAsia="Trebuchet MS"/>
-              </w:rPr>
-              <w:t>Deduplication and surrogate key generation scoped per source_system</w:t>
-            </w:r>
-          </w:p>
-        </w:tc>
-        <w:tc>
-          <w:tcPr>
-            <w:tcW w:w="1148" w:type="pct"/>
-            <w:tcBorders>
-              <w:bottom w:val="single" w:sz="6" w:space="0" w:color="515151"/>
-              <w:right w:val="single" w:sz="6" w:space="0" w:color="3B3E46"/>
-            </w:tcBorders>
-            <w:tcMar>
-              <w:top w:w="240" w:type="dxa"/>
-              <w:left w:w="240" w:type="dxa"/>
-              <w:bottom w:w="240" w:type="dxa"/>
-              <w:right w:w="240" w:type="dxa"/>
-            </w:tcMar>
-            <w:vAlign w:val="center"/>
-            <w:hideMark/>
-          </w:tcPr>
-          <w:p>
-            <w:pPr>
-              <w:pStyle w:val="BodyText"/>
-              <w:spacing w:after="0" w:line="240" w:lineRule="auto"/>
-              <w:rPr>
-                <w:rFonts w:eastAsia="Trebuchet MS"/>
-              </w:rPr>
-            </w:pPr>
-            <w:r>
-              <w:rPr>
-                <w:rFonts w:eastAsia="Trebuchet MS"/>
-              </w:rPr>
-              <w:t>TBD</w:t>
-            </w:r>
-          </w:p>
-        </w:tc>
-      </w:tr>
-      <w:tr>
-        <w:tc>
-          <w:tcPr>
-            <w:tcW w:w="369" w:type="pct"/>
-            <w:tcBorders>
-              <w:left w:val="single" w:sz="6" w:space="0" w:color="3B3E46"/>
-              <w:bottom w:val="single" w:sz="6" w:space="0" w:color="515151"/>
-              <w:right w:val="single" w:sz="6" w:space="0" w:color="3B3E46"/>
-            </w:tcBorders>
-            <w:tcMar>
-              <w:top w:w="240" w:type="dxa"/>
-              <w:left w:w="240" w:type="dxa"/>
-              <w:bottom w:w="240" w:type="dxa"/>
-              <w:right w:w="240" w:type="dxa"/>
-            </w:tcMar>
-            <w:vAlign w:val="center"/>
-            <w:hideMark/>
-          </w:tcPr>
-          <w:p>
-            <w:pPr>
-              <w:pStyle w:val="BodyText"/>
-              <w:spacing w:after="0" w:line="240" w:lineRule="auto"/>
-              <w:rPr>
-                <w:rFonts w:eastAsia="Trebuchet MS"/>
-              </w:rPr>
-            </w:pPr>
-            <w:r>
-              <w:rPr>
-                <w:rFonts w:eastAsia="Trebuchet MS"/>
-              </w:rPr>
-              <w:t>10</w:t>
-            </w:r>
-          </w:p>
-        </w:tc>
-        <w:tc>
-          <w:tcPr>
-            <w:tcW w:w="1561" w:type="pct"/>
-            <w:tcBorders>
-              <w:bottom w:val="single" w:sz="6" w:space="0" w:color="515151"/>
-              <w:right w:val="single" w:sz="6" w:space="0" w:color="3B3E46"/>
-            </w:tcBorders>
-            <w:tcMar>
-              <w:top w:w="240" w:type="dxa"/>
-              <w:left w:w="240" w:type="dxa"/>
-              <w:bottom w:w="240" w:type="dxa"/>
-              <w:right w:w="240" w:type="dxa"/>
-            </w:tcMar>
-            <w:vAlign w:val="center"/>
-            <w:hideMark/>
-          </w:tcPr>
-          <w:p>
-            <w:pPr>
-              <w:pStyle w:val="BodyText"/>
-              <w:spacing w:after="0" w:line="240" w:lineRule="auto"/>
-              <w:rPr>
-                <w:rFonts w:eastAsia="Trebuchet MS"/>
-              </w:rPr>
-            </w:pPr>
-            <w:r>
-              <w:rPr>
-                <w:rFonts w:eastAsia="Trebuchet MS"/>
-              </w:rPr>
-              <w:t>Full-row deduplication in SA layer (SELECT DISTINCT) operates on raw, untrimmed values</w:t>
-            </w:r>
-          </w:p>
-        </w:tc>
-        <w:tc>
-          <w:tcPr>
-            <w:tcW w:w="609" w:type="pct"/>
-            <w:tcBorders>
-              <w:bottom w:val="single" w:sz="6" w:space="0" w:color="515151"/>
-              <w:right w:val="single" w:sz="6" w:space="0" w:color="3B3E46"/>
-            </w:tcBorders>
-            <w:tcMar>
-              <w:top w:w="240" w:type="dxa"/>
-              <w:left w:w="240" w:type="dxa"/>
-              <w:bottom w:w="240" w:type="dxa"/>
-              <w:right w:w="240" w:type="dxa"/>
-            </w:tcMar>
-            <w:vAlign w:val="center"/>
-            <w:hideMark/>
-          </w:tcPr>
-          <w:p>
-            <w:pPr>
-              <w:pStyle w:val="BodyText"/>
-              <w:spacing w:after="0" w:line="240" w:lineRule="auto"/>
-              <w:rPr>
-                <w:rFonts w:eastAsia="Trebuchet MS"/>
-              </w:rPr>
-            </w:pPr>
-            <w:r>
-              <w:rPr>
-                <w:rFonts w:eastAsia="Trebuchet MS"/>
-              </w:rPr>
-              <w:t>SA</w:t>
-            </w:r>
-          </w:p>
-        </w:tc>
-        <w:tc>
-          <w:tcPr>
-            <w:tcW w:w="1314" w:type="pct"/>
-            <w:tcBorders>
-              <w:bottom w:val="single" w:sz="6" w:space="0" w:color="515151"/>
-              <w:right w:val="single" w:sz="6" w:space="0" w:color="3B3E46"/>
-            </w:tcBorders>
-            <w:tcMar>
-              <w:top w:w="240" w:type="dxa"/>
-              <w:left w:w="240" w:type="dxa"/>
-              <w:bottom w:w="240" w:type="dxa"/>
-              <w:right w:w="240" w:type="dxa"/>
-            </w:tcMar>
-            <w:vAlign w:val="center"/>
-            <w:hideMark/>
-          </w:tcPr>
-          <w:p>
-            <w:pPr>
-              <w:pStyle w:val="BodyText"/>
-              <w:spacing w:after="0" w:line="240" w:lineRule="auto"/>
-              <w:rPr>
-                <w:rFonts w:eastAsia="Trebuchet MS"/>
-              </w:rPr>
-            </w:pPr>
-            <w:r>
-              <w:rPr>
-                <w:rFonts w:eastAsia="Trebuchet MS"/>
-              </w:rPr>
-              <w:t>Near-duplicate rows differing only by whitespace or formatting are not caught at this stage</w:t>
-            </w:r>
-          </w:p>
-        </w:tc>
-        <w:tc>
-          <w:tcPr>
-            <w:tcW w:w="1148" w:type="pct"/>
-            <w:tcBorders>
-              <w:bottom w:val="single" w:sz="6" w:space="0" w:color="515151"/>
-              <w:right w:val="single" w:sz="6" w:space="0" w:color="3B3E46"/>
-            </w:tcBorders>
-            <w:tcMar>
-              <w:top w:w="240" w:type="dxa"/>
-              <w:left w:w="240" w:type="dxa"/>
-              <w:bottom w:w="240" w:type="dxa"/>
-              <w:right w:w="240" w:type="dxa"/>
-            </w:tcMar>
-            <w:vAlign w:val="center"/>
-            <w:hideMark/>
-          </w:tcPr>
-          <w:p>
-            <w:pPr>
-              <w:pStyle w:val="BodyText"/>
-              <w:spacing w:after="0" w:line="240" w:lineRule="auto"/>
-              <w:rPr>
-                <w:rFonts w:eastAsia="Trebuchet MS"/>
-              </w:rPr>
-            </w:pPr>
-            <w:r>
-              <w:rPr>
-                <w:rFonts w:eastAsia="Trebuchet MS"/>
-              </w:rPr>
-              <w:t>TBD</w:t>
-            </w:r>
-          </w:p>
-        </w:tc>
-      </w:tr>
-      <w:tr>
-        <w:tc>
-          <w:tcPr>
-            <w:tcW w:w="369" w:type="pct"/>
-            <w:tcBorders>
-              <w:left w:val="single" w:sz="6" w:space="0" w:color="3B3E46"/>
-              <w:bottom w:val="single" w:sz="6" w:space="0" w:color="515151"/>
-              <w:right w:val="single" w:sz="6" w:space="0" w:color="3B3E46"/>
-            </w:tcBorders>
-            <w:tcMar>
-              <w:top w:w="240" w:type="dxa"/>
-              <w:left w:w="240" w:type="dxa"/>
-              <w:bottom w:w="240" w:type="dxa"/>
-              <w:right w:w="240" w:type="dxa"/>
-            </w:tcMar>
-            <w:vAlign w:val="center"/>
-            <w:hideMark/>
-          </w:tcPr>
-          <w:p>
-            <w:pPr>
-              <w:pStyle w:val="BodyText"/>
-              <w:rPr>
-                <w:rFonts w:eastAsia="Trebuchet MS"/>
-              </w:rPr>
-            </w:pPr>
-            <w:r>
-              <w:rPr>
-                <w:rFonts w:eastAsia="Trebuchet MS"/>
-              </w:rPr>
-              <w:t>11</w:t>
-            </w:r>
-          </w:p>
-        </w:tc>
-        <w:tc>
-          <w:tcPr>
-            <w:tcW w:w="1561" w:type="pct"/>
-            <w:tcBorders>
-              <w:bottom w:val="single" w:sz="6" w:space="0" w:color="515151"/>
-              <w:right w:val="single" w:sz="6" w:space="0" w:color="3B3E46"/>
-            </w:tcBorders>
-            <w:tcMar>
-              <w:top w:w="240" w:type="dxa"/>
-              <w:left w:w="240" w:type="dxa"/>
-              <w:bottom w:w="240" w:type="dxa"/>
-              <w:right w:w="240" w:type="dxa"/>
-            </w:tcMar>
-            <w:vAlign w:val="center"/>
-            <w:hideMark/>
-          </w:tcPr>
-          <w:p>
-            <w:pPr>
-              <w:pStyle w:val="BodyText"/>
-              <w:rPr>
-                <w:rFonts w:eastAsia="Trebuchet MS"/>
-              </w:rPr>
-            </w:pPr>
-            <w:r>
-              <w:rPr>
-                <w:rFonts w:eastAsia="Trebuchet MS"/>
-              </w:rPr>
-              <w:t>BL3NF</w:t>
-            </w:r>
-            <w:r>
-              <w:rPr>
-                <w:rFonts w:ascii="Arial" w:eastAsia="Trebuchet MS" w:hAnsi="Arial"/>
-              </w:rPr>
-              <w:t>→</w:t>
-            </w:r>
-            <w:r>
-              <w:rPr>
-                <w:rFonts w:eastAsia="Trebuchet MS"/>
-              </w:rPr>
-              <w:t>BLDM row count drop: 133 retail rows (995</w:t>
-            </w:r>
-            <w:r>
-              <w:rPr>
-                <w:rFonts w:ascii="Arial" w:eastAsia="Trebuchet MS" w:hAnsi="Arial"/>
-              </w:rPr>
-              <w:t>→</w:t>
-            </w:r>
-            <w:r>
-              <w:rPr>
-                <w:rFonts w:eastAsia="Trebuchet MS"/>
-              </w:rPr>
-              <w:t xml:space="preserve">862) and 104 </w:t>
-            </w:r>
-            <w:proofErr w:type="spellStart"/>
-            <w:r>
-              <w:rPr>
-                <w:rFonts w:eastAsia="Trebuchet MS"/>
-              </w:rPr>
-              <w:t>ecom</w:t>
-            </w:r>
-            <w:proofErr w:type="spellEnd"/>
-            <w:r>
-              <w:rPr>
-                <w:rFonts w:eastAsia="Trebuchet MS"/>
-              </w:rPr>
-              <w:t xml:space="preserve"> rows (868</w:t>
-            </w:r>
-            <w:r>
-              <w:rPr>
-                <w:rFonts w:ascii="Arial" w:eastAsia="Trebuchet MS" w:hAnsi="Arial"/>
-              </w:rPr>
-              <w:t>→</w:t>
-            </w:r>
-            <w:r>
-              <w:rPr>
-                <w:rFonts w:eastAsia="Trebuchet MS"/>
-              </w:rPr>
-              <w:t>764) present in CESALES but absent from FCTSALES_DD</w:t>
-            </w:r>
-          </w:p>
-        </w:tc>
-        <w:tc>
-          <w:tcPr>
-            <w:tcW w:w="609" w:type="pct"/>
-            <w:tcBorders>
-              <w:bottom w:val="single" w:sz="6" w:space="0" w:color="515151"/>
-              <w:right w:val="single" w:sz="6" w:space="0" w:color="3B3E46"/>
-            </w:tcBorders>
-            <w:tcMar>
-              <w:top w:w="240" w:type="dxa"/>
-              <w:left w:w="240" w:type="dxa"/>
-              <w:bottom w:w="240" w:type="dxa"/>
-              <w:right w:w="240" w:type="dxa"/>
-            </w:tcMar>
-            <w:vAlign w:val="center"/>
-            <w:hideMark/>
-          </w:tcPr>
-          <w:p>
-            <w:pPr>
-              <w:pStyle w:val="BodyText"/>
-              <w:rPr>
-                <w:rFonts w:eastAsia="Trebuchet MS"/>
-              </w:rPr>
-            </w:pPr>
-            <w:r>
-              <w:rPr>
-                <w:rFonts w:eastAsia="Trebuchet MS"/>
-              </w:rPr>
-              <w:t>BL3NF / BLDM</w:t>
-            </w:r>
-          </w:p>
-        </w:tc>
-        <w:tc>
-          <w:tcPr>
-            <w:tcW w:w="1314" w:type="pct"/>
-            <w:tcBorders>
-              <w:bottom w:val="single" w:sz="6" w:space="0" w:color="515151"/>
-              <w:right w:val="single" w:sz="6" w:space="0" w:color="3B3E46"/>
-            </w:tcBorders>
-            <w:tcMar>
-              <w:top w:w="240" w:type="dxa"/>
-              <w:left w:w="240" w:type="dxa"/>
-              <w:bottom w:w="240" w:type="dxa"/>
-              <w:right w:w="240" w:type="dxa"/>
-            </w:tcMar>
-            <w:vAlign w:val="center"/>
-            <w:hideMark/>
-          </w:tcPr>
-          <w:p>
-            <w:pPr>
-              <w:pStyle w:val="BodyText"/>
-              <w:rPr>
-                <w:rFonts w:eastAsia="Trebuchet MS"/>
-              </w:rPr>
-            </w:pPr>
-            <w:r>
-              <w:rPr>
-                <w:rFonts w:eastAsia="Trebuchet MS"/>
-              </w:rPr>
-              <w:t>None documented - fact grain expected to be 1:1</w:t>
-            </w:r>
-          </w:p>
-        </w:tc>
-        <w:tc>
-          <w:tcPr>
-            <w:tcW w:w="1148" w:type="pct"/>
-            <w:tcBorders>
-              <w:bottom w:val="single" w:sz="6" w:space="0" w:color="515151"/>
-              <w:right w:val="single" w:sz="6" w:space="0" w:color="3B3E46"/>
-            </w:tcBorders>
-            <w:tcMar>
-              <w:top w:w="240" w:type="dxa"/>
-              <w:left w:w="240" w:type="dxa"/>
-              <w:bottom w:w="240" w:type="dxa"/>
-              <w:right w:w="240" w:type="dxa"/>
-            </w:tcMar>
-            <w:vAlign w:val="center"/>
-            <w:hideMark/>
-          </w:tcPr>
-          <w:p>
-            <w:pPr>
-              <w:pStyle w:val="BodyText"/>
-              <w:rPr>
-                <w:rFonts w:eastAsia="Trebuchet MS"/>
-              </w:rPr>
-            </w:pPr>
-            <w:r>
-              <w:rPr>
-                <w:rFonts w:eastAsia="Trebuchet MS"/>
-              </w:rPr>
-              <w:t>CONFIRMED discrepancy, root cause not yet identified - requires investigation of FK/SCD2 lookup matching logic in the BL3NF-to-BLDM load before sign-off. Not caught by current automated test suite despite passing Completeness checks.</w:t>
-            </w:r>
-          </w:p>
-        </w:tc>
-      </w:tr>
-      <w:tr>
-        <w:tc>
-          <w:tcPr>
-            <w:tcW w:w="369" w:type="pct"/>
-            <w:tcBorders>
-              <w:left w:val="single" w:sz="6" w:space="0" w:color="3B3E46"/>
-              <w:bottom w:val="single" w:sz="6" w:space="0" w:color="515151"/>
-              <w:right w:val="single" w:sz="6" w:space="0" w:color="3B3E46"/>
-            </w:tcBorders>
-            <w:tcMar>
-              <w:top w:w="240" w:type="dxa"/>
-              <w:left w:w="240" w:type="dxa"/>
-              <w:bottom w:w="240" w:type="dxa"/>
-              <w:right w:w="240" w:type="dxa"/>
-            </w:tcMar>
-            <w:vAlign w:val="center"/>
-            <w:hideMark/>
-          </w:tcPr>
-          <w:p>
-            <w:pPr>
-              <w:pStyle w:val="BodyText"/>
-              <w:rPr>
-                <w:rFonts w:eastAsia="Trebuchet MS"/>
-              </w:rPr>
-            </w:pPr>
-            <w:r>
-              <w:rPr>
-                <w:rFonts w:eastAsia="Trebuchet MS"/>
-              </w:rPr>
-              <w:t>12</w:t>
-            </w:r>
-          </w:p>
-        </w:tc>
-        <w:tc>
-          <w:tcPr>
-            <w:tcW w:w="1561" w:type="pct"/>
-            <w:tcBorders>
-              <w:bottom w:val="single" w:sz="6" w:space="0" w:color="515151"/>
-              <w:right w:val="single" w:sz="6" w:space="0" w:color="3B3E46"/>
-            </w:tcBorders>
-            <w:tcMar>
-              <w:top w:w="240" w:type="dxa"/>
-              <w:left w:w="240" w:type="dxa"/>
-              <w:bottom w:w="240" w:type="dxa"/>
-              <w:right w:w="240" w:type="dxa"/>
-            </w:tcMar>
-            <w:vAlign w:val="center"/>
-            <w:hideMark/>
-          </w:tcPr>
-          <w:p>
-            <w:pPr>
-              <w:pStyle w:val="BodyText"/>
-              <w:rPr>
-                <w:rFonts w:eastAsia="Trebuchet MS"/>
-              </w:rPr>
-            </w:pPr>
-            <w:r>
-              <w:rPr>
-                <w:rFonts w:eastAsia="Trebuchet MS"/>
-              </w:rPr>
-              <w:t xml:space="preserve">CEPRODUCTCATEGORIES row count (25) exceeds distinct </w:t>
-            </w:r>
-            <w:proofErr w:type="spellStart"/>
-            <w:r>
-              <w:rPr>
-                <w:rFonts w:eastAsia="Trebuchet MS"/>
-              </w:rPr>
-              <w:t>productcategoryname</w:t>
-            </w:r>
-            <w:proofErr w:type="spellEnd"/>
-            <w:r>
-              <w:rPr>
-                <w:rFonts w:eastAsia="Trebuchet MS"/>
-              </w:rPr>
-              <w:t xml:space="preserve"> count (23) by 2; sample shows near-duplicate names (e.g. "Belt" vs "Belts")</w:t>
-            </w:r>
-          </w:p>
-        </w:tc>
-        <w:tc>
-          <w:tcPr>
-            <w:tcW w:w="609" w:type="pct"/>
+            <w:tcW w:w="1538" w:type="pct"/>
+            <w:tcBorders>
+              <w:bottom w:val="single" w:sz="6" w:space="0" w:color="515151"/>
+              <w:right w:val="single" w:sz="6" w:space="0" w:color="3B3E46"/>
+            </w:tcBorders>
+            <w:tcMar>
+              <w:top w:w="240" w:type="dxa"/>
+              <w:left w:w="240" w:type="dxa"/>
+              <w:bottom w:w="240" w:type="dxa"/>
+              <w:right w:w="240" w:type="dxa"/>
+            </w:tcMar>
+            <w:vAlign w:val="center"/>
+            <w:hideMark/>
+          </w:tcPr>
+          <w:p>
+            <w:pPr>
+              <w:pStyle w:val="BodyText"/>
+              <w:rPr>
+                <w:rFonts w:eastAsia="Trebuchet MS"/>
+              </w:rPr>
+            </w:pPr>
+            <w:r>
+              <w:rPr>
+                <w:rFonts w:eastAsia="Trebuchet MS"/>
+              </w:rPr>
+              <w:t>CECUSTOMERSSCD and CEPRODUCTSSCD show one fewer total version than distinct natural key count (1667 vs 1668; 714 vs 715)</w:t>
+            </w:r>
+          </w:p>
+        </w:tc>
+        <w:tc>
+          <w:tcPr>
+            <w:tcW w:w="656" w:type="pct"/>
             <w:tcBorders>
               <w:bottom w:val="single" w:sz="6" w:space="0" w:color="515151"/>
               <w:right w:val="single" w:sz="6" w:space="0" w:color="3B3E46"/>
@@ -48556,166 +47087,7 @@
         </w:tc>
         <w:tc>
           <w:tcPr>
-            <w:tcW w:w="1314" w:type="pct"/>
-            <w:tcBorders>
-              <w:bottom w:val="single" w:sz="6" w:space="0" w:color="515151"/>
-              <w:right w:val="single" w:sz="6" w:space="0" w:color="3B3E46"/>
-            </w:tcBorders>
-            <w:tcMar>
-              <w:top w:w="240" w:type="dxa"/>
-              <w:left w:w="240" w:type="dxa"/>
-              <w:bottom w:w="240" w:type="dxa"/>
-              <w:right w:w="240" w:type="dxa"/>
-            </w:tcMar>
-            <w:vAlign w:val="center"/>
-            <w:hideMark/>
-          </w:tcPr>
-          <w:p>
-            <w:pPr>
-              <w:pStyle w:val="BodyText"/>
-              <w:rPr>
-                <w:rFonts w:eastAsia="Trebuchet MS"/>
-              </w:rPr>
-            </w:pPr>
-            <w:r>
-              <w:rPr>
-                <w:rFonts w:eastAsia="Trebuchet MS"/>
-              </w:rPr>
-              <w:t>None - each distinct source string creates a separate category row</w:t>
-            </w:r>
-          </w:p>
-        </w:tc>
-        <w:tc>
-          <w:tcPr>
-            <w:tcW w:w="1148" w:type="pct"/>
-            <w:tcBorders>
-              <w:bottom w:val="single" w:sz="6" w:space="0" w:color="515151"/>
-              <w:right w:val="single" w:sz="6" w:space="0" w:color="3B3E46"/>
-            </w:tcBorders>
-            <w:tcMar>
-              <w:top w:w="240" w:type="dxa"/>
-              <w:left w:w="240" w:type="dxa"/>
-              <w:bottom w:w="240" w:type="dxa"/>
-              <w:right w:w="240" w:type="dxa"/>
-            </w:tcMar>
-            <w:vAlign w:val="center"/>
-            <w:hideMark/>
-          </w:tcPr>
-          <w:p>
-            <w:pPr>
-              <w:pStyle w:val="BodyText"/>
-              <w:rPr>
-                <w:rFonts w:eastAsia="Trebuchet MS"/>
-              </w:rPr>
-            </w:pPr>
-            <w:r>
-              <w:rPr>
-                <w:rFonts w:eastAsia="Trebuchet MS"/>
-              </w:rPr>
-              <w:t>CONFIRMED - likely a business naming inconsistency in source data (singular/plural variants), not a technical defect; recommend a business decision on whether to normalize</w:t>
-            </w:r>
-          </w:p>
-        </w:tc>
-      </w:tr>
-      <w:tr>
-        <w:tc>
-          <w:tcPr>
-            <w:tcW w:w="369" w:type="pct"/>
-            <w:tcBorders>
-              <w:left w:val="single" w:sz="6" w:space="0" w:color="3B3E46"/>
-              <w:bottom w:val="single" w:sz="6" w:space="0" w:color="515151"/>
-              <w:right w:val="single" w:sz="6" w:space="0" w:color="3B3E46"/>
-            </w:tcBorders>
-            <w:tcMar>
-              <w:top w:w="240" w:type="dxa"/>
-              <w:left w:w="240" w:type="dxa"/>
-              <w:bottom w:w="240" w:type="dxa"/>
-              <w:right w:w="240" w:type="dxa"/>
-            </w:tcMar>
-            <w:vAlign w:val="center"/>
-            <w:hideMark/>
-          </w:tcPr>
-          <w:p>
-            <w:pPr>
-              <w:pStyle w:val="BodyText"/>
-              <w:rPr>
-                <w:rFonts w:eastAsia="Trebuchet MS"/>
-              </w:rPr>
-            </w:pPr>
-            <w:r>
-              <w:rPr>
-                <w:rFonts w:eastAsia="Trebuchet MS"/>
-              </w:rPr>
-              <w:lastRenderedPageBreak/>
-              <w:t>13</w:t>
-            </w:r>
-          </w:p>
-        </w:tc>
-        <w:tc>
-          <w:tcPr>
-            <w:tcW w:w="1561" w:type="pct"/>
-            <w:tcBorders>
-              <w:bottom w:val="single" w:sz="6" w:space="0" w:color="515151"/>
-              <w:right w:val="single" w:sz="6" w:space="0" w:color="3B3E46"/>
-            </w:tcBorders>
-            <w:tcMar>
-              <w:top w:w="240" w:type="dxa"/>
-              <w:left w:w="240" w:type="dxa"/>
-              <w:bottom w:w="240" w:type="dxa"/>
-              <w:right w:w="240" w:type="dxa"/>
-            </w:tcMar>
-            <w:vAlign w:val="center"/>
-            <w:hideMark/>
-          </w:tcPr>
-          <w:p>
-            <w:pPr>
-              <w:pStyle w:val="BodyText"/>
-              <w:rPr>
-                <w:rFonts w:eastAsia="Trebuchet MS"/>
-              </w:rPr>
-            </w:pPr>
-            <w:r>
-              <w:rPr>
-                <w:rFonts w:eastAsia="Trebuchet MS"/>
-              </w:rPr>
-              <w:t>CECUSTOMERSSCD and CEPRODUCTSSCD show one fewer total version than distinct natural key count (1667 vs 1668; 714 vs 715)</w:t>
-            </w:r>
-          </w:p>
-        </w:tc>
-        <w:tc>
-          <w:tcPr>
-            <w:tcW w:w="609" w:type="pct"/>
-            <w:tcBorders>
-              <w:bottom w:val="single" w:sz="6" w:space="0" w:color="515151"/>
-              <w:right w:val="single" w:sz="6" w:space="0" w:color="3B3E46"/>
-            </w:tcBorders>
-            <w:tcMar>
-              <w:top w:w="240" w:type="dxa"/>
-              <w:left w:w="240" w:type="dxa"/>
-              <w:bottom w:w="240" w:type="dxa"/>
-              <w:right w:w="240" w:type="dxa"/>
-            </w:tcMar>
-            <w:vAlign w:val="center"/>
-            <w:hideMark/>
-          </w:tcPr>
-          <w:p>
-            <w:pPr>
-              <w:pStyle w:val="BodyText"/>
-              <w:rPr>
-                <w:rFonts w:eastAsia="Trebuchet MS"/>
-              </w:rPr>
-            </w:pPr>
-            <w:r>
-              <w:rPr>
-                <w:rFonts w:eastAsia="Trebuchet MS"/>
-              </w:rPr>
-              <w:t>BL_3NF</w:t>
-            </w:r>
-          </w:p>
-        </w:tc>
-        <w:tc>
-          <w:tcPr>
-            <w:tcW w:w="1314" w:type="pct"/>
+            <w:tcW w:w="1417" w:type="pct"/>
             <w:tcBorders>
               <w:bottom w:val="single" w:sz="6" w:space="0" w:color="515151"/>
               <w:right w:val="single" w:sz="6" w:space="0" w:color="3B3E46"/>
@@ -48746,32 +47118,31 @@
         </w:tc>
         <w:tc>
           <w:tcPr>
-            <w:tcW w:w="1148" w:type="pct"/>
-            <w:tcBorders>
-              <w:bottom w:val="single" w:sz="6" w:space="0" w:color="515151"/>
-              <w:right w:val="single" w:sz="6" w:space="0" w:color="3B3E46"/>
-            </w:tcBorders>
-            <w:tcMar>
-              <w:top w:w="240" w:type="dxa"/>
-              <w:left w:w="240" w:type="dxa"/>
-              <w:bottom w:w="240" w:type="dxa"/>
-              <w:right w:w="240" w:type="dxa"/>
-            </w:tcMar>
-            <w:vAlign w:val="center"/>
-            <w:hideMark/>
-          </w:tcPr>
-          <w:p>
-            <w:pPr>
-              <w:pStyle w:val="BodyText"/>
-              <w:rPr>
-                <w:rFonts w:eastAsia="Trebuchet MS"/>
-              </w:rPr>
-            </w:pPr>
-            <w:r>
-              <w:rPr>
-                <w:rFonts w:eastAsia="Trebuchet MS"/>
-              </w:rPr>
-              <w:t>Requires re-verification - likely a timing artifact from two metrics queries run at slightly different moments during ETL, not a structural defect; re-run both counts within a single transaction to confirm</w:t>
+            <w:tcW w:w="1389" w:type="pct"/>
+            <w:tcBorders>
+              <w:bottom w:val="single" w:sz="6" w:space="0" w:color="515151"/>
+              <w:right w:val="single" w:sz="6" w:space="0" w:color="3B3E46"/>
+            </w:tcBorders>
+            <w:tcMar>
+              <w:top w:w="240" w:type="dxa"/>
+              <w:left w:w="240" w:type="dxa"/>
+              <w:bottom w:w="240" w:type="dxa"/>
+              <w:right w:w="240" w:type="dxa"/>
+            </w:tcMar>
+            <w:hideMark/>
+          </w:tcPr>
+          <w:p>
+            <w:pPr>
+              <w:pStyle w:val="BodyText"/>
+              <w:rPr>
+                <w:rFonts w:eastAsia="Trebuchet MS"/>
+              </w:rPr>
+            </w:pPr>
+            <w:r>
+              <w:t xml:space="preserve">CONFIRMED — </w:t>
+            </w:r>
+            <w:r>
+              <w:t>default row causes the discrepancy</w:t>
             </w:r>
           </w:p>
         </w:tc>
@@ -48800,14 +47171,14 @@
           <w:rFonts w:eastAsia="Trebuchet MS"/>
         </w:rPr>
       </w:pPr>
-      <w:bookmarkStart w:id="53" w:name="_Toc238727108"/>
+      <w:bookmarkStart w:id="52" w:name="_Toc238727108"/>
       <w:r>
         <w:rPr>
           <w:rFonts w:eastAsia="Trebuchet MS"/>
         </w:rPr>
         <w:t>Recommendations</w:t>
       </w:r>
-      <w:bookmarkEnd w:id="53"/>
+      <w:bookmarkEnd w:id="52"/>
     </w:p>
     <w:p>
       <w:pPr>
@@ -48824,79 +47195,7 @@
         <w:rPr>
           <w:rFonts w:eastAsia="Trebuchet MS"/>
         </w:rPr>
-        <w:t>Priority - investigate the BL_3NF</w:t>
-      </w:r>
-      <w:r>
-        <w:rPr>
-          <w:rFonts w:ascii="Arial" w:eastAsia="Trebuchet MS" w:hAnsi="Arial"/>
-        </w:rPr>
-        <w:t>→</w:t>
-      </w:r>
-      <w:r>
-        <w:rPr>
-          <w:rFonts w:eastAsia="Trebuchet MS"/>
-        </w:rPr>
-        <w:t xml:space="preserve">BL_DM row count drop (133 retail + 104 </w:t>
-      </w:r>
-      <w:proofErr w:type="spellStart"/>
-      <w:r>
-        <w:rPr>
-          <w:rFonts w:eastAsia="Trebuchet MS"/>
-        </w:rPr>
-        <w:t>ecom</w:t>
-      </w:r>
-      <w:proofErr w:type="spellEnd"/>
-      <w:r>
-        <w:rPr>
-          <w:rFonts w:eastAsia="Trebuchet MS"/>
-        </w:rPr>
-        <w:t xml:space="preserve"> rows lost) before delivery sign-off - current automated test suite did not flag this despite 100% pass rate, indicating a test coverage gap.</w:t>
-      </w:r>
-    </w:p>
-    <w:p>
-      <w:pPr>
-        <w:pStyle w:val="BodyText"/>
-        <w:numPr>
-          <w:ilvl w:val="0"/>
-          <w:numId w:val="32"/>
-        </w:numPr>
-        <w:rPr>
-          <w:rFonts w:eastAsia="Trebuchet MS"/>
-        </w:rPr>
-      </w:pPr>
-      <w:r>
-        <w:rPr>
-          <w:rFonts w:eastAsia="Trebuchet MS"/>
-        </w:rPr>
-        <w:t>Re-evaluate the "</w:t>
-      </w:r>
-      <w:proofErr w:type="spellStart"/>
-      <w:r>
-        <w:rPr>
-          <w:rFonts w:eastAsia="Trebuchet MS"/>
-        </w:rPr>
-        <w:t>ecom</w:t>
-      </w:r>
-      <w:proofErr w:type="spellEnd"/>
-      <w:r>
-        <w:rPr>
-          <w:rFonts w:eastAsia="Trebuchet MS"/>
-        </w:rPr>
-        <w:t xml:space="preserve"> cost ≈ 1.0 coefficient" design assumption - profiling data does not support it; consider whether FCT_UNIT_COST should actually be populated for </w:t>
-      </w:r>
-      <w:proofErr w:type="spellStart"/>
-      <w:r>
-        <w:rPr>
-          <w:rFonts w:eastAsia="Trebuchet MS"/>
-        </w:rPr>
-        <w:t>ecom</w:t>
-      </w:r>
-      <w:proofErr w:type="spellEnd"/>
-      <w:r>
-        <w:rPr>
-          <w:rFonts w:eastAsia="Trebuchet MS"/>
-        </w:rPr>
-        <w:t>.</w:t>
+        <w:t>Re-evaluate the "ecom cost ≈ 1.0 coefficient" design assumption - profiling data does not support it; consider whether FCT_UNIT_COST should actually be populated for ecom.</w:t>
       </w:r>
     </w:p>
     <w:p>
@@ -48976,14 +47275,14 @@
           <w:rFonts w:eastAsia="Trebuchet MS"/>
         </w:rPr>
       </w:pPr>
-      <w:bookmarkStart w:id="54" w:name="_Toc238727109"/>
+      <w:bookmarkStart w:id="53" w:name="_Toc238727109"/>
       <w:r>
         <w:rPr>
           <w:rFonts w:eastAsia="Trebuchet MS"/>
         </w:rPr>
         <w:t>Conclusion</w:t>
       </w:r>
-      <w:bookmarkEnd w:id="54"/>
+      <w:bookmarkEnd w:id="53"/>
     </w:p>
     <w:p>
       <w:pPr>
@@ -49010,77 +47309,25 @@
         <w:rPr>
           <w:rFonts w:eastAsia="Trebuchet MS"/>
         </w:rPr>
-        <w:t xml:space="preserve">. However, manual review of the profiling results surfaced </w:t>
-      </w:r>
-      <w:r>
-        <w:rPr>
-          <w:rFonts w:eastAsia="Trebuchet MS"/>
-          <w:b/>
-          <w:bCs/>
-        </w:rPr>
-        <w:t>one unresolved, previously unflagged data quality issue</w:t>
+        <w:t xml:space="preserve">. </w:t>
       </w:r>
       <w:r>
         <w:rPr>
           <w:rFonts w:eastAsia="Trebuchet MS"/>
         </w:rPr>
-        <w:t xml:space="preserve">: a significant, unexplained row count reduction between BL_3NF (CE_SALES: 1863 rows) and BL_DM (FCT_SALES_DD: 1626 rows) - a loss of 133 retail and 104 </w:t>
-      </w:r>
-      <w:proofErr w:type="spellStart"/>
-      <w:r>
-        <w:rPr>
-          <w:rFonts w:eastAsia="Trebuchet MS"/>
-        </w:rPr>
-        <w:t>ecom</w:t>
-      </w:r>
-      <w:proofErr w:type="spellEnd"/>
-      <w:r>
-        <w:rPr>
-          <w:rFonts w:eastAsia="Trebuchet MS"/>
-        </w:rPr>
-        <w:t xml:space="preserve"> rows that contradicts the documented 1:1 grain design and was not caught by the existing automated Completeness test suite. Additionally, the design assumption that </w:t>
-      </w:r>
-      <w:proofErr w:type="spellStart"/>
-      <w:r>
-        <w:rPr>
-          <w:rFonts w:eastAsia="Trebuchet MS"/>
-        </w:rPr>
-        <w:t>ecom</w:t>
-      </w:r>
-      <w:proofErr w:type="spellEnd"/>
-      <w:r>
-        <w:rPr>
-          <w:rFonts w:eastAsia="Trebuchet MS"/>
-        </w:rPr>
-        <w:t xml:space="preserve"> cost values approximate a 1.0 coefficient is not well supported by the actual data distribution. </w:t>
-      </w:r>
-      <w:r>
-        <w:rPr>
-          <w:rFonts w:eastAsia="Trebuchet MS"/>
-          <w:b/>
-          <w:bCs/>
-        </w:rPr>
-        <w:t>Status: Pass with Known Issues.</w:t>
+        <w:t>However</w:t>
       </w:r>
       <w:r>
         <w:rPr>
           <w:rFonts w:eastAsia="Trebuchet MS"/>
         </w:rPr>
-        <w:t xml:space="preserve"> The pipeline is not recommended for final delivery sign-off until the BL_DM row count discrepancy is investigated and resolved, and the </w:t>
+        <w:t xml:space="preserve">, the design assumption that ecom cost values approximate a 1.0 coefficient is not well supported by the actual data distribution. </w:t>
       </w:r>
-      <w:proofErr w:type="spellStart"/>
       <w:r>
         <w:rPr>
           <w:rFonts w:eastAsia="Trebuchet MS"/>
         </w:rPr>
-        <w:t>ecom</w:t>
-      </w:r>
-      <w:proofErr w:type="spellEnd"/>
-      <w:r>
-        <w:rPr>
-          <w:rFonts w:eastAsia="Trebuchet MS"/>
-        </w:rPr>
-        <w:t xml:space="preserve"> cost/coefficient rule is confirmed or revised with the business stakeholder.</w:t>
+        <w:t>Additionally, handling duplicate business key rows should be further discussed with clients side in order to handle them correctly or fix the source data.</w:t>
       </w:r>
     </w:p>
     <w:sectPr>
@@ -55718,6 +53965,15 @@
 </file>
 
 <file path=customXml/item1.xml><?xml version="1.0" encoding="utf-8"?>
+<?mso-contentType ?>
+<FormTemplates xmlns="http://schemas.microsoft.com/sharepoint/v3/contenttype/forms">
+  <Display>DocumentLibraryForm</Display>
+  <Edit>DocumentLibraryForm</Edit>
+  <New>DocumentLibraryForm</New>
+</FormTemplates>
+</file>
+
+<file path=customXml/item2.xml><?xml version="1.0" encoding="utf-8"?>
 <p:properties xmlns:p="http://schemas.microsoft.com/office/2006/metadata/properties" xmlns:xsi="http://www.w3.org/2001/XMLSchema-instance" xmlns:pc="http://schemas.microsoft.com/office/infopath/2007/PartnerControls">
   <documentManagement>
     <TaxCatchAll xmlns="55af1afe-24e9-4d9e-8b54-53f2032f41af" xsi:nil="true"/>
@@ -55728,20 +53984,7 @@
 </p:properties>
 </file>
 
-<file path=customXml/item2.xml><?xml version="1.0" encoding="utf-8"?>
-<?mso-contentType ?>
-<FormTemplates xmlns="http://schemas.microsoft.com/sharepoint/v3/contenttype/forms">
-  <Display>DocumentLibraryForm</Display>
-  <Edit>DocumentLibraryForm</Edit>
-  <New>DocumentLibraryForm</New>
-</FormTemplates>
-</file>
-
 <file path=customXml/item3.xml><?xml version="1.0" encoding="utf-8"?>
-<b:Sources xmlns:b="http://schemas.openxmlformats.org/officeDocument/2006/bibliography" xmlns="http://schemas.openxmlformats.org/officeDocument/2006/bibliography" SelectedStyle="\APASixthEditionOfficeOnline.xsl" StyleName="APA" Version="6"/>
-</file>
-
-<file path=customXml/item4.xml><?xml version="1.0" encoding="utf-8"?>
 <ct:contentTypeSchema xmlns:ct="http://schemas.microsoft.com/office/2006/metadata/contentType" xmlns:ma="http://schemas.microsoft.com/office/2006/metadata/properties/metaAttributes" ct:_="" ma:_="" ma:contentTypeName="Document" ma:contentTypeID="0x0101002F54897E54BA54408664CA011F7489F6" ma:contentTypeVersion="17" ma:contentTypeDescription="Create a new document." ma:contentTypeScope="" ma:versionID="36c8e91a9c218b609a25d14f455d7423">
   <xsd:schema xmlns:xsd="http://www.w3.org/2001/XMLSchema" xmlns:xs="http://www.w3.org/2001/XMLSchema" xmlns:p="http://schemas.microsoft.com/office/2006/metadata/properties" xmlns:ns2="59158387-0b2d-4d97-a983-e5561f7f08d0" xmlns:ns3="55af1afe-24e9-4d9e-8b54-53f2032f41af" targetNamespace="http://schemas.microsoft.com/office/2006/metadata/properties" ma:root="true" ma:fieldsID="fd796370758a6950f549c672f58b0ecc" ns2:_="" ns3:_="">
     <xsd:import namespace="59158387-0b2d-4d97-a983-e5561f7f08d0"/>
@@ -55990,7 +54233,19 @@
 </ct:contentTypeSchema>
 </file>
 
+<file path=customXml/item4.xml><?xml version="1.0" encoding="utf-8"?>
+<b:Sources xmlns:b="http://schemas.openxmlformats.org/officeDocument/2006/bibliography" xmlns="http://schemas.openxmlformats.org/officeDocument/2006/bibliography" SelectedStyle="\APASixthEditionOfficeOnline.xsl" StyleName="APA" Version="6"/>
+</file>
+
 <file path=customXml/itemProps1.xml><?xml version="1.0" encoding="utf-8"?>
+<ds:datastoreItem xmlns:ds="http://schemas.openxmlformats.org/officeDocument/2006/customXml" ds:itemID="{49D3E13A-69F5-4E5D-9A2E-D99F93E0E7A9}">
+  <ds:schemaRefs>
+    <ds:schemaRef ds:uri="http://schemas.microsoft.com/sharepoint/v3/contenttype/forms"/>
+  </ds:schemaRefs>
+</ds:datastoreItem>
+</file>
+
+<file path=customXml/itemProps2.xml><?xml version="1.0" encoding="utf-8"?>
 <ds:datastoreItem xmlns:ds="http://schemas.openxmlformats.org/officeDocument/2006/customXml" ds:itemID="{D91F561C-F884-4001-B1A2-C196647BA78D}">
   <ds:schemaRefs>
     <ds:schemaRef ds:uri="http://schemas.microsoft.com/office/2006/metadata/properties"/>
@@ -56001,23 +54256,7 @@
 </ds:datastoreItem>
 </file>
 
-<file path=customXml/itemProps2.xml><?xml version="1.0" encoding="utf-8"?>
-<ds:datastoreItem xmlns:ds="http://schemas.openxmlformats.org/officeDocument/2006/customXml" ds:itemID="{49D3E13A-69F5-4E5D-9A2E-D99F93E0E7A9}">
-  <ds:schemaRefs>
-    <ds:schemaRef ds:uri="http://schemas.microsoft.com/sharepoint/v3/contenttype/forms"/>
-  </ds:schemaRefs>
-</ds:datastoreItem>
-</file>
-
 <file path=customXml/itemProps3.xml><?xml version="1.0" encoding="utf-8"?>
-<ds:datastoreItem xmlns:ds="http://schemas.openxmlformats.org/officeDocument/2006/customXml" ds:itemID="{B177E03F-EDB8-41F1-8E7A-FAC23B29580C}">
-  <ds:schemaRefs>
-    <ds:schemaRef ds:uri="http://schemas.openxmlformats.org/officeDocument/2006/bibliography"/>
-  </ds:schemaRefs>
-</ds:datastoreItem>
-</file>
-
-<file path=customXml/itemProps4.xml><?xml version="1.0" encoding="utf-8"?>
 <ds:datastoreItem xmlns:ds="http://schemas.openxmlformats.org/officeDocument/2006/customXml" ds:itemID="{C7A43183-CC32-4D6F-A4D6-405D54EDCE17}">
   <ds:schemaRefs>
     <ds:schemaRef ds:uri="http://schemas.microsoft.com/office/2006/metadata/contentType"/>
@@ -56034,4 +54273,12 @@
     <ds:schemaRef ds:uri="http://schemas.microsoft.com/internal/obd"/>
   </ds:schemaRefs>
 </ds:datastoreItem>
+</file>
+
+<file path=customXml/itemProps4.xml><?xml version="1.0" encoding="utf-8"?>
+<ds:datastoreItem xmlns:ds="http://schemas.openxmlformats.org/officeDocument/2006/customXml" ds:itemID="{B177E03F-EDB8-41F1-8E7A-FAC23B29580C}">
+  <ds:schemaRefs>
+    <ds:schemaRef ds:uri="http://schemas.openxmlformats.org/officeDocument/2006/bibliography"/>
+  </ds:schemaRefs>
+</ds:datastoreItem>
 </file>